--- a/table2.docx
+++ b/table2.docx
@@ -1030,223 +1030,223 @@
                 <w:rFonts w:ascii="Calibri" w:hAnsi="Calibri"/>
                 <w:sz w:val="20"/>
               </w:rPr>
-              <w:t xml:space="default">462,089 (29%)</w:t>
-            </w:r>
-          </w:p>
-        </w:tc>
-        <w:tc>
-          <w:tcPr>
-            <w:tcBorders>
-              <w:top w:val="single" w:space="0" w:color="D3D3D3"/>
-              <w:bottom w:val="single" w:space="0" w:color="D3D3D3"/>
-              <w:start w:val="single" w:space="0" w:color="D3D3D3"/>
-              <w:end w:val="single" w:space="0" w:color="D3D3D3"/>
-            </w:tcBorders>
-          </w:tcPr>
-          <w:p>
-            <w:pPr>
-              <w:spacing w:before="0" w:after="60"/>
-              <w:keepNext/>
-              <w:jc w:val="center"/>
-            </w:pPr>
-            <w:r>
-              <w:rPr>
-                <w:rFonts w:ascii="Calibri" w:hAnsi="Calibri"/>
-                <w:sz w:val="20"/>
-              </w:rPr>
-              <w:t xml:space="default">475,158 (14%)</w:t>
-            </w:r>
-          </w:p>
-        </w:tc>
-        <w:tc>
-          <w:tcPr>
-            <w:tcBorders>
-              <w:top w:val="single" w:space="0" w:color="D3D3D3"/>
-              <w:bottom w:val="single" w:space="0" w:color="D3D3D3"/>
-              <w:start w:val="single" w:space="0" w:color="D3D3D3"/>
-              <w:end w:val="single" w:space="0" w:color="D3D3D3"/>
-            </w:tcBorders>
-          </w:tcPr>
-          <w:p>
-            <w:pPr>
-              <w:spacing w:before="0" w:after="60"/>
-              <w:keepNext/>
-              <w:jc w:val="center"/>
-            </w:pPr>
-            <w:r>
-              <w:rPr>
-                <w:rFonts w:ascii="Calibri" w:hAnsi="Calibri"/>
-                <w:sz w:val="20"/>
-              </w:rPr>
-              <w:t xml:space="default">43,020 (23%)</w:t>
-            </w:r>
-          </w:p>
-        </w:tc>
-        <w:tc>
-          <w:tcPr>
-            <w:tcBorders>
-              <w:top w:val="single" w:space="0" w:color="D3D3D3"/>
-              <w:bottom w:val="single" w:space="0" w:color="D3D3D3"/>
-              <w:start w:val="single" w:space="0" w:color="D3D3D3"/>
-              <w:end w:val="single" w:space="0" w:color="D3D3D3"/>
-            </w:tcBorders>
-          </w:tcPr>
-          <w:p>
-            <w:pPr>
-              <w:spacing w:before="0" w:after="60"/>
-              <w:keepNext/>
-              <w:jc w:val="center"/>
-            </w:pPr>
-            <w:r>
-              <w:rPr>
-                <w:rFonts w:ascii="Calibri" w:hAnsi="Calibri"/>
-                <w:sz w:val="20"/>
-              </w:rPr>
-              <w:t xml:space="default">49,441 (11%)</w:t>
-            </w:r>
-          </w:p>
-        </w:tc>
-        <w:tc>
-          <w:tcPr>
-            <w:tcBorders>
-              <w:top w:val="single" w:space="0" w:color="D3D3D3"/>
-              <w:bottom w:val="single" w:space="0" w:color="D3D3D3"/>
-              <w:start w:val="single" w:space="0" w:color="D3D3D3"/>
-              <w:end w:val="single" w:space="0" w:color="D3D3D3"/>
-            </w:tcBorders>
-          </w:tcPr>
-          <w:p>
-            <w:pPr>
-              <w:spacing w:before="0" w:after="60"/>
-              <w:keepNext/>
-              <w:jc w:val="center"/>
-            </w:pPr>
-            <w:r>
-              <w:rPr>
-                <w:rFonts w:ascii="Calibri" w:hAnsi="Calibri"/>
-                <w:sz w:val="20"/>
-              </w:rPr>
-              <w:t xml:space="default">18,851 (22%)</w:t>
-            </w:r>
-          </w:p>
-        </w:tc>
-        <w:tc>
-          <w:tcPr>
-            <w:tcBorders>
-              <w:top w:val="single" w:space="0" w:color="D3D3D3"/>
-              <w:bottom w:val="single" w:space="0" w:color="D3D3D3"/>
-              <w:start w:val="single" w:space="0" w:color="D3D3D3"/>
-              <w:end w:val="single" w:space="0" w:color="D3D3D3"/>
-            </w:tcBorders>
-          </w:tcPr>
-          <w:p>
-            <w:pPr>
-              <w:spacing w:before="0" w:after="60"/>
-              <w:keepNext/>
-              <w:jc w:val="center"/>
-            </w:pPr>
-            <w:r>
-              <w:rPr>
-                <w:rFonts w:ascii="Calibri" w:hAnsi="Calibri"/>
-                <w:sz w:val="20"/>
-              </w:rPr>
-              <w:t xml:space="default">22,912 (9.9%)</w:t>
-            </w:r>
-          </w:p>
-        </w:tc>
-        <w:tc>
-          <w:tcPr>
-            <w:tcBorders>
-              <w:top w:val="single" w:space="0" w:color="D3D3D3"/>
-              <w:bottom w:val="single" w:space="0" w:color="D3D3D3"/>
-              <w:start w:val="single" w:space="0" w:color="D3D3D3"/>
-              <w:end w:val="single" w:space="0" w:color="D3D3D3"/>
-            </w:tcBorders>
-          </w:tcPr>
-          <w:p>
-            <w:pPr>
-              <w:spacing w:before="0" w:after="60"/>
-              <w:keepNext/>
-              <w:jc w:val="center"/>
-            </w:pPr>
-            <w:r>
-              <w:rPr>
-                <w:rFonts w:ascii="Calibri" w:hAnsi="Calibri"/>
-                <w:sz w:val="20"/>
-              </w:rPr>
-              <w:t xml:space="default">14,509 (22%)</w:t>
-            </w:r>
-          </w:p>
-        </w:tc>
-        <w:tc>
-          <w:tcPr>
-            <w:tcBorders>
-              <w:top w:val="single" w:space="0" w:color="D3D3D3"/>
-              <w:bottom w:val="single" w:space="0" w:color="D3D3D3"/>
-              <w:start w:val="single" w:space="0" w:color="D3D3D3"/>
-              <w:end w:val="single" w:space="0" w:color="D3D3D3"/>
-            </w:tcBorders>
-          </w:tcPr>
-          <w:p>
-            <w:pPr>
-              <w:spacing w:before="0" w:after="60"/>
-              <w:keepNext/>
-              <w:jc w:val="center"/>
-            </w:pPr>
-            <w:r>
-              <w:rPr>
-                <w:rFonts w:ascii="Calibri" w:hAnsi="Calibri"/>
-                <w:sz w:val="20"/>
-              </w:rPr>
-              <w:t xml:space="default">18,799 (9.6%)</w:t>
-            </w:r>
-          </w:p>
-        </w:tc>
-        <w:tc>
-          <w:tcPr>
-            <w:tcBorders>
-              <w:top w:val="single" w:space="0" w:color="D3D3D3"/>
-              <w:bottom w:val="single" w:space="0" w:color="D3D3D3"/>
-              <w:start w:val="single" w:space="0" w:color="D3D3D3"/>
-              <w:end w:val="single" w:space="0" w:color="D3D3D3"/>
-            </w:tcBorders>
-          </w:tcPr>
-          <w:p>
-            <w:pPr>
-              <w:spacing w:before="0" w:after="60"/>
-              <w:keepNext/>
-              <w:jc w:val="center"/>
-            </w:pPr>
-            <w:r>
-              <w:rPr>
-                <w:rFonts w:ascii="Calibri" w:hAnsi="Calibri"/>
-                <w:sz w:val="20"/>
-              </w:rPr>
-              <w:t xml:space="default">1,117 (30%)</w:t>
-            </w:r>
-          </w:p>
-        </w:tc>
-        <w:tc>
-          <w:tcPr>
-            <w:tcBorders>
-              <w:top w:val="single" w:space="0" w:color="D3D3D3"/>
-              <w:bottom w:val="single" w:space="0" w:color="D3D3D3"/>
-              <w:start w:val="single" w:space="0" w:color="D3D3D3"/>
-              <w:end w:val="single" w:space="0" w:color="D3D3D3"/>
-            </w:tcBorders>
-          </w:tcPr>
-          <w:p>
-            <w:pPr>
-              <w:spacing w:before="0" w:after="60"/>
-              <w:keepNext/>
-              <w:jc w:val="center"/>
-            </w:pPr>
-            <w:r>
-              <w:rPr>
-                <w:rFonts w:ascii="Calibri" w:hAnsi="Calibri"/>
-                <w:sz w:val="20"/>
-              </w:rPr>
-              <w:t xml:space="default">971 (19%)</w:t>
+              <w:t xml:space="default">462,089.00/1,600,137.00 (28.88%) (28.81%, 28.95%)</w:t>
+            </w:r>
+          </w:p>
+        </w:tc>
+        <w:tc>
+          <w:tcPr>
+            <w:tcBorders>
+              <w:top w:val="single" w:space="0" w:color="D3D3D3"/>
+              <w:bottom w:val="single" w:space="0" w:color="D3D3D3"/>
+              <w:start w:val="single" w:space="0" w:color="D3D3D3"/>
+              <w:end w:val="single" w:space="0" w:color="D3D3D3"/>
+            </w:tcBorders>
+          </w:tcPr>
+          <w:p>
+            <w:pPr>
+              <w:spacing w:before="0" w:after="60"/>
+              <w:keepNext/>
+              <w:jc w:val="center"/>
+            </w:pPr>
+            <w:r>
+              <w:rPr>
+                <w:rFonts w:ascii="Calibri" w:hAnsi="Calibri"/>
+                <w:sz w:val="20"/>
+              </w:rPr>
+              <w:t xml:space="default">475,158.00/3,353,622.00 (14.17%) (14.13%, 14.21%)</w:t>
+            </w:r>
+          </w:p>
+        </w:tc>
+        <w:tc>
+          <w:tcPr>
+            <w:tcBorders>
+              <w:top w:val="single" w:space="0" w:color="D3D3D3"/>
+              <w:bottom w:val="single" w:space="0" w:color="D3D3D3"/>
+              <w:start w:val="single" w:space="0" w:color="D3D3D3"/>
+              <w:end w:val="single" w:space="0" w:color="D3D3D3"/>
+            </w:tcBorders>
+          </w:tcPr>
+          <w:p>
+            <w:pPr>
+              <w:spacing w:before="0" w:after="60"/>
+              <w:keepNext/>
+              <w:jc w:val="center"/>
+            </w:pPr>
+            <w:r>
+              <w:rPr>
+                <w:rFonts w:ascii="Calibri" w:hAnsi="Calibri"/>
+                <w:sz w:val="20"/>
+              </w:rPr>
+              <w:t xml:space="default">43,020.00/186,357.00 (23.08%) (22.89%, 23.28%)</w:t>
+            </w:r>
+          </w:p>
+        </w:tc>
+        <w:tc>
+          <w:tcPr>
+            <w:tcBorders>
+              <w:top w:val="single" w:space="0" w:color="D3D3D3"/>
+              <w:bottom w:val="single" w:space="0" w:color="D3D3D3"/>
+              <w:start w:val="single" w:space="0" w:color="D3D3D3"/>
+              <w:end w:val="single" w:space="0" w:color="D3D3D3"/>
+            </w:tcBorders>
+          </w:tcPr>
+          <w:p>
+            <w:pPr>
+              <w:spacing w:before="0" w:after="60"/>
+              <w:keepNext/>
+              <w:jc w:val="center"/>
+            </w:pPr>
+            <w:r>
+              <w:rPr>
+                <w:rFonts w:ascii="Calibri" w:hAnsi="Calibri"/>
+                <w:sz w:val="20"/>
+              </w:rPr>
+              <w:t xml:space="default">49,441.00/465,113.00 (10.63%) (10.54%, 10.72%)</w:t>
+            </w:r>
+          </w:p>
+        </w:tc>
+        <w:tc>
+          <w:tcPr>
+            <w:tcBorders>
+              <w:top w:val="single" w:space="0" w:color="D3D3D3"/>
+              <w:bottom w:val="single" w:space="0" w:color="D3D3D3"/>
+              <w:start w:val="single" w:space="0" w:color="D3D3D3"/>
+              <w:end w:val="single" w:space="0" w:color="D3D3D3"/>
+            </w:tcBorders>
+          </w:tcPr>
+          <w:p>
+            <w:pPr>
+              <w:spacing w:before="0" w:after="60"/>
+              <w:keepNext/>
+              <w:jc w:val="center"/>
+            </w:pPr>
+            <w:r>
+              <w:rPr>
+                <w:rFonts w:ascii="Calibri" w:hAnsi="Calibri"/>
+                <w:sz w:val="20"/>
+              </w:rPr>
+              <w:t xml:space="default">18,851.00/85,980.00 (21.92%) (21.65%, 22.20%)</w:t>
+            </w:r>
+          </w:p>
+        </w:tc>
+        <w:tc>
+          <w:tcPr>
+            <w:tcBorders>
+              <w:top w:val="single" w:space="0" w:color="D3D3D3"/>
+              <w:bottom w:val="single" w:space="0" w:color="D3D3D3"/>
+              <w:start w:val="single" w:space="0" w:color="D3D3D3"/>
+              <w:end w:val="single" w:space="0" w:color="D3D3D3"/>
+            </w:tcBorders>
+          </w:tcPr>
+          <w:p>
+            <w:pPr>
+              <w:spacing w:before="0" w:after="60"/>
+              <w:keepNext/>
+              <w:jc w:val="center"/>
+            </w:pPr>
+            <w:r>
+              <w:rPr>
+                <w:rFonts w:ascii="Calibri" w:hAnsi="Calibri"/>
+                <w:sz w:val="20"/>
+              </w:rPr>
+              <w:t xml:space="default">22,912.00/231,489.00 (9.90%) (9.776%, 10.02%)</w:t>
+            </w:r>
+          </w:p>
+        </w:tc>
+        <w:tc>
+          <w:tcPr>
+            <w:tcBorders>
+              <w:top w:val="single" w:space="0" w:color="D3D3D3"/>
+              <w:bottom w:val="single" w:space="0" w:color="D3D3D3"/>
+              <w:start w:val="single" w:space="0" w:color="D3D3D3"/>
+              <w:end w:val="single" w:space="0" w:color="D3D3D3"/>
+            </w:tcBorders>
+          </w:tcPr>
+          <w:p>
+            <w:pPr>
+              <w:spacing w:before="0" w:after="60"/>
+              <w:keepNext/>
+              <w:jc w:val="center"/>
+            </w:pPr>
+            <w:r>
+              <w:rPr>
+                <w:rFonts w:ascii="Calibri" w:hAnsi="Calibri"/>
+                <w:sz w:val="20"/>
+              </w:rPr>
+              <w:t xml:space="default">14,509.00/64,750.00 (22.41%) (22.09%, 22.73%)</w:t>
+            </w:r>
+          </w:p>
+        </w:tc>
+        <w:tc>
+          <w:tcPr>
+            <w:tcBorders>
+              <w:top w:val="single" w:space="0" w:color="D3D3D3"/>
+              <w:bottom w:val="single" w:space="0" w:color="D3D3D3"/>
+              <w:start w:val="single" w:space="0" w:color="D3D3D3"/>
+              <w:end w:val="single" w:space="0" w:color="D3D3D3"/>
+            </w:tcBorders>
+          </w:tcPr>
+          <w:p>
+            <w:pPr>
+              <w:spacing w:before="0" w:after="60"/>
+              <w:keepNext/>
+              <w:jc w:val="center"/>
+            </w:pPr>
+            <w:r>
+              <w:rPr>
+                <w:rFonts w:ascii="Calibri" w:hAnsi="Calibri"/>
+                <w:sz w:val="20"/>
+              </w:rPr>
+              <w:t xml:space="default">18,799.00/196,245.00 (9.58%) (9.450%, 9.711%)</w:t>
+            </w:r>
+          </w:p>
+        </w:tc>
+        <w:tc>
+          <w:tcPr>
+            <w:tcBorders>
+              <w:top w:val="single" w:space="0" w:color="D3D3D3"/>
+              <w:bottom w:val="single" w:space="0" w:color="D3D3D3"/>
+              <w:start w:val="single" w:space="0" w:color="D3D3D3"/>
+              <w:end w:val="single" w:space="0" w:color="D3D3D3"/>
+            </w:tcBorders>
+          </w:tcPr>
+          <w:p>
+            <w:pPr>
+              <w:spacing w:before="0" w:after="60"/>
+              <w:keepNext/>
+              <w:jc w:val="center"/>
+            </w:pPr>
+            <w:r>
+              <w:rPr>
+                <w:rFonts w:ascii="Calibri" w:hAnsi="Calibri"/>
+                <w:sz w:val="20"/>
+              </w:rPr>
+              <w:t xml:space="default">1,117.00/3,736.00 (29.90%) (28.44%, 31.40%)</w:t>
+            </w:r>
+          </w:p>
+        </w:tc>
+        <w:tc>
+          <w:tcPr>
+            <w:tcBorders>
+              <w:top w:val="single" w:space="0" w:color="D3D3D3"/>
+              <w:bottom w:val="single" w:space="0" w:color="D3D3D3"/>
+              <w:start w:val="single" w:space="0" w:color="D3D3D3"/>
+              <w:end w:val="single" w:space="0" w:color="D3D3D3"/>
+            </w:tcBorders>
+          </w:tcPr>
+          <w:p>
+            <w:pPr>
+              <w:spacing w:before="0" w:after="60"/>
+              <w:keepNext/>
+              <w:jc w:val="center"/>
+            </w:pPr>
+            <w:r>
+              <w:rPr>
+                <w:rFonts w:ascii="Calibri" w:hAnsi="Calibri"/>
+                <w:sz w:val="20"/>
+              </w:rPr>
+              <w:t xml:space="default">971.00/5,225.00 (18.58%) (17.54%, 19.67%)</w:t>
             </w:r>
           </w:p>
         </w:tc>
@@ -1299,223 +1299,223 @@
                 <w:rFonts w:ascii="Calibri" w:hAnsi="Calibri"/>
                 <w:sz w:val="20"/>
               </w:rPr>
-              <w:t xml:space="default">204,097 (13%)</w:t>
-            </w:r>
-          </w:p>
-        </w:tc>
-        <w:tc>
-          <w:tcPr>
-            <w:tcBorders>
-              <w:top w:val="single" w:space="0" w:color="D3D3D3"/>
-              <w:bottom w:val="single" w:space="0" w:color="D3D3D3"/>
-              <w:start w:val="single" w:space="0" w:color="D3D3D3"/>
-              <w:end w:val="single" w:space="0" w:color="D3D3D3"/>
-            </w:tcBorders>
-          </w:tcPr>
-          <w:p>
-            <w:pPr>
-              <w:spacing w:before="0" w:after="60"/>
-              <w:keepNext/>
-              <w:jc w:val="center"/>
-            </w:pPr>
-            <w:r>
-              <w:rPr>
-                <w:rFonts w:ascii="Calibri" w:hAnsi="Calibri"/>
-                <w:sz w:val="20"/>
-              </w:rPr>
-              <w:t xml:space="default">328,362 (9.8%)</w:t>
-            </w:r>
-          </w:p>
-        </w:tc>
-        <w:tc>
-          <w:tcPr>
-            <w:tcBorders>
-              <w:top w:val="single" w:space="0" w:color="D3D3D3"/>
-              <w:bottom w:val="single" w:space="0" w:color="D3D3D3"/>
-              <w:start w:val="single" w:space="0" w:color="D3D3D3"/>
-              <w:end w:val="single" w:space="0" w:color="D3D3D3"/>
-            </w:tcBorders>
-          </w:tcPr>
-          <w:p>
-            <w:pPr>
-              <w:spacing w:before="0" w:after="60"/>
-              <w:keepNext/>
-              <w:jc w:val="center"/>
-            </w:pPr>
-            <w:r>
-              <w:rPr>
-                <w:rFonts w:ascii="Calibri" w:hAnsi="Calibri"/>
-                <w:sz w:val="20"/>
-              </w:rPr>
-              <w:t xml:space="default">23,421 (13%)</w:t>
-            </w:r>
-          </w:p>
-        </w:tc>
-        <w:tc>
-          <w:tcPr>
-            <w:tcBorders>
-              <w:top w:val="single" w:space="0" w:color="D3D3D3"/>
-              <w:bottom w:val="single" w:space="0" w:color="D3D3D3"/>
-              <w:start w:val="single" w:space="0" w:color="D3D3D3"/>
-              <w:end w:val="single" w:space="0" w:color="D3D3D3"/>
-            </w:tcBorders>
-          </w:tcPr>
-          <w:p>
-            <w:pPr>
-              <w:spacing w:before="0" w:after="60"/>
-              <w:keepNext/>
-              <w:jc w:val="center"/>
-            </w:pPr>
-            <w:r>
-              <w:rPr>
-                <w:rFonts w:ascii="Calibri" w:hAnsi="Calibri"/>
-                <w:sz w:val="20"/>
-              </w:rPr>
-              <w:t xml:space="default">41,782 (9.0%)</w:t>
-            </w:r>
-          </w:p>
-        </w:tc>
-        <w:tc>
-          <w:tcPr>
-            <w:tcBorders>
-              <w:top w:val="single" w:space="0" w:color="D3D3D3"/>
-              <w:bottom w:val="single" w:space="0" w:color="D3D3D3"/>
-              <w:start w:val="single" w:space="0" w:color="D3D3D3"/>
-              <w:end w:val="single" w:space="0" w:color="D3D3D3"/>
-            </w:tcBorders>
-          </w:tcPr>
-          <w:p>
-            <w:pPr>
-              <w:spacing w:before="0" w:after="60"/>
-              <w:keepNext/>
-              <w:jc w:val="center"/>
-            </w:pPr>
-            <w:r>
-              <w:rPr>
-                <w:rFonts w:ascii="Calibri" w:hAnsi="Calibri"/>
-                <w:sz w:val="20"/>
-              </w:rPr>
-              <w:t xml:space="default">10,746 (12%)</w:t>
-            </w:r>
-          </w:p>
-        </w:tc>
-        <w:tc>
-          <w:tcPr>
-            <w:tcBorders>
-              <w:top w:val="single" w:space="0" w:color="D3D3D3"/>
-              <w:bottom w:val="single" w:space="0" w:color="D3D3D3"/>
-              <w:start w:val="single" w:space="0" w:color="D3D3D3"/>
-              <w:end w:val="single" w:space="0" w:color="D3D3D3"/>
-            </w:tcBorders>
-          </w:tcPr>
-          <w:p>
-            <w:pPr>
-              <w:spacing w:before="0" w:after="60"/>
-              <w:keepNext/>
-              <w:jc w:val="center"/>
-            </w:pPr>
-            <w:r>
-              <w:rPr>
-                <w:rFonts w:ascii="Calibri" w:hAnsi="Calibri"/>
-                <w:sz w:val="20"/>
-              </w:rPr>
-              <w:t xml:space="default">20,164 (8.7%)</w:t>
-            </w:r>
-          </w:p>
-        </w:tc>
-        <w:tc>
-          <w:tcPr>
-            <w:tcBorders>
-              <w:top w:val="single" w:space="0" w:color="D3D3D3"/>
-              <w:bottom w:val="single" w:space="0" w:color="D3D3D3"/>
-              <w:start w:val="single" w:space="0" w:color="D3D3D3"/>
-              <w:end w:val="single" w:space="0" w:color="D3D3D3"/>
-            </w:tcBorders>
-          </w:tcPr>
-          <w:p>
-            <w:pPr>
-              <w:spacing w:before="0" w:after="60"/>
-              <w:keepNext/>
-              <w:jc w:val="center"/>
-            </w:pPr>
-            <w:r>
-              <w:rPr>
-                <w:rFonts w:ascii="Calibri" w:hAnsi="Calibri"/>
-                <w:sz w:val="20"/>
-              </w:rPr>
-              <w:t xml:space="default">7,883 (12%)</w:t>
-            </w:r>
-          </w:p>
-        </w:tc>
-        <w:tc>
-          <w:tcPr>
-            <w:tcBorders>
-              <w:top w:val="single" w:space="0" w:color="D3D3D3"/>
-              <w:bottom w:val="single" w:space="0" w:color="D3D3D3"/>
-              <w:start w:val="single" w:space="0" w:color="D3D3D3"/>
-              <w:end w:val="single" w:space="0" w:color="D3D3D3"/>
-            </w:tcBorders>
-          </w:tcPr>
-          <w:p>
-            <w:pPr>
-              <w:spacing w:before="0" w:after="60"/>
-              <w:keepNext/>
-              <w:jc w:val="center"/>
-            </w:pPr>
-            <w:r>
-              <w:rPr>
-                <w:rFonts w:ascii="Calibri" w:hAnsi="Calibri"/>
-                <w:sz w:val="20"/>
-              </w:rPr>
-              <w:t xml:space="default">16,445 (8.4%)</w:t>
-            </w:r>
-          </w:p>
-        </w:tc>
-        <w:tc>
-          <w:tcPr>
-            <w:tcBorders>
-              <w:top w:val="single" w:space="0" w:color="D3D3D3"/>
-              <w:bottom w:val="single" w:space="0" w:color="D3D3D3"/>
-              <w:start w:val="single" w:space="0" w:color="D3D3D3"/>
-              <w:end w:val="single" w:space="0" w:color="D3D3D3"/>
-            </w:tcBorders>
-          </w:tcPr>
-          <w:p>
-            <w:pPr>
-              <w:spacing w:before="0" w:after="60"/>
-              <w:keepNext/>
-              <w:jc w:val="center"/>
-            </w:pPr>
-            <w:r>
-              <w:rPr>
-                <w:rFonts w:ascii="Calibri" w:hAnsi="Calibri"/>
-                <w:sz w:val="20"/>
-              </w:rPr>
-              <w:t xml:space="default">496 (13%)</w:t>
-            </w:r>
-          </w:p>
-        </w:tc>
-        <w:tc>
-          <w:tcPr>
-            <w:tcBorders>
-              <w:top w:val="single" w:space="0" w:color="D3D3D3"/>
-              <w:bottom w:val="single" w:space="0" w:color="D3D3D3"/>
-              <w:start w:val="single" w:space="0" w:color="D3D3D3"/>
-              <w:end w:val="single" w:space="0" w:color="D3D3D3"/>
-            </w:tcBorders>
-          </w:tcPr>
-          <w:p>
-            <w:pPr>
-              <w:spacing w:before="0" w:after="60"/>
-              <w:keepNext/>
-              <w:jc w:val="center"/>
-            </w:pPr>
-            <w:r>
-              <w:rPr>
-                <w:rFonts w:ascii="Calibri" w:hAnsi="Calibri"/>
-                <w:sz w:val="20"/>
-              </w:rPr>
-              <w:t xml:space="default">577 (11%)</w:t>
+              <w:t xml:space="default">204,097.00/1,600,137.00 (12.75%) (12.70%, 12.81%)</w:t>
+            </w:r>
+          </w:p>
+        </w:tc>
+        <w:tc>
+          <w:tcPr>
+            <w:tcBorders>
+              <w:top w:val="single" w:space="0" w:color="D3D3D3"/>
+              <w:bottom w:val="single" w:space="0" w:color="D3D3D3"/>
+              <w:start w:val="single" w:space="0" w:color="D3D3D3"/>
+              <w:end w:val="single" w:space="0" w:color="D3D3D3"/>
+            </w:tcBorders>
+          </w:tcPr>
+          <w:p>
+            <w:pPr>
+              <w:spacing w:before="0" w:after="60"/>
+              <w:keepNext/>
+              <w:jc w:val="center"/>
+            </w:pPr>
+            <w:r>
+              <w:rPr>
+                <w:rFonts w:ascii="Calibri" w:hAnsi="Calibri"/>
+                <w:sz w:val="20"/>
+              </w:rPr>
+              <w:t xml:space="default">328,362.00/3,353,622.00 (9.79%) (9.759%, 9.823%)</w:t>
+            </w:r>
+          </w:p>
+        </w:tc>
+        <w:tc>
+          <w:tcPr>
+            <w:tcBorders>
+              <w:top w:val="single" w:space="0" w:color="D3D3D3"/>
+              <w:bottom w:val="single" w:space="0" w:color="D3D3D3"/>
+              <w:start w:val="single" w:space="0" w:color="D3D3D3"/>
+              <w:end w:val="single" w:space="0" w:color="D3D3D3"/>
+            </w:tcBorders>
+          </w:tcPr>
+          <w:p>
+            <w:pPr>
+              <w:spacing w:before="0" w:after="60"/>
+              <w:keepNext/>
+              <w:jc w:val="center"/>
+            </w:pPr>
+            <w:r>
+              <w:rPr>
+                <w:rFonts w:ascii="Calibri" w:hAnsi="Calibri"/>
+                <w:sz w:val="20"/>
+              </w:rPr>
+              <w:t xml:space="default">23,421.00/186,357.00 (12.57%) (12.42%, 12.72%)</w:t>
+            </w:r>
+          </w:p>
+        </w:tc>
+        <w:tc>
+          <w:tcPr>
+            <w:tcBorders>
+              <w:top w:val="single" w:space="0" w:color="D3D3D3"/>
+              <w:bottom w:val="single" w:space="0" w:color="D3D3D3"/>
+              <w:start w:val="single" w:space="0" w:color="D3D3D3"/>
+              <w:end w:val="single" w:space="0" w:color="D3D3D3"/>
+            </w:tcBorders>
+          </w:tcPr>
+          <w:p>
+            <w:pPr>
+              <w:spacing w:before="0" w:after="60"/>
+              <w:keepNext/>
+              <w:jc w:val="center"/>
+            </w:pPr>
+            <w:r>
+              <w:rPr>
+                <w:rFonts w:ascii="Calibri" w:hAnsi="Calibri"/>
+                <w:sz w:val="20"/>
+              </w:rPr>
+              <w:t xml:space="default">41,782.00/465,113.00 (8.98%) (8.901%, 9.066%)</w:t>
+            </w:r>
+          </w:p>
+        </w:tc>
+        <w:tc>
+          <w:tcPr>
+            <w:tcBorders>
+              <w:top w:val="single" w:space="0" w:color="D3D3D3"/>
+              <w:bottom w:val="single" w:space="0" w:color="D3D3D3"/>
+              <w:start w:val="single" w:space="0" w:color="D3D3D3"/>
+              <w:end w:val="single" w:space="0" w:color="D3D3D3"/>
+            </w:tcBorders>
+          </w:tcPr>
+          <w:p>
+            <w:pPr>
+              <w:spacing w:before="0" w:after="60"/>
+              <w:keepNext/>
+              <w:jc w:val="center"/>
+            </w:pPr>
+            <w:r>
+              <w:rPr>
+                <w:rFonts w:ascii="Calibri" w:hAnsi="Calibri"/>
+                <w:sz w:val="20"/>
+              </w:rPr>
+              <w:t xml:space="default">10,746.00/85,980.00 (12.50%) (12.28%, 12.72%)</w:t>
+            </w:r>
+          </w:p>
+        </w:tc>
+        <w:tc>
+          <w:tcPr>
+            <w:tcBorders>
+              <w:top w:val="single" w:space="0" w:color="D3D3D3"/>
+              <w:bottom w:val="single" w:space="0" w:color="D3D3D3"/>
+              <w:start w:val="single" w:space="0" w:color="D3D3D3"/>
+              <w:end w:val="single" w:space="0" w:color="D3D3D3"/>
+            </w:tcBorders>
+          </w:tcPr>
+          <w:p>
+            <w:pPr>
+              <w:spacing w:before="0" w:after="60"/>
+              <w:keepNext/>
+              <w:jc w:val="center"/>
+            </w:pPr>
+            <w:r>
+              <w:rPr>
+                <w:rFonts w:ascii="Calibri" w:hAnsi="Calibri"/>
+                <w:sz w:val="20"/>
+              </w:rPr>
+              <w:t xml:space="default">20,164.00/231,489.00 (8.71%) (8.596%, 8.826%)</w:t>
+            </w:r>
+          </w:p>
+        </w:tc>
+        <w:tc>
+          <w:tcPr>
+            <w:tcBorders>
+              <w:top w:val="single" w:space="0" w:color="D3D3D3"/>
+              <w:bottom w:val="single" w:space="0" w:color="D3D3D3"/>
+              <w:start w:val="single" w:space="0" w:color="D3D3D3"/>
+              <w:end w:val="single" w:space="0" w:color="D3D3D3"/>
+            </w:tcBorders>
+          </w:tcPr>
+          <w:p>
+            <w:pPr>
+              <w:spacing w:before="0" w:after="60"/>
+              <w:keepNext/>
+              <w:jc w:val="center"/>
+            </w:pPr>
+            <w:r>
+              <w:rPr>
+                <w:rFonts w:ascii="Calibri" w:hAnsi="Calibri"/>
+                <w:sz w:val="20"/>
+              </w:rPr>
+              <w:t xml:space="default">7,883.00/64,750.00 (12.17%) (11.92%, 12.43%)</w:t>
+            </w:r>
+          </w:p>
+        </w:tc>
+        <w:tc>
+          <w:tcPr>
+            <w:tcBorders>
+              <w:top w:val="single" w:space="0" w:color="D3D3D3"/>
+              <w:bottom w:val="single" w:space="0" w:color="D3D3D3"/>
+              <w:start w:val="single" w:space="0" w:color="D3D3D3"/>
+              <w:end w:val="single" w:space="0" w:color="D3D3D3"/>
+            </w:tcBorders>
+          </w:tcPr>
+          <w:p>
+            <w:pPr>
+              <w:spacing w:before="0" w:after="60"/>
+              <w:keepNext/>
+              <w:jc w:val="center"/>
+            </w:pPr>
+            <w:r>
+              <w:rPr>
+                <w:rFonts w:ascii="Calibri" w:hAnsi="Calibri"/>
+                <w:sz w:val="20"/>
+              </w:rPr>
+              <w:t xml:space="default">16,445.00/196,245.00 (8.38%) (8.258%, 8.503%)</w:t>
+            </w:r>
+          </w:p>
+        </w:tc>
+        <w:tc>
+          <w:tcPr>
+            <w:tcBorders>
+              <w:top w:val="single" w:space="0" w:color="D3D3D3"/>
+              <w:bottom w:val="single" w:space="0" w:color="D3D3D3"/>
+              <w:start w:val="single" w:space="0" w:color="D3D3D3"/>
+              <w:end w:val="single" w:space="0" w:color="D3D3D3"/>
+            </w:tcBorders>
+          </w:tcPr>
+          <w:p>
+            <w:pPr>
+              <w:spacing w:before="0" w:after="60"/>
+              <w:keepNext/>
+              <w:jc w:val="center"/>
+            </w:pPr>
+            <w:r>
+              <w:rPr>
+                <w:rFonts w:ascii="Calibri" w:hAnsi="Calibri"/>
+                <w:sz w:val="20"/>
+              </w:rPr>
+              <w:t xml:space="default">496.00/3,736.00 (13.28%) (12.21%, 14.42%)</w:t>
+            </w:r>
+          </w:p>
+        </w:tc>
+        <w:tc>
+          <w:tcPr>
+            <w:tcBorders>
+              <w:top w:val="single" w:space="0" w:color="D3D3D3"/>
+              <w:bottom w:val="single" w:space="0" w:color="D3D3D3"/>
+              <w:start w:val="single" w:space="0" w:color="D3D3D3"/>
+              <w:end w:val="single" w:space="0" w:color="D3D3D3"/>
+            </w:tcBorders>
+          </w:tcPr>
+          <w:p>
+            <w:pPr>
+              <w:spacing w:before="0" w:after="60"/>
+              <w:keepNext/>
+              <w:jc w:val="center"/>
+            </w:pPr>
+            <w:r>
+              <w:rPr>
+                <w:rFonts w:ascii="Calibri" w:hAnsi="Calibri"/>
+                <w:sz w:val="20"/>
+              </w:rPr>
+              <w:t xml:space="default">577.00/5,225.00 (11.04%) (10.21%, 11.93%)</w:t>
             </w:r>
           </w:p>
         </w:tc>
@@ -1568,223 +1568,223 @@
                 <w:rFonts w:ascii="Calibri" w:hAnsi="Calibri"/>
                 <w:sz w:val="20"/>
               </w:rPr>
-              <w:t xml:space="default">587,436 (37%)</w:t>
-            </w:r>
-          </w:p>
-        </w:tc>
-        <w:tc>
-          <w:tcPr>
-            <w:tcBorders>
-              <w:top w:val="single" w:space="0" w:color="D3D3D3"/>
-              <w:bottom w:val="single" w:space="0" w:color="D3D3D3"/>
-              <w:start w:val="single" w:space="0" w:color="D3D3D3"/>
-              <w:end w:val="single" w:space="0" w:color="D3D3D3"/>
-            </w:tcBorders>
-          </w:tcPr>
-          <w:p>
-            <w:pPr>
-              <w:spacing w:before="0" w:after="60"/>
-              <w:keepNext/>
-              <w:jc w:val="center"/>
-            </w:pPr>
-            <w:r>
-              <w:rPr>
-                <w:rFonts w:ascii="Calibri" w:hAnsi="Calibri"/>
-                <w:sz w:val="20"/>
-              </w:rPr>
-              <w:t xml:space="default">1,139,513 (34%)</w:t>
-            </w:r>
-          </w:p>
-        </w:tc>
-        <w:tc>
-          <w:tcPr>
-            <w:tcBorders>
-              <w:top w:val="single" w:space="0" w:color="D3D3D3"/>
-              <w:bottom w:val="single" w:space="0" w:color="D3D3D3"/>
-              <w:start w:val="single" w:space="0" w:color="D3D3D3"/>
-              <w:end w:val="single" w:space="0" w:color="D3D3D3"/>
-            </w:tcBorders>
-          </w:tcPr>
-          <w:p>
-            <w:pPr>
-              <w:spacing w:before="0" w:after="60"/>
-              <w:keepNext/>
-              <w:jc w:val="center"/>
-            </w:pPr>
-            <w:r>
-              <w:rPr>
-                <w:rFonts w:ascii="Calibri" w:hAnsi="Calibri"/>
-                <w:sz w:val="20"/>
-              </w:rPr>
-              <w:t xml:space="default">70,116 (38%)</w:t>
-            </w:r>
-          </w:p>
-        </w:tc>
-        <w:tc>
-          <w:tcPr>
-            <w:tcBorders>
-              <w:top w:val="single" w:space="0" w:color="D3D3D3"/>
-              <w:bottom w:val="single" w:space="0" w:color="D3D3D3"/>
-              <w:start w:val="single" w:space="0" w:color="D3D3D3"/>
-              <w:end w:val="single" w:space="0" w:color="D3D3D3"/>
-            </w:tcBorders>
-          </w:tcPr>
-          <w:p>
-            <w:pPr>
-              <w:spacing w:before="0" w:after="60"/>
-              <w:keepNext/>
-              <w:jc w:val="center"/>
-            </w:pPr>
-            <w:r>
-              <w:rPr>
-                <w:rFonts w:ascii="Calibri" w:hAnsi="Calibri"/>
-                <w:sz w:val="20"/>
-              </w:rPr>
-              <w:t xml:space="default">150,029 (32%)</w:t>
-            </w:r>
-          </w:p>
-        </w:tc>
-        <w:tc>
-          <w:tcPr>
-            <w:tcBorders>
-              <w:top w:val="single" w:space="0" w:color="D3D3D3"/>
-              <w:bottom w:val="single" w:space="0" w:color="D3D3D3"/>
-              <w:start w:val="single" w:space="0" w:color="D3D3D3"/>
-              <w:end w:val="single" w:space="0" w:color="D3D3D3"/>
-            </w:tcBorders>
-          </w:tcPr>
-          <w:p>
-            <w:pPr>
-              <w:spacing w:before="0" w:after="60"/>
-              <w:keepNext/>
-              <w:jc w:val="center"/>
-            </w:pPr>
-            <w:r>
-              <w:rPr>
-                <w:rFonts w:ascii="Calibri" w:hAnsi="Calibri"/>
-                <w:sz w:val="20"/>
-              </w:rPr>
-              <w:t xml:space="default">32,483 (38%)</w:t>
-            </w:r>
-          </w:p>
-        </w:tc>
-        <w:tc>
-          <w:tcPr>
-            <w:tcBorders>
-              <w:top w:val="single" w:space="0" w:color="D3D3D3"/>
-              <w:bottom w:val="single" w:space="0" w:color="D3D3D3"/>
-              <w:start w:val="single" w:space="0" w:color="D3D3D3"/>
-              <w:end w:val="single" w:space="0" w:color="D3D3D3"/>
-            </w:tcBorders>
-          </w:tcPr>
-          <w:p>
-            <w:pPr>
-              <w:spacing w:before="0" w:after="60"/>
-              <w:keepNext/>
-              <w:jc w:val="center"/>
-            </w:pPr>
-            <w:r>
-              <w:rPr>
-                <w:rFonts w:ascii="Calibri" w:hAnsi="Calibri"/>
-                <w:sz w:val="20"/>
-              </w:rPr>
-              <w:t xml:space="default">72,849 (31%)</w:t>
-            </w:r>
-          </w:p>
-        </w:tc>
-        <w:tc>
-          <w:tcPr>
-            <w:tcBorders>
-              <w:top w:val="single" w:space="0" w:color="D3D3D3"/>
-              <w:bottom w:val="single" w:space="0" w:color="D3D3D3"/>
-              <w:start w:val="single" w:space="0" w:color="D3D3D3"/>
-              <w:end w:val="single" w:space="0" w:color="D3D3D3"/>
-            </w:tcBorders>
-          </w:tcPr>
-          <w:p>
-            <w:pPr>
-              <w:spacing w:before="0" w:after="60"/>
-              <w:keepNext/>
-              <w:jc w:val="center"/>
-            </w:pPr>
-            <w:r>
-              <w:rPr>
-                <w:rFonts w:ascii="Calibri" w:hAnsi="Calibri"/>
-                <w:sz w:val="20"/>
-              </w:rPr>
-              <w:t xml:space="default">24,353 (38%)</w:t>
-            </w:r>
-          </w:p>
-        </w:tc>
-        <w:tc>
-          <w:tcPr>
-            <w:tcBorders>
-              <w:top w:val="single" w:space="0" w:color="D3D3D3"/>
-              <w:bottom w:val="single" w:space="0" w:color="D3D3D3"/>
-              <w:start w:val="single" w:space="0" w:color="D3D3D3"/>
-              <w:end w:val="single" w:space="0" w:color="D3D3D3"/>
-            </w:tcBorders>
-          </w:tcPr>
-          <w:p>
-            <w:pPr>
-              <w:spacing w:before="0" w:after="60"/>
-              <w:keepNext/>
-              <w:jc w:val="center"/>
-            </w:pPr>
-            <w:r>
-              <w:rPr>
-                <w:rFonts w:ascii="Calibri" w:hAnsi="Calibri"/>
-                <w:sz w:val="20"/>
-              </w:rPr>
-              <w:t xml:space="default">60,551 (31%)</w:t>
-            </w:r>
-          </w:p>
-        </w:tc>
-        <w:tc>
-          <w:tcPr>
-            <w:tcBorders>
-              <w:top w:val="single" w:space="0" w:color="D3D3D3"/>
-              <w:bottom w:val="single" w:space="0" w:color="D3D3D3"/>
-              <w:start w:val="single" w:space="0" w:color="D3D3D3"/>
-              <w:end w:val="single" w:space="0" w:color="D3D3D3"/>
-            </w:tcBorders>
-          </w:tcPr>
-          <w:p>
-            <w:pPr>
-              <w:spacing w:before="0" w:after="60"/>
-              <w:keepNext/>
-              <w:jc w:val="center"/>
-            </w:pPr>
-            <w:r>
-              <w:rPr>
-                <w:rFonts w:ascii="Calibri" w:hAnsi="Calibri"/>
-                <w:sz w:val="20"/>
-              </w:rPr>
-              <w:t xml:space="default">1,395 (37%)</w:t>
-            </w:r>
-          </w:p>
-        </w:tc>
-        <w:tc>
-          <w:tcPr>
-            <w:tcBorders>
-              <w:top w:val="single" w:space="0" w:color="D3D3D3"/>
-              <w:bottom w:val="single" w:space="0" w:color="D3D3D3"/>
-              <w:start w:val="single" w:space="0" w:color="D3D3D3"/>
-              <w:end w:val="single" w:space="0" w:color="D3D3D3"/>
-            </w:tcBorders>
-          </w:tcPr>
-          <w:p>
-            <w:pPr>
-              <w:spacing w:before="0" w:after="60"/>
-              <w:keepNext/>
-              <w:jc w:val="center"/>
-            </w:pPr>
-            <w:r>
-              <w:rPr>
-                <w:rFonts w:ascii="Calibri" w:hAnsi="Calibri"/>
-                <w:sz w:val="20"/>
-              </w:rPr>
-              <w:t xml:space="default">1,872 (36%)</w:t>
+              <w:t xml:space="default">587,436.00/1,600,137.00 (36.71%) (36.64%, 36.79%)</w:t>
+            </w:r>
+          </w:p>
+        </w:tc>
+        <w:tc>
+          <w:tcPr>
+            <w:tcBorders>
+              <w:top w:val="single" w:space="0" w:color="D3D3D3"/>
+              <w:bottom w:val="single" w:space="0" w:color="D3D3D3"/>
+              <w:start w:val="single" w:space="0" w:color="D3D3D3"/>
+              <w:end w:val="single" w:space="0" w:color="D3D3D3"/>
+            </w:tcBorders>
+          </w:tcPr>
+          <w:p>
+            <w:pPr>
+              <w:spacing w:before="0" w:after="60"/>
+              <w:keepNext/>
+              <w:jc w:val="center"/>
+            </w:pPr>
+            <w:r>
+              <w:rPr>
+                <w:rFonts w:ascii="Calibri" w:hAnsi="Calibri"/>
+                <w:sz w:val="20"/>
+              </w:rPr>
+              <w:t xml:space="default">1,139,513.00/3,353,622.00 (33.98%) (33.93%, 34.03%)</w:t>
+            </w:r>
+          </w:p>
+        </w:tc>
+        <w:tc>
+          <w:tcPr>
+            <w:tcBorders>
+              <w:top w:val="single" w:space="0" w:color="D3D3D3"/>
+              <w:bottom w:val="single" w:space="0" w:color="D3D3D3"/>
+              <w:start w:val="single" w:space="0" w:color="D3D3D3"/>
+              <w:end w:val="single" w:space="0" w:color="D3D3D3"/>
+            </w:tcBorders>
+          </w:tcPr>
+          <w:p>
+            <w:pPr>
+              <w:spacing w:before="0" w:after="60"/>
+              <w:keepNext/>
+              <w:jc w:val="center"/>
+            </w:pPr>
+            <w:r>
+              <w:rPr>
+                <w:rFonts w:ascii="Calibri" w:hAnsi="Calibri"/>
+                <w:sz w:val="20"/>
+              </w:rPr>
+              <w:t xml:space="default">70,116.00/186,357.00 (37.62%) (37.40%, 37.85%)</w:t>
+            </w:r>
+          </w:p>
+        </w:tc>
+        <w:tc>
+          <w:tcPr>
+            <w:tcBorders>
+              <w:top w:val="single" w:space="0" w:color="D3D3D3"/>
+              <w:bottom w:val="single" w:space="0" w:color="D3D3D3"/>
+              <w:start w:val="single" w:space="0" w:color="D3D3D3"/>
+              <w:end w:val="single" w:space="0" w:color="D3D3D3"/>
+            </w:tcBorders>
+          </w:tcPr>
+          <w:p>
+            <w:pPr>
+              <w:spacing w:before="0" w:after="60"/>
+              <w:keepNext/>
+              <w:jc w:val="center"/>
+            </w:pPr>
+            <w:r>
+              <w:rPr>
+                <w:rFonts w:ascii="Calibri" w:hAnsi="Calibri"/>
+                <w:sz w:val="20"/>
+              </w:rPr>
+              <w:t xml:space="default">150,029.00/465,113.00 (32.26%) (32.12%, 32.39%)</w:t>
+            </w:r>
+          </w:p>
+        </w:tc>
+        <w:tc>
+          <w:tcPr>
+            <w:tcBorders>
+              <w:top w:val="single" w:space="0" w:color="D3D3D3"/>
+              <w:bottom w:val="single" w:space="0" w:color="D3D3D3"/>
+              <w:start w:val="single" w:space="0" w:color="D3D3D3"/>
+              <w:end w:val="single" w:space="0" w:color="D3D3D3"/>
+            </w:tcBorders>
+          </w:tcPr>
+          <w:p>
+            <w:pPr>
+              <w:spacing w:before="0" w:after="60"/>
+              <w:keepNext/>
+              <w:jc w:val="center"/>
+            </w:pPr>
+            <w:r>
+              <w:rPr>
+                <w:rFonts w:ascii="Calibri" w:hAnsi="Calibri"/>
+                <w:sz w:val="20"/>
+              </w:rPr>
+              <w:t xml:space="default">32,483.00/85,980.00 (37.78%) (37.46%, 38.10%)</w:t>
+            </w:r>
+          </w:p>
+        </w:tc>
+        <w:tc>
+          <w:tcPr>
+            <w:tcBorders>
+              <w:top w:val="single" w:space="0" w:color="D3D3D3"/>
+              <w:bottom w:val="single" w:space="0" w:color="D3D3D3"/>
+              <w:start w:val="single" w:space="0" w:color="D3D3D3"/>
+              <w:end w:val="single" w:space="0" w:color="D3D3D3"/>
+            </w:tcBorders>
+          </w:tcPr>
+          <w:p>
+            <w:pPr>
+              <w:spacing w:before="0" w:after="60"/>
+              <w:keepNext/>
+              <w:jc w:val="center"/>
+            </w:pPr>
+            <w:r>
+              <w:rPr>
+                <w:rFonts w:ascii="Calibri" w:hAnsi="Calibri"/>
+                <w:sz w:val="20"/>
+              </w:rPr>
+              <w:t xml:space="default">72,849.00/231,489.00 (31.47%) (31.28%, 31.66%)</w:t>
+            </w:r>
+          </w:p>
+        </w:tc>
+        <w:tc>
+          <w:tcPr>
+            <w:tcBorders>
+              <w:top w:val="single" w:space="0" w:color="D3D3D3"/>
+              <w:bottom w:val="single" w:space="0" w:color="D3D3D3"/>
+              <w:start w:val="single" w:space="0" w:color="D3D3D3"/>
+              <w:end w:val="single" w:space="0" w:color="D3D3D3"/>
+            </w:tcBorders>
+          </w:tcPr>
+          <w:p>
+            <w:pPr>
+              <w:spacing w:before="0" w:after="60"/>
+              <w:keepNext/>
+              <w:jc w:val="center"/>
+            </w:pPr>
+            <w:r>
+              <w:rPr>
+                <w:rFonts w:ascii="Calibri" w:hAnsi="Calibri"/>
+                <w:sz w:val="20"/>
+              </w:rPr>
+              <w:t xml:space="default">24,353.00/64,750.00 (37.61%) (37.24%, 37.99%)</w:t>
+            </w:r>
+          </w:p>
+        </w:tc>
+        <w:tc>
+          <w:tcPr>
+            <w:tcBorders>
+              <w:top w:val="single" w:space="0" w:color="D3D3D3"/>
+              <w:bottom w:val="single" w:space="0" w:color="D3D3D3"/>
+              <w:start w:val="single" w:space="0" w:color="D3D3D3"/>
+              <w:end w:val="single" w:space="0" w:color="D3D3D3"/>
+            </w:tcBorders>
+          </w:tcPr>
+          <w:p>
+            <w:pPr>
+              <w:spacing w:before="0" w:after="60"/>
+              <w:keepNext/>
+              <w:jc w:val="center"/>
+            </w:pPr>
+            <w:r>
+              <w:rPr>
+                <w:rFonts w:ascii="Calibri" w:hAnsi="Calibri"/>
+                <w:sz w:val="20"/>
+              </w:rPr>
+              <w:t xml:space="default">60,551.00/196,245.00 (30.85%) (30.65%, 31.06%)</w:t>
+            </w:r>
+          </w:p>
+        </w:tc>
+        <w:tc>
+          <w:tcPr>
+            <w:tcBorders>
+              <w:top w:val="single" w:space="0" w:color="D3D3D3"/>
+              <w:bottom w:val="single" w:space="0" w:color="D3D3D3"/>
+              <w:start w:val="single" w:space="0" w:color="D3D3D3"/>
+              <w:end w:val="single" w:space="0" w:color="D3D3D3"/>
+            </w:tcBorders>
+          </w:tcPr>
+          <w:p>
+            <w:pPr>
+              <w:spacing w:before="0" w:after="60"/>
+              <w:keepNext/>
+              <w:jc w:val="center"/>
+            </w:pPr>
+            <w:r>
+              <w:rPr>
+                <w:rFonts w:ascii="Calibri" w:hAnsi="Calibri"/>
+                <w:sz w:val="20"/>
+              </w:rPr>
+              <w:t xml:space="default">1,395.00/3,736.00 (37.34%) (35.79%, 38.92%)</w:t>
+            </w:r>
+          </w:p>
+        </w:tc>
+        <w:tc>
+          <w:tcPr>
+            <w:tcBorders>
+              <w:top w:val="single" w:space="0" w:color="D3D3D3"/>
+              <w:bottom w:val="single" w:space="0" w:color="D3D3D3"/>
+              <w:start w:val="single" w:space="0" w:color="D3D3D3"/>
+              <w:end w:val="single" w:space="0" w:color="D3D3D3"/>
+            </w:tcBorders>
+          </w:tcPr>
+          <w:p>
+            <w:pPr>
+              <w:spacing w:before="0" w:after="60"/>
+              <w:keepNext/>
+              <w:jc w:val="center"/>
+            </w:pPr>
+            <w:r>
+              <w:rPr>
+                <w:rFonts w:ascii="Calibri" w:hAnsi="Calibri"/>
+                <w:sz w:val="20"/>
+              </w:rPr>
+              <w:t xml:space="default">1,872.00/5,225.00 (35.83%) (34.53%, 37.15%)</w:t>
             </w:r>
           </w:p>
         </w:tc>
@@ -1837,223 +1837,223 @@
                 <w:rFonts w:ascii="Calibri" w:hAnsi="Calibri"/>
                 <w:sz w:val="20"/>
               </w:rPr>
-              <w:t xml:space="default">346,515 (22%)</w:t>
-            </w:r>
-          </w:p>
-        </w:tc>
-        <w:tc>
-          <w:tcPr>
-            <w:tcBorders>
-              <w:top w:val="single" w:space="0" w:color="D3D3D3"/>
-              <w:bottom w:val="single" w:space="0" w:color="D3D3D3"/>
-              <w:start w:val="single" w:space="0" w:color="D3D3D3"/>
-              <w:end w:val="single" w:space="0" w:color="D3D3D3"/>
-            </w:tcBorders>
-          </w:tcPr>
-          <w:p>
-            <w:pPr>
-              <w:spacing w:before="0" w:after="60"/>
-              <w:keepNext/>
-              <w:jc w:val="center"/>
-            </w:pPr>
-            <w:r>
-              <w:rPr>
-                <w:rFonts w:ascii="Calibri" w:hAnsi="Calibri"/>
-                <w:sz w:val="20"/>
-              </w:rPr>
-              <w:t xml:space="default">1,410,589 (42%)</w:t>
-            </w:r>
-          </w:p>
-        </w:tc>
-        <w:tc>
-          <w:tcPr>
-            <w:tcBorders>
-              <w:top w:val="single" w:space="0" w:color="D3D3D3"/>
-              <w:bottom w:val="single" w:space="0" w:color="D3D3D3"/>
-              <w:start w:val="single" w:space="0" w:color="D3D3D3"/>
-              <w:end w:val="single" w:space="0" w:color="D3D3D3"/>
-            </w:tcBorders>
-          </w:tcPr>
-          <w:p>
-            <w:pPr>
-              <w:spacing w:before="0" w:after="60"/>
-              <w:keepNext/>
-              <w:jc w:val="center"/>
-            </w:pPr>
-            <w:r>
-              <w:rPr>
-                <w:rFonts w:ascii="Calibri" w:hAnsi="Calibri"/>
-                <w:sz w:val="20"/>
-              </w:rPr>
-              <w:t xml:space="default">49,800 (27%)</w:t>
-            </w:r>
-          </w:p>
-        </w:tc>
-        <w:tc>
-          <w:tcPr>
-            <w:tcBorders>
-              <w:top w:val="single" w:space="0" w:color="D3D3D3"/>
-              <w:bottom w:val="single" w:space="0" w:color="D3D3D3"/>
-              <w:start w:val="single" w:space="0" w:color="D3D3D3"/>
-              <w:end w:val="single" w:space="0" w:color="D3D3D3"/>
-            </w:tcBorders>
-          </w:tcPr>
-          <w:p>
-            <w:pPr>
-              <w:spacing w:before="0" w:after="60"/>
-              <w:keepNext/>
-              <w:jc w:val="center"/>
-            </w:pPr>
-            <w:r>
-              <w:rPr>
-                <w:rFonts w:ascii="Calibri" w:hAnsi="Calibri"/>
-                <w:sz w:val="20"/>
-              </w:rPr>
-              <w:t xml:space="default">223,861 (48%)</w:t>
-            </w:r>
-          </w:p>
-        </w:tc>
-        <w:tc>
-          <w:tcPr>
-            <w:tcBorders>
-              <w:top w:val="single" w:space="0" w:color="D3D3D3"/>
-              <w:bottom w:val="single" w:space="0" w:color="D3D3D3"/>
-              <w:start w:val="single" w:space="0" w:color="D3D3D3"/>
-              <w:end w:val="single" w:space="0" w:color="D3D3D3"/>
-            </w:tcBorders>
-          </w:tcPr>
-          <w:p>
-            <w:pPr>
-              <w:spacing w:before="0" w:after="60"/>
-              <w:keepNext/>
-              <w:jc w:val="center"/>
-            </w:pPr>
-            <w:r>
-              <w:rPr>
-                <w:rFonts w:ascii="Calibri" w:hAnsi="Calibri"/>
-                <w:sz w:val="20"/>
-              </w:rPr>
-              <w:t xml:space="default">23,900 (28%)</w:t>
-            </w:r>
-          </w:p>
-        </w:tc>
-        <w:tc>
-          <w:tcPr>
-            <w:tcBorders>
-              <w:top w:val="single" w:space="0" w:color="D3D3D3"/>
-              <w:bottom w:val="single" w:space="0" w:color="D3D3D3"/>
-              <w:start w:val="single" w:space="0" w:color="D3D3D3"/>
-              <w:end w:val="single" w:space="0" w:color="D3D3D3"/>
-            </w:tcBorders>
-          </w:tcPr>
-          <w:p>
-            <w:pPr>
-              <w:spacing w:before="0" w:after="60"/>
-              <w:keepNext/>
-              <w:jc w:val="center"/>
-            </w:pPr>
-            <w:r>
-              <w:rPr>
-                <w:rFonts w:ascii="Calibri" w:hAnsi="Calibri"/>
-                <w:sz w:val="20"/>
-              </w:rPr>
-              <w:t xml:space="default">115,564 (50%)</w:t>
-            </w:r>
-          </w:p>
-        </w:tc>
-        <w:tc>
-          <w:tcPr>
-            <w:tcBorders>
-              <w:top w:val="single" w:space="0" w:color="D3D3D3"/>
-              <w:bottom w:val="single" w:space="0" w:color="D3D3D3"/>
-              <w:start w:val="single" w:space="0" w:color="D3D3D3"/>
-              <w:end w:val="single" w:space="0" w:color="D3D3D3"/>
-            </w:tcBorders>
-          </w:tcPr>
-          <w:p>
-            <w:pPr>
-              <w:spacing w:before="0" w:after="60"/>
-              <w:keepNext/>
-              <w:jc w:val="center"/>
-            </w:pPr>
-            <w:r>
-              <w:rPr>
-                <w:rFonts w:ascii="Calibri" w:hAnsi="Calibri"/>
-                <w:sz w:val="20"/>
-              </w:rPr>
-              <w:t xml:space="default">18,005 (28%)</w:t>
-            </w:r>
-          </w:p>
-        </w:tc>
-        <w:tc>
-          <w:tcPr>
-            <w:tcBorders>
-              <w:top w:val="single" w:space="0" w:color="D3D3D3"/>
-              <w:bottom w:val="single" w:space="0" w:color="D3D3D3"/>
-              <w:start w:val="single" w:space="0" w:color="D3D3D3"/>
-              <w:end w:val="single" w:space="0" w:color="D3D3D3"/>
-            </w:tcBorders>
-          </w:tcPr>
-          <w:p>
-            <w:pPr>
-              <w:spacing w:before="0" w:after="60"/>
-              <w:keepNext/>
-              <w:jc w:val="center"/>
-            </w:pPr>
-            <w:r>
-              <w:rPr>
-                <w:rFonts w:ascii="Calibri" w:hAnsi="Calibri"/>
-                <w:sz w:val="20"/>
-              </w:rPr>
-              <w:t xml:space="default">100,450 (51%)</w:t>
-            </w:r>
-          </w:p>
-        </w:tc>
-        <w:tc>
-          <w:tcPr>
-            <w:tcBorders>
-              <w:top w:val="single" w:space="0" w:color="D3D3D3"/>
-              <w:bottom w:val="single" w:space="0" w:color="D3D3D3"/>
-              <w:start w:val="single" w:space="0" w:color="D3D3D3"/>
-              <w:end w:val="single" w:space="0" w:color="D3D3D3"/>
-            </w:tcBorders>
-          </w:tcPr>
-          <w:p>
-            <w:pPr>
-              <w:spacing w:before="0" w:after="60"/>
-              <w:keepNext/>
-              <w:jc w:val="center"/>
-            </w:pPr>
-            <w:r>
-              <w:rPr>
-                <w:rFonts w:ascii="Calibri" w:hAnsi="Calibri"/>
-                <w:sz w:val="20"/>
-              </w:rPr>
-              <w:t xml:space="default">728 (19%)</w:t>
-            </w:r>
-          </w:p>
-        </w:tc>
-        <w:tc>
-          <w:tcPr>
-            <w:tcBorders>
-              <w:top w:val="single" w:space="0" w:color="D3D3D3"/>
-              <w:bottom w:val="single" w:space="0" w:color="D3D3D3"/>
-              <w:start w:val="single" w:space="0" w:color="D3D3D3"/>
-              <w:end w:val="single" w:space="0" w:color="D3D3D3"/>
-            </w:tcBorders>
-          </w:tcPr>
-          <w:p>
-            <w:pPr>
-              <w:spacing w:before="0" w:after="60"/>
-              <w:keepNext/>
-              <w:jc w:val="center"/>
-            </w:pPr>
-            <w:r>
-              <w:rPr>
-                <w:rFonts w:ascii="Calibri" w:hAnsi="Calibri"/>
-                <w:sz w:val="20"/>
-              </w:rPr>
-              <w:t xml:space="default">1,805 (35%)</w:t>
+              <w:t xml:space="default">346,515.00/1,600,137.00 (21.66%) (21.59%, 21.72%)</w:t>
+            </w:r>
+          </w:p>
+        </w:tc>
+        <w:tc>
+          <w:tcPr>
+            <w:tcBorders>
+              <w:top w:val="single" w:space="0" w:color="D3D3D3"/>
+              <w:bottom w:val="single" w:space="0" w:color="D3D3D3"/>
+              <w:start w:val="single" w:space="0" w:color="D3D3D3"/>
+              <w:end w:val="single" w:space="0" w:color="D3D3D3"/>
+            </w:tcBorders>
+          </w:tcPr>
+          <w:p>
+            <w:pPr>
+              <w:spacing w:before="0" w:after="60"/>
+              <w:keepNext/>
+              <w:jc w:val="center"/>
+            </w:pPr>
+            <w:r>
+              <w:rPr>
+                <w:rFonts w:ascii="Calibri" w:hAnsi="Calibri"/>
+                <w:sz w:val="20"/>
+              </w:rPr>
+              <w:t xml:space="default">1,410,589.00/3,353,622.00 (42.06%) (42.01%, 42.11%)</w:t>
+            </w:r>
+          </w:p>
+        </w:tc>
+        <w:tc>
+          <w:tcPr>
+            <w:tcBorders>
+              <w:top w:val="single" w:space="0" w:color="D3D3D3"/>
+              <w:bottom w:val="single" w:space="0" w:color="D3D3D3"/>
+              <w:start w:val="single" w:space="0" w:color="D3D3D3"/>
+              <w:end w:val="single" w:space="0" w:color="D3D3D3"/>
+            </w:tcBorders>
+          </w:tcPr>
+          <w:p>
+            <w:pPr>
+              <w:spacing w:before="0" w:after="60"/>
+              <w:keepNext/>
+              <w:jc w:val="center"/>
+            </w:pPr>
+            <w:r>
+              <w:rPr>
+                <w:rFonts w:ascii="Calibri" w:hAnsi="Calibri"/>
+                <w:sz w:val="20"/>
+              </w:rPr>
+              <w:t xml:space="default">49,800.00/186,357.00 (26.72%) (26.52%, 26.92%)</w:t>
+            </w:r>
+          </w:p>
+        </w:tc>
+        <w:tc>
+          <w:tcPr>
+            <w:tcBorders>
+              <w:top w:val="single" w:space="0" w:color="D3D3D3"/>
+              <w:bottom w:val="single" w:space="0" w:color="D3D3D3"/>
+              <w:start w:val="single" w:space="0" w:color="D3D3D3"/>
+              <w:end w:val="single" w:space="0" w:color="D3D3D3"/>
+            </w:tcBorders>
+          </w:tcPr>
+          <w:p>
+            <w:pPr>
+              <w:spacing w:before="0" w:after="60"/>
+              <w:keepNext/>
+              <w:jc w:val="center"/>
+            </w:pPr>
+            <w:r>
+              <w:rPr>
+                <w:rFonts w:ascii="Calibri" w:hAnsi="Calibri"/>
+                <w:sz w:val="20"/>
+              </w:rPr>
+              <w:t xml:space="default">223,861.00/465,113.00 (48.13%) (47.99%, 48.27%)</w:t>
+            </w:r>
+          </w:p>
+        </w:tc>
+        <w:tc>
+          <w:tcPr>
+            <w:tcBorders>
+              <w:top w:val="single" w:space="0" w:color="D3D3D3"/>
+              <w:bottom w:val="single" w:space="0" w:color="D3D3D3"/>
+              <w:start w:val="single" w:space="0" w:color="D3D3D3"/>
+              <w:end w:val="single" w:space="0" w:color="D3D3D3"/>
+            </w:tcBorders>
+          </w:tcPr>
+          <w:p>
+            <w:pPr>
+              <w:spacing w:before="0" w:after="60"/>
+              <w:keepNext/>
+              <w:jc w:val="center"/>
+            </w:pPr>
+            <w:r>
+              <w:rPr>
+                <w:rFonts w:ascii="Calibri" w:hAnsi="Calibri"/>
+                <w:sz w:val="20"/>
+              </w:rPr>
+              <w:t xml:space="default">23,900.00/85,980.00 (27.80%) (27.50%, 28.10%)</w:t>
+            </w:r>
+          </w:p>
+        </w:tc>
+        <w:tc>
+          <w:tcPr>
+            <w:tcBorders>
+              <w:top w:val="single" w:space="0" w:color="D3D3D3"/>
+              <w:bottom w:val="single" w:space="0" w:color="D3D3D3"/>
+              <w:start w:val="single" w:space="0" w:color="D3D3D3"/>
+              <w:end w:val="single" w:space="0" w:color="D3D3D3"/>
+            </w:tcBorders>
+          </w:tcPr>
+          <w:p>
+            <w:pPr>
+              <w:spacing w:before="0" w:after="60"/>
+              <w:keepNext/>
+              <w:jc w:val="center"/>
+            </w:pPr>
+            <w:r>
+              <w:rPr>
+                <w:rFonts w:ascii="Calibri" w:hAnsi="Calibri"/>
+                <w:sz w:val="20"/>
+              </w:rPr>
+              <w:t xml:space="default">115,564.00/231,489.00 (49.92%) (49.72%, 50.13%)</w:t>
+            </w:r>
+          </w:p>
+        </w:tc>
+        <w:tc>
+          <w:tcPr>
+            <w:tcBorders>
+              <w:top w:val="single" w:space="0" w:color="D3D3D3"/>
+              <w:bottom w:val="single" w:space="0" w:color="D3D3D3"/>
+              <w:start w:val="single" w:space="0" w:color="D3D3D3"/>
+              <w:end w:val="single" w:space="0" w:color="D3D3D3"/>
+            </w:tcBorders>
+          </w:tcPr>
+          <w:p>
+            <w:pPr>
+              <w:spacing w:before="0" w:after="60"/>
+              <w:keepNext/>
+              <w:jc w:val="center"/>
+            </w:pPr>
+            <w:r>
+              <w:rPr>
+                <w:rFonts w:ascii="Calibri" w:hAnsi="Calibri"/>
+                <w:sz w:val="20"/>
+              </w:rPr>
+              <w:t xml:space="default">18,005.00/64,750.00 (27.81%) (27.46%, 28.15%)</w:t>
+            </w:r>
+          </w:p>
+        </w:tc>
+        <w:tc>
+          <w:tcPr>
+            <w:tcBorders>
+              <w:top w:val="single" w:space="0" w:color="D3D3D3"/>
+              <w:bottom w:val="single" w:space="0" w:color="D3D3D3"/>
+              <w:start w:val="single" w:space="0" w:color="D3D3D3"/>
+              <w:end w:val="single" w:space="0" w:color="D3D3D3"/>
+            </w:tcBorders>
+          </w:tcPr>
+          <w:p>
+            <w:pPr>
+              <w:spacing w:before="0" w:after="60"/>
+              <w:keepNext/>
+              <w:jc w:val="center"/>
+            </w:pPr>
+            <w:r>
+              <w:rPr>
+                <w:rFonts w:ascii="Calibri" w:hAnsi="Calibri"/>
+                <w:sz w:val="20"/>
+              </w:rPr>
+              <w:t xml:space="default">100,450.00/196,245.00 (51.19%) (50.96%, 51.41%)</w:t>
+            </w:r>
+          </w:p>
+        </w:tc>
+        <w:tc>
+          <w:tcPr>
+            <w:tcBorders>
+              <w:top w:val="single" w:space="0" w:color="D3D3D3"/>
+              <w:bottom w:val="single" w:space="0" w:color="D3D3D3"/>
+              <w:start w:val="single" w:space="0" w:color="D3D3D3"/>
+              <w:end w:val="single" w:space="0" w:color="D3D3D3"/>
+            </w:tcBorders>
+          </w:tcPr>
+          <w:p>
+            <w:pPr>
+              <w:spacing w:before="0" w:after="60"/>
+              <w:keepNext/>
+              <w:jc w:val="center"/>
+            </w:pPr>
+            <w:r>
+              <w:rPr>
+                <w:rFonts w:ascii="Calibri" w:hAnsi="Calibri"/>
+                <w:sz w:val="20"/>
+              </w:rPr>
+              <w:t xml:space="default">728.00/3,736.00 (19.49%) (18.23%, 20.80%)</w:t>
+            </w:r>
+          </w:p>
+        </w:tc>
+        <w:tc>
+          <w:tcPr>
+            <w:tcBorders>
+              <w:top w:val="single" w:space="0" w:color="D3D3D3"/>
+              <w:bottom w:val="single" w:space="0" w:color="D3D3D3"/>
+              <w:start w:val="single" w:space="0" w:color="D3D3D3"/>
+              <w:end w:val="single" w:space="0" w:color="D3D3D3"/>
+            </w:tcBorders>
+          </w:tcPr>
+          <w:p>
+            <w:pPr>
+              <w:spacing w:before="0" w:after="60"/>
+              <w:keepNext/>
+              <w:jc w:val="center"/>
+            </w:pPr>
+            <w:r>
+              <w:rPr>
+                <w:rFonts w:ascii="Calibri" w:hAnsi="Calibri"/>
+                <w:sz w:val="20"/>
+              </w:rPr>
+              <w:t xml:space="default">1,805.00/5,225.00 (34.55%) (33.26%, 35.86%)</w:t>
             </w:r>
           </w:p>
         </w:tc>
@@ -2085,467 +2085,7 @@
                 <w:rFonts w:ascii="Calibri" w:hAnsi="Calibri"/>
                 <w:sz w:val="20"/>
               </w:rPr>
-              <w:t xml:space="default">n (%)</w:t>
-            </w:r>
-          </w:p>
-        </w:tc>
-      </w:tr>
-    </w:tbl>
-    <w:p>
-      <w:r>
-        <w:br w:type="page"/>
-      </w:r>
-    </w:p>
-    <w:tbl xmlns:w="http://schemas.openxmlformats.org/wordprocessingml/2006/main" xmlns:wp="http://schemas.openxmlformats.org/drawingml/2006/wordprocessingDrawing" xmlns:r="http://schemas.openxmlformats.org/officeDocument/2006/relationships" xmlns:w14="http://schemas.microsoft.com/office/word/2010/wordml">
-      <w:tblPr>
-        <w:tblCellMar>
-          <w:top w:w="0" w:type="dxa"/>
-          <w:bottom w:w="0" w:type="dxa"/>
-          <w:start w:w="60" w:type="dxa"/>
-          <w:end w:w="60" w:type="dxa"/>
-        </w:tblCellMar>
-        <w:tblW w:type="auto" w:w="0"/>
-        <w:tblLook w:firstRow="0" w:lastRow="0" w:firstColumn="0" w:lastColumn="0" w:noHBand="0" w:noVBand="0"/>
-        <w:jc w:val="center"/>
-      </w:tblPr>
-      <w:tr>
-        <w:trPr>
-          <w:cantSplit/>
-          <w:tblHeader/>
-        </w:trPr>
-        <w:tc>
-          <w:tcPr>
-            <w:tcBorders>
-              <w:top w:val="single" w:sz="16" w:space="0" w:color="D3D3D3"/>
-              <w:start w:val="single" w:space="0" w:color="D3D3D3"/>
-            </w:tcBorders>
-          </w:tcPr>
-          <w:p>
-            <w:pPr>
-              <w:spacing w:before="0" w:after="60"/>
-              <w:keepNext/>
-            </w:pPr>
-            <w:r>
-              <w:rPr>
-                <w:rFonts w:ascii="Calibri" w:hAnsi="Calibri"/>
-                <w:sz w:val="20"/>
-              </w:rPr>
-              <w:t xml:space="default"/>
-            </w:r>
-          </w:p>
-        </w:tc>
-        <w:tc>
-          <w:tcPr>
-            <w:tcBorders>
-              <w:top w:val="single" w:sz="16" w:space="0" w:color="D3D3D3"/>
-              <w:bottom w:val="single" w:sz="16" w:space="0" w:color="D3D3D3"/>
-            </w:tcBorders>
-            <w:gridSpan w:val="2"/>
-          </w:tcPr>
-          <w:p>
-            <w:pPr>
-              <w:spacing w:before="0" w:after="60"/>
-              <w:keepNext/>
-              <w:jc w:val="center"/>
-            </w:pPr>
-            <w:r>
-              <w:rPr>
-                <w:b w:val="true"/>
-                <w:rFonts w:ascii="Calibri" w:hAnsi="Calibri"/>
-                <w:sz w:val="20"/>
-              </w:rPr>
-              <w:t xml:space="preserve">Black</w:t>
-            </w:r>
-          </w:p>
-        </w:tc>
-        <w:tc>
-          <w:tcPr>
-            <w:tcBorders>
-              <w:top w:val="single" w:sz="16" w:space="0" w:color="D3D3D3"/>
-              <w:bottom w:val="single" w:sz="16" w:space="0" w:color="D3D3D3"/>
-            </w:tcBorders>
-            <w:gridSpan w:val="2"/>
-          </w:tcPr>
-          <w:p>
-            <w:pPr>
-              <w:spacing w:before="0" w:after="60"/>
-              <w:keepNext/>
-              <w:jc w:val="center"/>
-            </w:pPr>
-            <w:r>
-              <w:rPr>
-                <w:b w:val="true"/>
-                <w:rFonts w:ascii="Calibri" w:hAnsi="Calibri"/>
-                <w:sz w:val="20"/>
-              </w:rPr>
-              <w:t xml:space="preserve">White</w:t>
-            </w:r>
-          </w:p>
-        </w:tc>
-        <w:tc>
-          <w:tcPr>
-            <w:tcBorders>
-              <w:top w:val="single" w:sz="16" w:space="0" w:color="D3D3D3"/>
-              <w:bottom w:val="single" w:sz="16" w:space="0" w:color="D3D3D3"/>
-              <w:end w:val="single" w:space="0" w:color="D3D3D3"/>
-            </w:tcBorders>
-            <w:gridSpan w:val="2"/>
-          </w:tcPr>
-          <w:p>
-            <w:pPr>
-              <w:spacing w:before="0" w:after="60"/>
-              <w:keepNext/>
-              <w:jc w:val="center"/>
-            </w:pPr>
-            <w:r>
-              <w:rPr>
-                <w:b w:val="true"/>
-                <w:rFonts w:ascii="Calibri" w:hAnsi="Calibri"/>
-                <w:sz w:val="20"/>
-              </w:rPr>
-              <w:t xml:space="preserve">Other</w:t>
-            </w:r>
-          </w:p>
-        </w:tc>
-      </w:tr>
-      <w:tr>
-        <w:trPr>
-          <w:cantSplit/>
-          <w:tblHeader/>
-        </w:trPr>
-        <w:tc>
-          <w:tcPr>
-            <w:tcBorders>
-              <w:bottom w:val="single" w:sz="16" w:space="0" w:color="D3D3D3"/>
-              <w:start w:val="single" w:space="0" w:color="D3D3D3"/>
-            </w:tcBorders>
-          </w:tcPr>
-          <w:p>
-            <w:pPr>
-              <w:spacing w:before="0" w:after="60"/>
-              <w:keepNext/>
-              <w:jc w:val="start"/>
-            </w:pPr>
-            <w:r>
-              <w:rPr>
-                <w:b w:val="true"/>
-                <w:rFonts w:ascii="Calibri" w:hAnsi="Calibri"/>
-                <w:sz w:val="20"/>
-              </w:rPr>
-              <w:t xml:space="preserve">Characteristic</w:t>
-            </w:r>
-          </w:p>
-        </w:tc>
-        <w:tc>
-          <w:tcPr>
-            <w:tcBorders>
-              <w:bottom w:val="single" w:sz="16" w:space="0" w:color="D3D3D3"/>
-            </w:tcBorders>
-          </w:tcPr>
-          <w:p>
-            <w:pPr>
-              <w:spacing w:before="0" w:after="60"/>
-              <w:keepNext/>
-              <w:jc w:val="center"/>
-            </w:pPr>
-            <w:r>
-              <w:rPr>
-                <w:b w:val="true"/>
-                <w:rFonts w:ascii="Calibri" w:hAnsi="Calibri"/>
-                <w:sz w:val="20"/>
-              </w:rPr>
-              <w:t xml:space="preserve">F</w:t>
-            </w:r>
-            <w:r>
-              <w:rPr>
-                <w:rFonts w:ascii="Calibri" w:hAnsi="Calibri"/>
-                <w:sz w:val="20"/>
-              </w:rPr>
-              <w:t xml:space="preserve"/>
-            </w:r>
-            <w:r xmlns:w="http://schemas.openxmlformats.org/wordprocessingml/2006/main">
-              <w:rPr>
-                <w:rFonts w:ascii="Calibri" w:hAnsi="Calibri"/>
-                <w:sz w:val="20"/>
-              </w:rPr>
-              <w:t xml:space="preserve"> </w:t>
-            </w:r>
-            <w:r>
-              <w:rPr>
-                <w:rFonts w:ascii="Calibri" w:hAnsi="Calibri"/>
-                <w:sz w:val="20"/>
-              </w:rPr>
-              <w:t xml:space="preserve">N = 155138 (56%)</w:t>
-            </w:r>
-            <w:r>
-              <w:rPr>
-                <w:vertAlign w:val="superscript"/>
-                <w:i/>
-                <w:rFonts w:ascii="Calibri" w:hAnsi="Calibri"/>
-                <w:sz w:val="20"/>
-              </w:rPr>
-              <w:t xml:space="default">1</w:t>
-            </w:r>
-          </w:p>
-        </w:tc>
-        <w:tc>
-          <w:tcPr>
-            <w:tcBorders>
-              <w:bottom w:val="single" w:sz="16" w:space="0" w:color="D3D3D3"/>
-            </w:tcBorders>
-          </w:tcPr>
-          <w:p>
-            <w:pPr>
-              <w:spacing w:before="0" w:after="60"/>
-              <w:keepNext/>
-              <w:jc w:val="center"/>
-            </w:pPr>
-            <w:r>
-              <w:rPr>
-                <w:b w:val="true"/>
-                <w:rFonts w:ascii="Calibri" w:hAnsi="Calibri"/>
-                <w:sz w:val="20"/>
-              </w:rPr>
-              <w:t xml:space="preserve">M</w:t>
-            </w:r>
-            <w:r>
-              <w:rPr>
-                <w:rFonts w:ascii="Calibri" w:hAnsi="Calibri"/>
-                <w:sz w:val="20"/>
-              </w:rPr>
-              <w:t xml:space="preserve"/>
-            </w:r>
-            <w:r xmlns:w="http://schemas.openxmlformats.org/wordprocessingml/2006/main">
-              <w:rPr>
-                <w:rFonts w:ascii="Calibri" w:hAnsi="Calibri"/>
-                <w:sz w:val="20"/>
-              </w:rPr>
-              <w:t xml:space="preserve"> </w:t>
-            </w:r>
-            <w:r>
-              <w:rPr>
-                <w:rFonts w:ascii="Calibri" w:hAnsi="Calibri"/>
-                <w:sz w:val="20"/>
-              </w:rPr>
-              <w:t xml:space="preserve">N = 120381 (44%)</w:t>
-            </w:r>
-            <w:r>
-              <w:rPr>
-                <w:vertAlign w:val="superscript"/>
-                <w:i/>
-                <w:rFonts w:ascii="Calibri" w:hAnsi="Calibri"/>
-                <w:sz w:val="20"/>
-              </w:rPr>
-              <w:t xml:space="default">1</w:t>
-            </w:r>
-          </w:p>
-        </w:tc>
-        <w:tc>
-          <w:tcPr>
-            <w:tcBorders>
-              <w:bottom w:val="single" w:sz="16" w:space="0" w:color="D3D3D3"/>
-            </w:tcBorders>
-          </w:tcPr>
-          <w:p>
-            <w:pPr>
-              <w:spacing w:before="0" w:after="60"/>
-              <w:keepNext/>
-              <w:jc w:val="center"/>
-            </w:pPr>
-            <w:r>
-              <w:rPr>
-                <w:b w:val="true"/>
-                <w:rFonts w:ascii="Calibri" w:hAnsi="Calibri"/>
-                <w:sz w:val="20"/>
-              </w:rPr>
-              <w:t xml:space="preserve">F</w:t>
-            </w:r>
-            <w:r>
-              <w:rPr>
-                <w:rFonts w:ascii="Calibri" w:hAnsi="Calibri"/>
-                <w:sz w:val="20"/>
-              </w:rPr>
-              <w:t xml:space="preserve"/>
-            </w:r>
-            <w:r xmlns:w="http://schemas.openxmlformats.org/wordprocessingml/2006/main">
-              <w:rPr>
-                <w:rFonts w:ascii="Calibri" w:hAnsi="Calibri"/>
-                <w:sz w:val="20"/>
-              </w:rPr>
-              <w:t xml:space="preserve"> </w:t>
-            </w:r>
-            <w:r>
-              <w:rPr>
-                <w:rFonts w:ascii="Calibri" w:hAnsi="Calibri"/>
-                <w:sz w:val="20"/>
-              </w:rPr>
-              <w:t xml:space="preserve">N = 2799460 (54%)</w:t>
-            </w:r>
-            <w:r>
-              <w:rPr>
-                <w:vertAlign w:val="superscript"/>
-                <w:i/>
-                <w:rFonts w:ascii="Calibri" w:hAnsi="Calibri"/>
-                <w:sz w:val="20"/>
-              </w:rPr>
-              <w:t xml:space="default">1</w:t>
-            </w:r>
-          </w:p>
-        </w:tc>
-        <w:tc>
-          <w:tcPr>
-            <w:tcBorders>
-              <w:bottom w:val="single" w:sz="16" w:space="0" w:color="D3D3D3"/>
-            </w:tcBorders>
-          </w:tcPr>
-          <w:p>
-            <w:pPr>
-              <w:spacing w:before="0" w:after="60"/>
-              <w:keepNext/>
-              <w:jc w:val="center"/>
-            </w:pPr>
-            <w:r>
-              <w:rPr>
-                <w:b w:val="true"/>
-                <w:rFonts w:ascii="Calibri" w:hAnsi="Calibri"/>
-                <w:sz w:val="20"/>
-              </w:rPr>
-              <w:t xml:space="preserve">M</w:t>
-            </w:r>
-            <w:r>
-              <w:rPr>
-                <w:rFonts w:ascii="Calibri" w:hAnsi="Calibri"/>
-                <w:sz w:val="20"/>
-              </w:rPr>
-              <w:t xml:space="preserve"/>
-            </w:r>
-            <w:r xmlns:w="http://schemas.openxmlformats.org/wordprocessingml/2006/main">
-              <w:rPr>
-                <w:rFonts w:ascii="Calibri" w:hAnsi="Calibri"/>
-                <w:sz w:val="20"/>
-              </w:rPr>
-              <w:t xml:space="preserve"> </w:t>
-            </w:r>
-            <w:r>
-              <w:rPr>
-                <w:rFonts w:ascii="Calibri" w:hAnsi="Calibri"/>
-                <w:sz w:val="20"/>
-              </w:rPr>
-              <w:t xml:space="preserve">N = 2337936 (46%)</w:t>
-            </w:r>
-            <w:r>
-              <w:rPr>
-                <w:vertAlign w:val="superscript"/>
-                <w:i/>
-                <w:rFonts w:ascii="Calibri" w:hAnsi="Calibri"/>
-                <w:sz w:val="20"/>
-              </w:rPr>
-              <w:t xml:space="default">1</w:t>
-            </w:r>
-          </w:p>
-        </w:tc>
-        <w:tc>
-          <w:tcPr>
-            <w:tcBorders>
-              <w:bottom w:val="single" w:sz="16" w:space="0" w:color="D3D3D3"/>
-            </w:tcBorders>
-          </w:tcPr>
-          <w:p>
-            <w:pPr>
-              <w:spacing w:before="0" w:after="60"/>
-              <w:keepNext/>
-              <w:jc w:val="center"/>
-            </w:pPr>
-            <w:r>
-              <w:rPr>
-                <w:b w:val="true"/>
-                <w:rFonts w:ascii="Calibri" w:hAnsi="Calibri"/>
-                <w:sz w:val="20"/>
-              </w:rPr>
-              <w:t xml:space="preserve">F</w:t>
-            </w:r>
-            <w:r>
-              <w:rPr>
-                <w:rFonts w:ascii="Calibri" w:hAnsi="Calibri"/>
-                <w:sz w:val="20"/>
-              </w:rPr>
-              <w:t xml:space="preserve"/>
-            </w:r>
-            <w:r xmlns:w="http://schemas.openxmlformats.org/wordprocessingml/2006/main">
-              <w:rPr>
-                <w:rFonts w:ascii="Calibri" w:hAnsi="Calibri"/>
-                <w:sz w:val="20"/>
-              </w:rPr>
-              <w:t xml:space="preserve"> </w:t>
-            </w:r>
-            <w:r>
-              <w:rPr>
-                <w:rFonts w:ascii="Calibri" w:hAnsi="Calibri"/>
-                <w:sz w:val="20"/>
-              </w:rPr>
-              <w:t xml:space="preserve">N = 402795 (52%)</w:t>
-            </w:r>
-            <w:r>
-              <w:rPr>
-                <w:vertAlign w:val="superscript"/>
-                <w:i/>
-                <w:rFonts w:ascii="Calibri" w:hAnsi="Calibri"/>
-                <w:sz w:val="20"/>
-              </w:rPr>
-              <w:t xml:space="default">1</w:t>
-            </w:r>
-          </w:p>
-        </w:tc>
-        <w:tc>
-          <w:tcPr>
-            <w:tcBorders>
-              <w:bottom w:val="single" w:sz="16" w:space="0" w:color="D3D3D3"/>
-              <w:end w:val="single" w:space="0" w:color="D3D3D3"/>
-            </w:tcBorders>
-          </w:tcPr>
-          <w:p>
-            <w:pPr>
-              <w:spacing w:before="0" w:after="60"/>
-              <w:keepNext/>
-              <w:jc w:val="center"/>
-            </w:pPr>
-            <w:r>
-              <w:rPr>
-                <w:b w:val="true"/>
-                <w:rFonts w:ascii="Calibri" w:hAnsi="Calibri"/>
-                <w:sz w:val="20"/>
-              </w:rPr>
-              <w:t xml:space="preserve">M</w:t>
-            </w:r>
-            <w:r>
-              <w:rPr>
-                <w:rFonts w:ascii="Calibri" w:hAnsi="Calibri"/>
-                <w:sz w:val="20"/>
-              </w:rPr>
-              <w:t xml:space="preserve"/>
-            </w:r>
-            <w:r xmlns:w="http://schemas.openxmlformats.org/wordprocessingml/2006/main">
-              <w:rPr>
-                <w:rFonts w:ascii="Calibri" w:hAnsi="Calibri"/>
-                <w:sz w:val="20"/>
-              </w:rPr>
-              <w:t xml:space="preserve"> </w:t>
-            </w:r>
-            <w:r>
-              <w:rPr>
-                <w:rFonts w:ascii="Calibri" w:hAnsi="Calibri"/>
-                <w:sz w:val="20"/>
-              </w:rPr>
-              <w:t xml:space="preserve">N = 376944 (48%)</w:t>
-            </w:r>
-            <w:r>
-              <w:rPr>
-                <w:vertAlign w:val="superscript"/>
-                <w:i/>
-                <w:rFonts w:ascii="Calibri" w:hAnsi="Calibri"/>
-                <w:sz w:val="20"/>
-              </w:rPr>
-              <w:t xml:space="default">1</w:t>
+              <w:t xml:space="default">n/N (%)</w:t>
             </w:r>
           </w:p>
         </w:tc>
@@ -2556,894 +2096,19 @@
         </w:trPr>
         <w:tc>
           <w:tcPr>
-            <w:tcBorders>
-              <w:top w:val="single" w:space="0" w:color="D3D3D3"/>
-              <w:bottom w:val="single" w:space="0" w:color="D3D3D3"/>
-              <w:start w:val="single" w:space="0" w:color="D3D3D3"/>
-              <w:end w:val="single" w:space="0" w:color="D3D3D3"/>
-            </w:tcBorders>
-          </w:tcPr>
-          <w:p>
-            <w:pPr>
-              <w:spacing w:before="0" w:after="60"/>
-              <w:keepNext/>
-              <w:jc w:val="start"/>
-            </w:pPr>
-            <w:r>
-              <w:rPr>
-                <w:rFonts w:ascii="Calibri" w:hAnsi="Calibri"/>
-                <w:sz w:val="20"/>
-                <w:b w:val="true"/>
-              </w:rPr>
-              <w:t xml:space="default">Stage</w:t>
-            </w:r>
-          </w:p>
-        </w:tc>
-        <w:tc>
-          <w:tcPr>
-            <w:tcBorders>
-              <w:top w:val="single" w:space="0" w:color="D3D3D3"/>
-              <w:bottom w:val="single" w:space="0" w:color="D3D3D3"/>
-              <w:start w:val="single" w:space="0" w:color="D3D3D3"/>
-              <w:end w:val="single" w:space="0" w:color="D3D3D3"/>
-            </w:tcBorders>
-          </w:tcPr>
-          <w:p>
-            <w:pPr>
-              <w:spacing w:before="0" w:after="60"/>
-              <w:keepNext/>
-              <w:jc w:val="center"/>
-            </w:pPr>
-            <w:r>
-              <w:rPr>
-                <w:rFonts w:ascii="Calibri" w:hAnsi="Calibri"/>
-                <w:sz w:val="20"/>
-              </w:rPr>
-              <w:t xml:space="default"/>
-            </w:r>
-          </w:p>
-        </w:tc>
-        <w:tc>
-          <w:tcPr>
-            <w:tcBorders>
-              <w:top w:val="single" w:space="0" w:color="D3D3D3"/>
-              <w:bottom w:val="single" w:space="0" w:color="D3D3D3"/>
-              <w:start w:val="single" w:space="0" w:color="D3D3D3"/>
-              <w:end w:val="single" w:space="0" w:color="D3D3D3"/>
-            </w:tcBorders>
-          </w:tcPr>
-          <w:p>
-            <w:pPr>
-              <w:spacing w:before="0" w:after="60"/>
-              <w:keepNext/>
-              <w:jc w:val="center"/>
-            </w:pPr>
-            <w:r>
-              <w:rPr>
-                <w:rFonts w:ascii="Calibri" w:hAnsi="Calibri"/>
-                <w:sz w:val="20"/>
-              </w:rPr>
-              <w:t xml:space="default"/>
-            </w:r>
-          </w:p>
-        </w:tc>
-        <w:tc>
-          <w:tcPr>
-            <w:tcBorders>
-              <w:top w:val="single" w:space="0" w:color="D3D3D3"/>
-              <w:bottom w:val="single" w:space="0" w:color="D3D3D3"/>
-              <w:start w:val="single" w:space="0" w:color="D3D3D3"/>
-              <w:end w:val="single" w:space="0" w:color="D3D3D3"/>
-            </w:tcBorders>
-          </w:tcPr>
-          <w:p>
-            <w:pPr>
-              <w:spacing w:before="0" w:after="60"/>
-              <w:keepNext/>
-              <w:jc w:val="center"/>
-            </w:pPr>
-            <w:r>
-              <w:rPr>
-                <w:rFonts w:ascii="Calibri" w:hAnsi="Calibri"/>
-                <w:sz w:val="20"/>
-              </w:rPr>
-              <w:t xml:space="default"/>
-            </w:r>
-          </w:p>
-        </w:tc>
-        <w:tc>
-          <w:tcPr>
-            <w:tcBorders>
-              <w:top w:val="single" w:space="0" w:color="D3D3D3"/>
-              <w:bottom w:val="single" w:space="0" w:color="D3D3D3"/>
-              <w:start w:val="single" w:space="0" w:color="D3D3D3"/>
-              <w:end w:val="single" w:space="0" w:color="D3D3D3"/>
-            </w:tcBorders>
-          </w:tcPr>
-          <w:p>
-            <w:pPr>
-              <w:spacing w:before="0" w:after="60"/>
-              <w:keepNext/>
-              <w:jc w:val="center"/>
-            </w:pPr>
-            <w:r>
-              <w:rPr>
-                <w:rFonts w:ascii="Calibri" w:hAnsi="Calibri"/>
-                <w:sz w:val="20"/>
-              </w:rPr>
-              <w:t xml:space="default"/>
-            </w:r>
-          </w:p>
-        </w:tc>
-        <w:tc>
-          <w:tcPr>
-            <w:tcBorders>
-              <w:top w:val="single" w:space="0" w:color="D3D3D3"/>
-              <w:bottom w:val="single" w:space="0" w:color="D3D3D3"/>
-              <w:start w:val="single" w:space="0" w:color="D3D3D3"/>
-              <w:end w:val="single" w:space="0" w:color="D3D3D3"/>
-            </w:tcBorders>
-          </w:tcPr>
-          <w:p>
-            <w:pPr>
-              <w:spacing w:before="0" w:after="60"/>
-              <w:keepNext/>
-              <w:jc w:val="center"/>
-            </w:pPr>
-            <w:r>
-              <w:rPr>
-                <w:rFonts w:ascii="Calibri" w:hAnsi="Calibri"/>
-                <w:sz w:val="20"/>
-              </w:rPr>
-              <w:t xml:space="default"/>
-            </w:r>
-          </w:p>
-        </w:tc>
-        <w:tc>
-          <w:tcPr>
-            <w:tcBorders>
-              <w:top w:val="single" w:space="0" w:color="D3D3D3"/>
-              <w:bottom w:val="single" w:space="0" w:color="D3D3D3"/>
-              <w:start w:val="single" w:space="0" w:color="D3D3D3"/>
-              <w:end w:val="single" w:space="0" w:color="D3D3D3"/>
-            </w:tcBorders>
-          </w:tcPr>
-          <w:p>
-            <w:pPr>
-              <w:spacing w:before="0" w:after="60"/>
-              <w:keepNext/>
-              <w:jc w:val="center"/>
-            </w:pPr>
-            <w:r>
-              <w:rPr>
-                <w:rFonts w:ascii="Calibri" w:hAnsi="Calibri"/>
-                <w:sz w:val="20"/>
-              </w:rPr>
-              <w:t xml:space="default"/>
-            </w:r>
-          </w:p>
-        </w:tc>
-      </w:tr>
-      <w:tr>
-        <w:trPr>
-          <w:cantSplit/>
-        </w:trPr>
-        <w:tc>
-          <w:tcPr>
-            <w:tcBorders>
-              <w:top w:val="single" w:space="0" w:color="D3D3D3"/>
-              <w:bottom w:val="single" w:space="0" w:color="D3D3D3"/>
-              <w:start w:val="single" w:space="0" w:color="D3D3D3"/>
-              <w:end w:val="single" w:space="0" w:color="D3D3D3"/>
-            </w:tcBorders>
-          </w:tcPr>
-          <w:p>
-            <w:pPr>
-              <w:spacing w:before="0" w:after="60"/>
-              <w:keepNext/>
-              <w:jc w:val="start"/>
-            </w:pPr>
-            <w:r>
-              <w:rPr>
-                <w:rFonts w:ascii="Calibri" w:hAnsi="Calibri"/>
-                <w:sz w:val="20"/>
-              </w:rPr>
-              <w:t xml:space="default">    normal</w:t>
-            </w:r>
-          </w:p>
-        </w:tc>
-        <w:tc>
-          <w:tcPr>
-            <w:tcBorders>
-              <w:top w:val="single" w:space="0" w:color="D3D3D3"/>
-              <w:bottom w:val="single" w:space="0" w:color="D3D3D3"/>
-              <w:start w:val="single" w:space="0" w:color="D3D3D3"/>
-              <w:end w:val="single" w:space="0" w:color="D3D3D3"/>
-            </w:tcBorders>
-          </w:tcPr>
-          <w:p>
-            <w:pPr>
-              <w:spacing w:before="0" w:after="60"/>
-              <w:keepNext/>
-              <w:jc w:val="center"/>
-            </w:pPr>
-            <w:r>
-              <w:rPr>
-                <w:rFonts w:ascii="Calibri" w:hAnsi="Calibri"/>
-                <w:sz w:val="20"/>
-              </w:rPr>
-              <w:t xml:space="default">31,028 (20%)</w:t>
-            </w:r>
-          </w:p>
-        </w:tc>
-        <w:tc>
-          <w:tcPr>
-            <w:tcBorders>
-              <w:top w:val="single" w:space="0" w:color="D3D3D3"/>
-              <w:bottom w:val="single" w:space="0" w:color="D3D3D3"/>
-              <w:start w:val="single" w:space="0" w:color="D3D3D3"/>
-              <w:end w:val="single" w:space="0" w:color="D3D3D3"/>
-            </w:tcBorders>
-          </w:tcPr>
-          <w:p>
-            <w:pPr>
-              <w:spacing w:before="0" w:after="60"/>
-              <w:keepNext/>
-              <w:jc w:val="center"/>
-            </w:pPr>
-            <w:r>
-              <w:rPr>
-                <w:rFonts w:ascii="Calibri" w:hAnsi="Calibri"/>
-                <w:sz w:val="20"/>
-              </w:rPr>
-              <w:t xml:space="default">12,888 (11%)</w:t>
-            </w:r>
-          </w:p>
-        </w:tc>
-        <w:tc>
-          <w:tcPr>
-            <w:tcBorders>
-              <w:top w:val="single" w:space="0" w:color="D3D3D3"/>
-              <w:bottom w:val="single" w:space="0" w:color="D3D3D3"/>
-              <w:start w:val="single" w:space="0" w:color="D3D3D3"/>
-              <w:end w:val="single" w:space="0" w:color="D3D3D3"/>
-            </w:tcBorders>
-          </w:tcPr>
-          <w:p>
-            <w:pPr>
-              <w:spacing w:before="0" w:after="60"/>
-              <w:keepNext/>
-              <w:jc w:val="center"/>
-            </w:pPr>
-            <w:r>
-              <w:rPr>
-                <w:rFonts w:ascii="Calibri" w:hAnsi="Calibri"/>
-                <w:sz w:val="20"/>
-              </w:rPr>
-              <w:t xml:space="default">647,441 (23%)</w:t>
-            </w:r>
-          </w:p>
-        </w:tc>
-        <w:tc>
-          <w:tcPr>
-            <w:tcBorders>
-              <w:top w:val="single" w:space="0" w:color="D3D3D3"/>
-              <w:bottom w:val="single" w:space="0" w:color="D3D3D3"/>
-              <w:start w:val="single" w:space="0" w:color="D3D3D3"/>
-              <w:end w:val="single" w:space="0" w:color="D3D3D3"/>
-            </w:tcBorders>
-          </w:tcPr>
-          <w:p>
-            <w:pPr>
-              <w:spacing w:before="0" w:after="60"/>
-              <w:keepNext/>
-              <w:jc w:val="center"/>
-            </w:pPr>
-            <w:r>
-              <w:rPr>
-                <w:rFonts w:ascii="Calibri" w:hAnsi="Calibri"/>
-                <w:sz w:val="20"/>
-              </w:rPr>
-              <w:t xml:space="default">216,950 (9.3%)</w:t>
-            </w:r>
-          </w:p>
-        </w:tc>
-        <w:tc>
-          <w:tcPr>
-            <w:tcBorders>
-              <w:top w:val="single" w:space="0" w:color="D3D3D3"/>
-              <w:bottom w:val="single" w:space="0" w:color="D3D3D3"/>
-              <w:start w:val="single" w:space="0" w:color="D3D3D3"/>
-              <w:end w:val="single" w:space="0" w:color="D3D3D3"/>
-            </w:tcBorders>
-          </w:tcPr>
-          <w:p>
-            <w:pPr>
-              <w:spacing w:before="0" w:after="60"/>
-              <w:keepNext/>
-              <w:jc w:val="center"/>
-            </w:pPr>
-            <w:r>
-              <w:rPr>
-                <w:rFonts w:ascii="Calibri" w:hAnsi="Calibri"/>
-                <w:sz w:val="20"/>
-              </w:rPr>
-              <w:t xml:space="default">140,217 (35%)</w:t>
-            </w:r>
-          </w:p>
-        </w:tc>
-        <w:tc>
-          <w:tcPr>
-            <w:tcBorders>
-              <w:top w:val="single" w:space="0" w:color="D3D3D3"/>
-              <w:bottom w:val="single" w:space="0" w:color="D3D3D3"/>
-              <w:start w:val="single" w:space="0" w:color="D3D3D3"/>
-              <w:end w:val="single" w:space="0" w:color="D3D3D3"/>
-            </w:tcBorders>
-          </w:tcPr>
-          <w:p>
-            <w:pPr>
-              <w:spacing w:before="0" w:after="60"/>
-              <w:keepNext/>
-              <w:jc w:val="center"/>
-            </w:pPr>
-            <w:r>
-              <w:rPr>
-                <w:rFonts w:ascii="Calibri" w:hAnsi="Calibri"/>
-                <w:sz w:val="20"/>
-              </w:rPr>
-              <w:t xml:space="default">58,343 (15%)</w:t>
-            </w:r>
-          </w:p>
-        </w:tc>
-      </w:tr>
-      <w:tr>
-        <w:trPr>
-          <w:cantSplit/>
-        </w:trPr>
-        <w:tc>
-          <w:tcPr>
-            <w:tcBorders>
-              <w:top w:val="single" w:space="0" w:color="D3D3D3"/>
-              <w:bottom w:val="single" w:space="0" w:color="D3D3D3"/>
-              <w:start w:val="single" w:space="0" w:color="D3D3D3"/>
-              <w:end w:val="single" w:space="0" w:color="D3D3D3"/>
-            </w:tcBorders>
-          </w:tcPr>
-          <w:p>
-            <w:pPr>
-              <w:spacing w:before="0" w:after="60"/>
-              <w:keepNext/>
-              <w:jc w:val="start"/>
-            </w:pPr>
-            <w:r>
-              <w:rPr>
-                <w:rFonts w:ascii="Calibri" w:hAnsi="Calibri"/>
-                <w:sz w:val="20"/>
-              </w:rPr>
-              <w:t xml:space="default">    elevated</w:t>
-            </w:r>
-          </w:p>
-        </w:tc>
-        <w:tc>
-          <w:tcPr>
-            <w:tcBorders>
-              <w:top w:val="single" w:space="0" w:color="D3D3D3"/>
-              <w:bottom w:val="single" w:space="0" w:color="D3D3D3"/>
-              <w:start w:val="single" w:space="0" w:color="D3D3D3"/>
-              <w:end w:val="single" w:space="0" w:color="D3D3D3"/>
-            </w:tcBorders>
-          </w:tcPr>
-          <w:p>
-            <w:pPr>
-              <w:spacing w:before="0" w:after="60"/>
-              <w:keepNext/>
-              <w:jc w:val="center"/>
-            </w:pPr>
-            <w:r>
-              <w:rPr>
-                <w:rFonts w:ascii="Calibri" w:hAnsi="Calibri"/>
-                <w:sz w:val="20"/>
-              </w:rPr>
-              <w:t xml:space="default">18,484 (12%)</w:t>
-            </w:r>
-          </w:p>
-        </w:tc>
-        <w:tc>
-          <w:tcPr>
-            <w:tcBorders>
-              <w:top w:val="single" w:space="0" w:color="D3D3D3"/>
-              <w:bottom w:val="single" w:space="0" w:color="D3D3D3"/>
-              <w:start w:val="single" w:space="0" w:color="D3D3D3"/>
-              <w:end w:val="single" w:space="0" w:color="D3D3D3"/>
-            </w:tcBorders>
-          </w:tcPr>
-          <w:p>
-            <w:pPr>
-              <w:spacing w:before="0" w:after="60"/>
-              <w:keepNext/>
-              <w:jc w:val="center"/>
-            </w:pPr>
-            <w:r>
-              <w:rPr>
-                <w:rFonts w:ascii="Calibri" w:hAnsi="Calibri"/>
-                <w:sz w:val="20"/>
-              </w:rPr>
-              <w:t xml:space="default">11,951 (9.9%)</w:t>
-            </w:r>
-          </w:p>
-        </w:tc>
-        <w:tc>
-          <w:tcPr>
-            <w:tcBorders>
-              <w:top w:val="single" w:space="0" w:color="D3D3D3"/>
-              <w:bottom w:val="single" w:space="0" w:color="D3D3D3"/>
-              <w:start w:val="single" w:space="0" w:color="D3D3D3"/>
-              <w:end w:val="single" w:space="0" w:color="D3D3D3"/>
-            </w:tcBorders>
-          </w:tcPr>
-          <w:p>
-            <w:pPr>
-              <w:spacing w:before="0" w:after="60"/>
-              <w:keepNext/>
-              <w:jc w:val="center"/>
-            </w:pPr>
-            <w:r>
-              <w:rPr>
-                <w:rFonts w:ascii="Calibri" w:hAnsi="Calibri"/>
-                <w:sz w:val="20"/>
-              </w:rPr>
-              <w:t xml:space="default">327,568 (12%)</w:t>
-            </w:r>
-          </w:p>
-        </w:tc>
-        <w:tc>
-          <w:tcPr>
-            <w:tcBorders>
-              <w:top w:val="single" w:space="0" w:color="D3D3D3"/>
-              <w:bottom w:val="single" w:space="0" w:color="D3D3D3"/>
-              <w:start w:val="single" w:space="0" w:color="D3D3D3"/>
-              <w:end w:val="single" w:space="0" w:color="D3D3D3"/>
-            </w:tcBorders>
-          </w:tcPr>
-          <w:p>
-            <w:pPr>
-              <w:spacing w:before="0" w:after="60"/>
-              <w:keepNext/>
-              <w:jc w:val="center"/>
-            </w:pPr>
-            <w:r>
-              <w:rPr>
-                <w:rFonts w:ascii="Calibri" w:hAnsi="Calibri"/>
-                <w:sz w:val="20"/>
-              </w:rPr>
-              <w:t xml:space="default">208,063 (8.9%)</w:t>
-            </w:r>
-          </w:p>
-        </w:tc>
-        <w:tc>
-          <w:tcPr>
-            <w:tcBorders>
-              <w:top w:val="single" w:space="0" w:color="D3D3D3"/>
-              <w:bottom w:val="single" w:space="0" w:color="D3D3D3"/>
-              <w:start w:val="single" w:space="0" w:color="D3D3D3"/>
-              <w:end w:val="single" w:space="0" w:color="D3D3D3"/>
-            </w:tcBorders>
-          </w:tcPr>
-          <w:p>
-            <w:pPr>
-              <w:spacing w:before="0" w:after="60"/>
-              <w:keepNext/>
-              <w:jc w:val="center"/>
-            </w:pPr>
-            <w:r>
-              <w:rPr>
-                <w:rFonts w:ascii="Calibri" w:hAnsi="Calibri"/>
-                <w:sz w:val="20"/>
-              </w:rPr>
-              <w:t xml:space="default">47,412 (12%)</w:t>
-            </w:r>
-          </w:p>
-        </w:tc>
-        <w:tc>
-          <w:tcPr>
-            <w:tcBorders>
-              <w:top w:val="single" w:space="0" w:color="D3D3D3"/>
-              <w:bottom w:val="single" w:space="0" w:color="D3D3D3"/>
-              <w:start w:val="single" w:space="0" w:color="D3D3D3"/>
-              <w:end w:val="single" w:space="0" w:color="D3D3D3"/>
-            </w:tcBorders>
-          </w:tcPr>
-          <w:p>
-            <w:pPr>
-              <w:spacing w:before="0" w:after="60"/>
-              <w:keepNext/>
-              <w:jc w:val="center"/>
-            </w:pPr>
-            <w:r>
-              <w:rPr>
-                <w:rFonts w:ascii="Calibri" w:hAnsi="Calibri"/>
-                <w:sz w:val="20"/>
-              </w:rPr>
-              <w:t xml:space="default">40,495 (11%)</w:t>
-            </w:r>
-          </w:p>
-        </w:tc>
-      </w:tr>
-      <w:tr>
-        <w:trPr>
-          <w:cantSplit/>
-        </w:trPr>
-        <w:tc>
-          <w:tcPr>
-            <w:tcBorders>
-              <w:top w:val="single" w:space="0" w:color="D3D3D3"/>
-              <w:bottom w:val="single" w:space="0" w:color="D3D3D3"/>
-              <w:start w:val="single" w:space="0" w:color="D3D3D3"/>
-              <w:end w:val="single" w:space="0" w:color="D3D3D3"/>
-            </w:tcBorders>
-          </w:tcPr>
-          <w:p>
-            <w:pPr>
-              <w:spacing w:before="0" w:after="60"/>
-              <w:keepNext/>
-              <w:jc w:val="start"/>
-            </w:pPr>
-            <w:r>
-              <w:rPr>
-                <w:rFonts w:ascii="Calibri" w:hAnsi="Calibri"/>
-                <w:sz w:val="20"/>
-              </w:rPr>
-              <w:t xml:space="default">    stage 1</w:t>
-            </w:r>
-          </w:p>
-        </w:tc>
-        <w:tc>
-          <w:tcPr>
-            <w:tcBorders>
-              <w:top w:val="single" w:space="0" w:color="D3D3D3"/>
-              <w:bottom w:val="single" w:space="0" w:color="D3D3D3"/>
-              <w:start w:val="single" w:space="0" w:color="D3D3D3"/>
-              <w:end w:val="single" w:space="0" w:color="D3D3D3"/>
-            </w:tcBorders>
-          </w:tcPr>
-          <w:p>
-            <w:pPr>
-              <w:spacing w:before="0" w:after="60"/>
-              <w:keepNext/>
-              <w:jc w:val="center"/>
-            </w:pPr>
-            <w:r>
-              <w:rPr>
-                <w:rFonts w:ascii="Calibri" w:hAnsi="Calibri"/>
-                <w:sz w:val="20"/>
-              </w:rPr>
-              <w:t xml:space="default">55,305 (36%)</w:t>
-            </w:r>
-          </w:p>
-        </w:tc>
-        <w:tc>
-          <w:tcPr>
-            <w:tcBorders>
-              <w:top w:val="single" w:space="0" w:color="D3D3D3"/>
-              <w:bottom w:val="single" w:space="0" w:color="D3D3D3"/>
-              <w:start w:val="single" w:space="0" w:color="D3D3D3"/>
-              <w:end w:val="single" w:space="0" w:color="D3D3D3"/>
-            </w:tcBorders>
-          </w:tcPr>
-          <w:p>
-            <w:pPr>
-              <w:spacing w:before="0" w:after="60"/>
-              <w:keepNext/>
-              <w:jc w:val="center"/>
-            </w:pPr>
-            <w:r>
-              <w:rPr>
-                <w:rFonts w:ascii="Calibri" w:hAnsi="Calibri"/>
-                <w:sz w:val="20"/>
-              </w:rPr>
-              <w:t xml:space="default">40,754 (34%)</w:t>
-            </w:r>
-          </w:p>
-        </w:tc>
-        <w:tc>
-          <w:tcPr>
-            <w:tcBorders>
-              <w:top w:val="single" w:space="0" w:color="D3D3D3"/>
-              <w:bottom w:val="single" w:space="0" w:color="D3D3D3"/>
-              <w:start w:val="single" w:space="0" w:color="D3D3D3"/>
-              <w:end w:val="single" w:space="0" w:color="D3D3D3"/>
-            </w:tcBorders>
-          </w:tcPr>
-          <w:p>
-            <w:pPr>
-              <w:spacing w:before="0" w:after="60"/>
-              <w:keepNext/>
-              <w:jc w:val="center"/>
-            </w:pPr>
-            <w:r>
-              <w:rPr>
-                <w:rFonts w:ascii="Calibri" w:hAnsi="Calibri"/>
-                <w:sz w:val="20"/>
-              </w:rPr>
-              <w:t xml:space="default">1,004,044 (36%)</w:t>
-            </w:r>
-          </w:p>
-        </w:tc>
-        <w:tc>
-          <w:tcPr>
-            <w:tcBorders>
-              <w:top w:val="single" w:space="0" w:color="D3D3D3"/>
-              <w:bottom w:val="single" w:space="0" w:color="D3D3D3"/>
-              <w:start w:val="single" w:space="0" w:color="D3D3D3"/>
-              <w:end w:val="single" w:space="0" w:color="D3D3D3"/>
-            </w:tcBorders>
-          </w:tcPr>
-          <w:p>
-            <w:pPr>
-              <w:spacing w:before="0" w:after="60"/>
-              <w:keepNext/>
-              <w:jc w:val="center"/>
-            </w:pPr>
-            <w:r>
-              <w:rPr>
-                <w:rFonts w:ascii="Calibri" w:hAnsi="Calibri"/>
-                <w:sz w:val="20"/>
-              </w:rPr>
-              <w:t xml:space="default">769,655 (33%)</w:t>
-            </w:r>
-          </w:p>
-        </w:tc>
-        <w:tc>
-          <w:tcPr>
-            <w:tcBorders>
-              <w:top w:val="single" w:space="0" w:color="D3D3D3"/>
-              <w:bottom w:val="single" w:space="0" w:color="D3D3D3"/>
-              <w:start w:val="single" w:space="0" w:color="D3D3D3"/>
-              <w:end w:val="single" w:space="0" w:color="D3D3D3"/>
-            </w:tcBorders>
-          </w:tcPr>
-          <w:p>
-            <w:pPr>
-              <w:spacing w:before="0" w:after="60"/>
-              <w:keepNext/>
-              <w:jc w:val="center"/>
-            </w:pPr>
-            <w:r>
-              <w:rPr>
-                <w:rFonts w:ascii="Calibri" w:hAnsi="Calibri"/>
-                <w:sz w:val="20"/>
-              </w:rPr>
-              <w:t xml:space="default">134,904 (33%)</w:t>
-            </w:r>
-          </w:p>
-        </w:tc>
-        <w:tc>
-          <w:tcPr>
-            <w:tcBorders>
-              <w:top w:val="single" w:space="0" w:color="D3D3D3"/>
-              <w:bottom w:val="single" w:space="0" w:color="D3D3D3"/>
-              <w:start w:val="single" w:space="0" w:color="D3D3D3"/>
-              <w:end w:val="single" w:space="0" w:color="D3D3D3"/>
-            </w:tcBorders>
-          </w:tcPr>
-          <w:p>
-            <w:pPr>
-              <w:spacing w:before="0" w:after="60"/>
-              <w:keepNext/>
-              <w:jc w:val="center"/>
-            </w:pPr>
-            <w:r>
-              <w:rPr>
-                <w:rFonts w:ascii="Calibri" w:hAnsi="Calibri"/>
-                <w:sz w:val="20"/>
-              </w:rPr>
-              <w:t xml:space="default">135,935 (36%)</w:t>
-            </w:r>
-          </w:p>
-        </w:tc>
-      </w:tr>
-      <w:tr>
-        <w:trPr>
-          <w:cantSplit/>
-        </w:trPr>
-        <w:tc>
-          <w:tcPr>
-            <w:tcBorders>
-              <w:top w:val="single" w:space="0" w:color="D3D3D3"/>
-              <w:bottom w:val="single" w:space="0" w:color="D3D3D3"/>
-              <w:start w:val="single" w:space="0" w:color="D3D3D3"/>
-              <w:end w:val="single" w:space="0" w:color="D3D3D3"/>
-            </w:tcBorders>
-          </w:tcPr>
-          <w:p>
-            <w:pPr>
-              <w:spacing w:before="0" w:after="60"/>
-              <w:keepNext/>
-              <w:jc w:val="start"/>
-            </w:pPr>
-            <w:r>
-              <w:rPr>
-                <w:rFonts w:ascii="Calibri" w:hAnsi="Calibri"/>
-                <w:sz w:val="20"/>
-              </w:rPr>
-              <w:t xml:space="default">    stage 2</w:t>
-            </w:r>
-          </w:p>
-        </w:tc>
-        <w:tc>
-          <w:tcPr>
-            <w:tcBorders>
-              <w:top w:val="single" w:space="0" w:color="D3D3D3"/>
-              <w:bottom w:val="single" w:space="0" w:color="D3D3D3"/>
-              <w:start w:val="single" w:space="0" w:color="D3D3D3"/>
-              <w:end w:val="single" w:space="0" w:color="D3D3D3"/>
-            </w:tcBorders>
-          </w:tcPr>
-          <w:p>
-            <w:pPr>
-              <w:spacing w:before="0" w:after="60"/>
-              <w:keepNext/>
-              <w:jc w:val="center"/>
-            </w:pPr>
-            <w:r>
-              <w:rPr>
-                <w:rFonts w:ascii="Calibri" w:hAnsi="Calibri"/>
-                <w:sz w:val="20"/>
-              </w:rPr>
-              <w:t xml:space="default">50,321 (32%)</w:t>
-            </w:r>
-          </w:p>
-        </w:tc>
-        <w:tc>
-          <w:tcPr>
-            <w:tcBorders>
-              <w:top w:val="single" w:space="0" w:color="D3D3D3"/>
-              <w:bottom w:val="single" w:space="0" w:color="D3D3D3"/>
-              <w:start w:val="single" w:space="0" w:color="D3D3D3"/>
-              <w:end w:val="single" w:space="0" w:color="D3D3D3"/>
-            </w:tcBorders>
-          </w:tcPr>
-          <w:p>
-            <w:pPr>
-              <w:spacing w:before="0" w:after="60"/>
-              <w:keepNext/>
-              <w:jc w:val="center"/>
-            </w:pPr>
-            <w:r>
-              <w:rPr>
-                <w:rFonts w:ascii="Calibri" w:hAnsi="Calibri"/>
-                <w:sz w:val="20"/>
-              </w:rPr>
-              <w:t xml:space="default">54,788 (46%)</w:t>
-            </w:r>
-          </w:p>
-        </w:tc>
-        <w:tc>
-          <w:tcPr>
-            <w:tcBorders>
-              <w:top w:val="single" w:space="0" w:color="D3D3D3"/>
-              <w:bottom w:val="single" w:space="0" w:color="D3D3D3"/>
-              <w:start w:val="single" w:space="0" w:color="D3D3D3"/>
-              <w:end w:val="single" w:space="0" w:color="D3D3D3"/>
-            </w:tcBorders>
-          </w:tcPr>
-          <w:p>
-            <w:pPr>
-              <w:spacing w:before="0" w:after="60"/>
-              <w:keepNext/>
-              <w:jc w:val="center"/>
-            </w:pPr>
-            <w:r>
-              <w:rPr>
-                <w:rFonts w:ascii="Calibri" w:hAnsi="Calibri"/>
-                <w:sz w:val="20"/>
-              </w:rPr>
-              <w:t xml:space="default">820,407 (29%)</w:t>
-            </w:r>
-          </w:p>
-        </w:tc>
-        <w:tc>
-          <w:tcPr>
-            <w:tcBorders>
-              <w:top w:val="single" w:space="0" w:color="D3D3D3"/>
-              <w:bottom w:val="single" w:space="0" w:color="D3D3D3"/>
-              <w:start w:val="single" w:space="0" w:color="D3D3D3"/>
-              <w:end w:val="single" w:space="0" w:color="D3D3D3"/>
-            </w:tcBorders>
-          </w:tcPr>
-          <w:p>
-            <w:pPr>
-              <w:spacing w:before="0" w:after="60"/>
-              <w:keepNext/>
-              <w:jc w:val="center"/>
-            </w:pPr>
-            <w:r>
-              <w:rPr>
-                <w:rFonts w:ascii="Calibri" w:hAnsi="Calibri"/>
-                <w:sz w:val="20"/>
-              </w:rPr>
-              <w:t xml:space="default">1,143,268 (49%)</w:t>
-            </w:r>
-          </w:p>
-        </w:tc>
-        <w:tc>
-          <w:tcPr>
-            <w:tcBorders>
-              <w:top w:val="single" w:space="0" w:color="D3D3D3"/>
-              <w:bottom w:val="single" w:space="0" w:color="D3D3D3"/>
-              <w:start w:val="single" w:space="0" w:color="D3D3D3"/>
-              <w:end w:val="single" w:space="0" w:color="D3D3D3"/>
-            </w:tcBorders>
-          </w:tcPr>
-          <w:p>
-            <w:pPr>
-              <w:spacing w:before="0" w:after="60"/>
-              <w:keepNext/>
-              <w:jc w:val="center"/>
-            </w:pPr>
-            <w:r>
-              <w:rPr>
-                <w:rFonts w:ascii="Calibri" w:hAnsi="Calibri"/>
-                <w:sz w:val="20"/>
-              </w:rPr>
-              <w:t xml:space="default">80,262 (20%)</w:t>
-            </w:r>
-          </w:p>
-        </w:tc>
-        <w:tc>
-          <w:tcPr>
-            <w:tcBorders>
-              <w:top w:val="single" w:space="0" w:color="D3D3D3"/>
-              <w:bottom w:val="single" w:space="0" w:color="D3D3D3"/>
-              <w:start w:val="single" w:space="0" w:color="D3D3D3"/>
-              <w:end w:val="single" w:space="0" w:color="D3D3D3"/>
-            </w:tcBorders>
-          </w:tcPr>
-          <w:p>
-            <w:pPr>
-              <w:spacing w:before="0" w:after="60"/>
-              <w:keepNext/>
-              <w:jc w:val="center"/>
-            </w:pPr>
-            <w:r>
-              <w:rPr>
-                <w:rFonts w:ascii="Calibri" w:hAnsi="Calibri"/>
-                <w:sz w:val="20"/>
-              </w:rPr>
-              <w:t xml:space="default">142,171 (38%)</w:t>
-            </w:r>
-          </w:p>
-        </w:tc>
-      </w:tr>
-      <w:tr>
-        <w:trPr>
-          <w:cantSplit/>
-        </w:trPr>
-        <w:tc>
-          <w:tcPr>
-            <w:gridSpan w:val="7"/>
-          </w:tcPr>
-          <w:p>
-            <w:pPr>
-              <w:spacing w:before="0" w:after="60"/>
-              <w:keepNext/>
-            </w:pPr>
-            <w:r>
-              <w:rPr>
-                <w:vertAlign w:val="superscript"/>
-                <w:i/>
-                <w:rFonts w:ascii="Calibri" w:hAnsi="Calibri"/>
-                <w:sz w:val="20"/>
-              </w:rPr>
-              <w:t xml:space="default">1</w:t>
-            </w:r>
-            <w:r>
-              <w:rPr>
-                <w:rFonts w:ascii="Calibri" w:hAnsi="Calibri"/>
-                <w:sz w:val="20"/>
-              </w:rPr>
-              <w:t xml:space="default">n (%)</w:t>
+            <w:gridSpan w:val="11"/>
+          </w:tcPr>
+          <w:p>
+            <w:pPr>
+              <w:spacing w:before="0" w:after="60"/>
+              <w:keepNext/>
+            </w:pPr>
+            <w:r>
+              <w:rPr>
+                <w:rFonts w:ascii="Calibri" w:hAnsi="Calibri"/>
+                <w:sz w:val="20"/>
+              </w:rPr>
+              <w:t xml:space="preserve">Abbreviation: CI = Confidence Interval</w:t>
             </w:r>
           </w:p>
         </w:tc>

--- a/table2.docx
+++ b/table2.docx
@@ -46,7 +46,7 @@
               <w:top w:val="single" w:sz="16" w:space="0" w:color="D3D3D3"/>
               <w:bottom w:val="single" w:sz="16" w:space="0" w:color="D3D3D3"/>
             </w:tcBorders>
-            <w:gridSpan w:val="2"/>
+            <w:gridSpan w:val="1"/>
           </w:tcPr>
           <w:p>
             <w:pPr>
@@ -70,7 +70,7 @@
               <w:top w:val="single" w:sz="16" w:space="0" w:color="D3D3D3"/>
               <w:bottom w:val="single" w:sz="16" w:space="0" w:color="D3D3D3"/>
             </w:tcBorders>
-            <w:gridSpan w:val="2"/>
+            <w:gridSpan w:val="1"/>
           </w:tcPr>
           <w:p>
             <w:pPr>
@@ -94,7 +94,7 @@
               <w:top w:val="single" w:sz="16" w:space="0" w:color="D3D3D3"/>
               <w:bottom w:val="single" w:sz="16" w:space="0" w:color="D3D3D3"/>
             </w:tcBorders>
-            <w:gridSpan w:val="2"/>
+            <w:gridSpan w:val="1"/>
           </w:tcPr>
           <w:p>
             <w:pPr>
@@ -118,7 +118,7 @@
               <w:top w:val="single" w:sz="16" w:space="0" w:color="D3D3D3"/>
               <w:bottom w:val="single" w:sz="16" w:space="0" w:color="D3D3D3"/>
             </w:tcBorders>
-            <w:gridSpan w:val="2"/>
+            <w:gridSpan w:val="1"/>
           </w:tcPr>
           <w:p>
             <w:pPr>
@@ -143,7 +143,7 @@
               <w:bottom w:val="single" w:sz="16" w:space="0" w:color="D3D3D3"/>
               <w:end w:val="single" w:space="0" w:color="D3D3D3"/>
             </w:tcBorders>
-            <w:gridSpan w:val="2"/>
+            <w:gridSpan w:val="1"/>
           </w:tcPr>
           <w:p>
             <w:pPr>
@@ -208,7 +208,7 @@
                 <w:rFonts w:ascii="Calibri" w:hAnsi="Calibri"/>
                 <w:sz w:val="20"/>
               </w:rPr>
-              <w:t xml:space="preserve">25-39</w:t>
+              <w:t xml:space="preserve">Overall</w:t>
             </w:r>
             <w:r>
               <w:rPr>
@@ -229,7 +229,7 @@
                 <w:rFonts w:ascii="Calibri" w:hAnsi="Calibri"/>
                 <w:sz w:val="20"/>
               </w:rPr>
-              <w:t xml:space="preserve">N = 1600137 (32%)</w:t>
+              <w:t xml:space="preserve">N = 4953759</w:t>
             </w:r>
             <w:r>
               <w:rPr>
@@ -260,7 +260,7 @@
                 <w:rFonts w:ascii="Calibri" w:hAnsi="Calibri"/>
                 <w:sz w:val="20"/>
               </w:rPr>
-              <w:t xml:space="preserve">40-</w:t>
+              <w:t xml:space="preserve">Overall</w:t>
             </w:r>
             <w:r>
               <w:rPr>
@@ -281,7 +281,7 @@
                 <w:rFonts w:ascii="Calibri" w:hAnsi="Calibri"/>
                 <w:sz w:val="20"/>
               </w:rPr>
-              <w:t xml:space="preserve">N = 3353622 (68%)</w:t>
+              <w:t xml:space="preserve">N = 651470</w:t>
             </w:r>
             <w:r>
               <w:rPr>
@@ -312,7 +312,7 @@
                 <w:rFonts w:ascii="Calibri" w:hAnsi="Calibri"/>
                 <w:sz w:val="20"/>
               </w:rPr>
-              <w:t xml:space="preserve">25-39</w:t>
+              <w:t xml:space="preserve">Overall</w:t>
             </w:r>
             <w:r>
               <w:rPr>
@@ -333,7 +333,7 @@
                 <w:rFonts w:ascii="Calibri" w:hAnsi="Calibri"/>
                 <w:sz w:val="20"/>
               </w:rPr>
-              <w:t xml:space="preserve">N = 186357 (29%)</w:t>
+              <w:t xml:space="preserve">N = 317469</w:t>
             </w:r>
             <w:r>
               <w:rPr>
@@ -364,7 +364,7 @@
                 <w:rFonts w:ascii="Calibri" w:hAnsi="Calibri"/>
                 <w:sz w:val="20"/>
               </w:rPr>
-              <w:t xml:space="preserve">40-</w:t>
+              <w:t xml:space="preserve">Overall</w:t>
             </w:r>
             <w:r>
               <w:rPr>
@@ -385,7 +385,7 @@
                 <w:rFonts w:ascii="Calibri" w:hAnsi="Calibri"/>
                 <w:sz w:val="20"/>
               </w:rPr>
-              <w:t xml:space="preserve">N = 465113 (71%)</w:t>
+              <w:t xml:space="preserve">N = 260995</w:t>
             </w:r>
             <w:r>
               <w:rPr>
@@ -402,6 +402,7 @@
           <w:tcPr>
             <w:tcBorders>
               <w:bottom w:val="single" w:sz="16" w:space="0" w:color="D3D3D3"/>
+              <w:end w:val="single" w:space="0" w:color="D3D3D3"/>
             </w:tcBorders>
           </w:tcPr>
           <w:p>
@@ -416,7 +417,7 @@
                 <w:rFonts w:ascii="Calibri" w:hAnsi="Calibri"/>
                 <w:sz w:val="20"/>
               </w:rPr>
-              <w:t xml:space="preserve">25-39</w:t>
+              <w:t xml:space="preserve">Overall</w:t>
             </w:r>
             <w:r>
               <w:rPr>
@@ -437,268 +438,7 @@
                 <w:rFonts w:ascii="Calibri" w:hAnsi="Calibri"/>
                 <w:sz w:val="20"/>
               </w:rPr>
-              <w:t xml:space="preserve">N = 85980 (27%)</w:t>
-            </w:r>
-            <w:r>
-              <w:rPr>
-                <w:vertAlign w:val="superscript"/>
-                <w:i/>
-                <w:rFonts w:ascii="Calibri" w:hAnsi="Calibri"/>
-                <w:sz w:val="20"/>
-              </w:rPr>
-              <w:t xml:space="default">1</w:t>
-            </w:r>
-          </w:p>
-        </w:tc>
-        <w:tc>
-          <w:tcPr>
-            <w:tcBorders>
-              <w:bottom w:val="single" w:sz="16" w:space="0" w:color="D3D3D3"/>
-            </w:tcBorders>
-          </w:tcPr>
-          <w:p>
-            <w:pPr>
-              <w:spacing w:before="0" w:after="60"/>
-              <w:keepNext/>
-              <w:jc w:val="center"/>
-            </w:pPr>
-            <w:r>
-              <w:rPr>
-                <w:b w:val="true"/>
-                <w:rFonts w:ascii="Calibri" w:hAnsi="Calibri"/>
-                <w:sz w:val="20"/>
-              </w:rPr>
-              <w:t xml:space="preserve">40-</w:t>
-            </w:r>
-            <w:r>
-              <w:rPr>
-                <w:rFonts w:ascii="Calibri" w:hAnsi="Calibri"/>
-                <w:sz w:val="20"/>
-              </w:rPr>
-              <w:t xml:space="preserve"/>
-            </w:r>
-            <w:r xmlns:w="http://schemas.openxmlformats.org/wordprocessingml/2006/main">
-              <w:rPr>
-                <w:rFonts w:ascii="Calibri" w:hAnsi="Calibri"/>
-                <w:sz w:val="20"/>
-              </w:rPr>
-              <w:t xml:space="preserve"> </w:t>
-            </w:r>
-            <w:r>
-              <w:rPr>
-                <w:rFonts w:ascii="Calibri" w:hAnsi="Calibri"/>
-                <w:sz w:val="20"/>
-              </w:rPr>
-              <w:t xml:space="preserve">N = 231489 (73%)</w:t>
-            </w:r>
-            <w:r>
-              <w:rPr>
-                <w:vertAlign w:val="superscript"/>
-                <w:i/>
-                <w:rFonts w:ascii="Calibri" w:hAnsi="Calibri"/>
-                <w:sz w:val="20"/>
-              </w:rPr>
-              <w:t xml:space="default">1</w:t>
-            </w:r>
-          </w:p>
-        </w:tc>
-        <w:tc>
-          <w:tcPr>
-            <w:tcBorders>
-              <w:bottom w:val="single" w:sz="16" w:space="0" w:color="D3D3D3"/>
-            </w:tcBorders>
-          </w:tcPr>
-          <w:p>
-            <w:pPr>
-              <w:spacing w:before="0" w:after="60"/>
-              <w:keepNext/>
-              <w:jc w:val="center"/>
-            </w:pPr>
-            <w:r>
-              <w:rPr>
-                <w:b w:val="true"/>
-                <w:rFonts w:ascii="Calibri" w:hAnsi="Calibri"/>
-                <w:sz w:val="20"/>
-              </w:rPr>
-              <w:t xml:space="preserve">25-39</w:t>
-            </w:r>
-            <w:r>
-              <w:rPr>
-                <w:rFonts w:ascii="Calibri" w:hAnsi="Calibri"/>
-                <w:sz w:val="20"/>
-              </w:rPr>
-              <w:t xml:space="preserve"/>
-            </w:r>
-            <w:r xmlns:w="http://schemas.openxmlformats.org/wordprocessingml/2006/main">
-              <w:rPr>
-                <w:rFonts w:ascii="Calibri" w:hAnsi="Calibri"/>
-                <w:sz w:val="20"/>
-              </w:rPr>
-              <w:t xml:space="preserve"> </w:t>
-            </w:r>
-            <w:r>
-              <w:rPr>
-                <w:rFonts w:ascii="Calibri" w:hAnsi="Calibri"/>
-                <w:sz w:val="20"/>
-              </w:rPr>
-              <w:t xml:space="preserve">N = 64750 (25%)</w:t>
-            </w:r>
-            <w:r>
-              <w:rPr>
-                <w:vertAlign w:val="superscript"/>
-                <w:i/>
-                <w:rFonts w:ascii="Calibri" w:hAnsi="Calibri"/>
-                <w:sz w:val="20"/>
-              </w:rPr>
-              <w:t xml:space="default">1</w:t>
-            </w:r>
-          </w:p>
-        </w:tc>
-        <w:tc>
-          <w:tcPr>
-            <w:tcBorders>
-              <w:bottom w:val="single" w:sz="16" w:space="0" w:color="D3D3D3"/>
-            </w:tcBorders>
-          </w:tcPr>
-          <w:p>
-            <w:pPr>
-              <w:spacing w:before="0" w:after="60"/>
-              <w:keepNext/>
-              <w:jc w:val="center"/>
-            </w:pPr>
-            <w:r>
-              <w:rPr>
-                <w:b w:val="true"/>
-                <w:rFonts w:ascii="Calibri" w:hAnsi="Calibri"/>
-                <w:sz w:val="20"/>
-              </w:rPr>
-              <w:t xml:space="preserve">40-</w:t>
-            </w:r>
-            <w:r>
-              <w:rPr>
-                <w:rFonts w:ascii="Calibri" w:hAnsi="Calibri"/>
-                <w:sz w:val="20"/>
-              </w:rPr>
-              <w:t xml:space="preserve"/>
-            </w:r>
-            <w:r xmlns:w="http://schemas.openxmlformats.org/wordprocessingml/2006/main">
-              <w:rPr>
-                <w:rFonts w:ascii="Calibri" w:hAnsi="Calibri"/>
-                <w:sz w:val="20"/>
-              </w:rPr>
-              <w:t xml:space="preserve"> </w:t>
-            </w:r>
-            <w:r>
-              <w:rPr>
-                <w:rFonts w:ascii="Calibri" w:hAnsi="Calibri"/>
-                <w:sz w:val="20"/>
-              </w:rPr>
-              <w:t xml:space="preserve">N = 196245 (75%)</w:t>
-            </w:r>
-            <w:r>
-              <w:rPr>
-                <w:vertAlign w:val="superscript"/>
-                <w:i/>
-                <w:rFonts w:ascii="Calibri" w:hAnsi="Calibri"/>
-                <w:sz w:val="20"/>
-              </w:rPr>
-              <w:t xml:space="default">1</w:t>
-            </w:r>
-          </w:p>
-        </w:tc>
-        <w:tc>
-          <w:tcPr>
-            <w:tcBorders>
-              <w:bottom w:val="single" w:sz="16" w:space="0" w:color="D3D3D3"/>
-            </w:tcBorders>
-          </w:tcPr>
-          <w:p>
-            <w:pPr>
-              <w:spacing w:before="0" w:after="60"/>
-              <w:keepNext/>
-              <w:jc w:val="center"/>
-            </w:pPr>
-            <w:r>
-              <w:rPr>
-                <w:b w:val="true"/>
-                <w:rFonts w:ascii="Calibri" w:hAnsi="Calibri"/>
-                <w:sz w:val="20"/>
-              </w:rPr>
-              <w:t xml:space="preserve">25-39</w:t>
-            </w:r>
-            <w:r>
-              <w:rPr>
-                <w:rFonts w:ascii="Calibri" w:hAnsi="Calibri"/>
-                <w:sz w:val="20"/>
-              </w:rPr>
-              <w:t xml:space="preserve"/>
-            </w:r>
-            <w:r xmlns:w="http://schemas.openxmlformats.org/wordprocessingml/2006/main">
-              <w:rPr>
-                <w:rFonts w:ascii="Calibri" w:hAnsi="Calibri"/>
-                <w:sz w:val="20"/>
-              </w:rPr>
-              <w:t xml:space="preserve"> </w:t>
-            </w:r>
-            <w:r>
-              <w:rPr>
-                <w:rFonts w:ascii="Calibri" w:hAnsi="Calibri"/>
-                <w:sz w:val="20"/>
-              </w:rPr>
-              <w:t xml:space="preserve">N = 3736 (42%)</w:t>
-            </w:r>
-            <w:r>
-              <w:rPr>
-                <w:vertAlign w:val="superscript"/>
-                <w:i/>
-                <w:rFonts w:ascii="Calibri" w:hAnsi="Calibri"/>
-                <w:sz w:val="20"/>
-              </w:rPr>
-              <w:t xml:space="default">1</w:t>
-            </w:r>
-          </w:p>
-        </w:tc>
-        <w:tc>
-          <w:tcPr>
-            <w:tcBorders>
-              <w:bottom w:val="single" w:sz="16" w:space="0" w:color="D3D3D3"/>
-              <w:end w:val="single" w:space="0" w:color="D3D3D3"/>
-            </w:tcBorders>
-          </w:tcPr>
-          <w:p>
-            <w:pPr>
-              <w:spacing w:before="0" w:after="60"/>
-              <w:keepNext/>
-              <w:jc w:val="center"/>
-            </w:pPr>
-            <w:r>
-              <w:rPr>
-                <w:b w:val="true"/>
-                <w:rFonts w:ascii="Calibri" w:hAnsi="Calibri"/>
-                <w:sz w:val="20"/>
-              </w:rPr>
-              <w:t xml:space="preserve">40-</w:t>
-            </w:r>
-            <w:r>
-              <w:rPr>
-                <w:rFonts w:ascii="Calibri" w:hAnsi="Calibri"/>
-                <w:sz w:val="20"/>
-              </w:rPr>
-              <w:t xml:space="preserve"/>
-            </w:r>
-            <w:r xmlns:w="http://schemas.openxmlformats.org/wordprocessingml/2006/main">
-              <w:rPr>
-                <w:rFonts w:ascii="Calibri" w:hAnsi="Calibri"/>
-                <w:sz w:val="20"/>
-              </w:rPr>
-              <w:t xml:space="preserve"> </w:t>
-            </w:r>
-            <w:r>
-              <w:rPr>
-                <w:rFonts w:ascii="Calibri" w:hAnsi="Calibri"/>
-                <w:sz w:val="20"/>
-              </w:rPr>
-              <w:t xml:space="preserve">N = 5225 (58%)</w:t>
+              <w:t xml:space="preserve">N = 8961</w:t>
             </w:r>
             <w:r>
               <w:rPr>
@@ -861,126 +601,6 @@
             </w:r>
           </w:p>
         </w:tc>
-        <w:tc>
-          <w:tcPr>
-            <w:tcBorders>
-              <w:top w:val="single" w:space="0" w:color="D3D3D3"/>
-              <w:bottom w:val="single" w:space="0" w:color="D3D3D3"/>
-              <w:start w:val="single" w:space="0" w:color="D3D3D3"/>
-              <w:end w:val="single" w:space="0" w:color="D3D3D3"/>
-            </w:tcBorders>
-          </w:tcPr>
-          <w:p>
-            <w:pPr>
-              <w:spacing w:before="0" w:after="60"/>
-              <w:keepNext/>
-              <w:jc w:val="center"/>
-            </w:pPr>
-            <w:r>
-              <w:rPr>
-                <w:rFonts w:ascii="Calibri" w:hAnsi="Calibri"/>
-                <w:sz w:val="20"/>
-              </w:rPr>
-              <w:t xml:space="default"/>
-            </w:r>
-          </w:p>
-        </w:tc>
-        <w:tc>
-          <w:tcPr>
-            <w:tcBorders>
-              <w:top w:val="single" w:space="0" w:color="D3D3D3"/>
-              <w:bottom w:val="single" w:space="0" w:color="D3D3D3"/>
-              <w:start w:val="single" w:space="0" w:color="D3D3D3"/>
-              <w:end w:val="single" w:space="0" w:color="D3D3D3"/>
-            </w:tcBorders>
-          </w:tcPr>
-          <w:p>
-            <w:pPr>
-              <w:spacing w:before="0" w:after="60"/>
-              <w:keepNext/>
-              <w:jc w:val="center"/>
-            </w:pPr>
-            <w:r>
-              <w:rPr>
-                <w:rFonts w:ascii="Calibri" w:hAnsi="Calibri"/>
-                <w:sz w:val="20"/>
-              </w:rPr>
-              <w:t xml:space="default"/>
-            </w:r>
-          </w:p>
-        </w:tc>
-        <w:tc>
-          <w:tcPr>
-            <w:tcBorders>
-              <w:top w:val="single" w:space="0" w:color="D3D3D3"/>
-              <w:bottom w:val="single" w:space="0" w:color="D3D3D3"/>
-              <w:start w:val="single" w:space="0" w:color="D3D3D3"/>
-              <w:end w:val="single" w:space="0" w:color="D3D3D3"/>
-            </w:tcBorders>
-          </w:tcPr>
-          <w:p>
-            <w:pPr>
-              <w:spacing w:before="0" w:after="60"/>
-              <w:keepNext/>
-              <w:jc w:val="center"/>
-            </w:pPr>
-            <w:r>
-              <w:rPr>
-                <w:rFonts w:ascii="Calibri" w:hAnsi="Calibri"/>
-                <w:sz w:val="20"/>
-              </w:rPr>
-              <w:t xml:space="default"/>
-            </w:r>
-          </w:p>
-        </w:tc>
-        <w:tc>
-          <w:tcPr>
-            <w:tcBorders>
-              <w:top w:val="single" w:space="0" w:color="D3D3D3"/>
-              <w:bottom w:val="single" w:space="0" w:color="D3D3D3"/>
-              <w:start w:val="single" w:space="0" w:color="D3D3D3"/>
-              <w:end w:val="single" w:space="0" w:color="D3D3D3"/>
-            </w:tcBorders>
-          </w:tcPr>
-          <w:p>
-            <w:pPr>
-              <w:spacing w:before="0" w:after="60"/>
-              <w:keepNext/>
-              <w:jc w:val="center"/>
-            </w:pPr>
-            <w:r>
-              <w:rPr>
-                <w:rFonts w:ascii="Calibri" w:hAnsi="Calibri"/>
-                <w:sz w:val="20"/>
-              </w:rPr>
-              <w:t xml:space="default"/>
-            </w:r>
-          </w:p>
-        </w:tc>
-        <w:tc>
-          <w:tcPr>
-            <w:tcBorders>
-              <w:top w:val="single" w:space="0" w:color="D3D3D3"/>
-              <w:bottom w:val="single" w:space="0" w:color="D3D3D3"/>
-              <w:start w:val="single" w:space="0" w:color="D3D3D3"/>
-              <w:end w:val="single" w:space="0" w:color="D3D3D3"/>
-            </w:tcBorders>
-          </w:tcPr>
-          <w:p>
-            <w:pPr>
-              <w:spacing w:before="0" w:after="60"/>
-              <w:keepNext/>
-              <w:jc w:val="center"/>
-            </w:pPr>
-            <w:r>
-              <w:rPr>
-                <w:rFonts w:ascii="Calibri" w:hAnsi="Calibri"/>
-                <w:sz w:val="20"/>
-              </w:rPr>
-              <w:t xml:space="default"/>
-            </w:r>
-          </w:p>
-        </w:tc>
       </w:tr>
       <w:tr>
         <w:trPr>
@@ -1030,223 +650,103 @@
                 <w:rFonts w:ascii="Calibri" w:hAnsi="Calibri"/>
                 <w:sz w:val="20"/>
               </w:rPr>
-              <w:t xml:space="default">462,089.00/1,600,137.00 (28.88%) (28.81%, 28.95%)</w:t>
-            </w:r>
-          </w:p>
-        </w:tc>
-        <w:tc>
-          <w:tcPr>
-            <w:tcBorders>
-              <w:top w:val="single" w:space="0" w:color="D3D3D3"/>
-              <w:bottom w:val="single" w:space="0" w:color="D3D3D3"/>
-              <w:start w:val="single" w:space="0" w:color="D3D3D3"/>
-              <w:end w:val="single" w:space="0" w:color="D3D3D3"/>
-            </w:tcBorders>
-          </w:tcPr>
-          <w:p>
-            <w:pPr>
-              <w:spacing w:before="0" w:after="60"/>
-              <w:keepNext/>
-              <w:jc w:val="center"/>
-            </w:pPr>
-            <w:r>
-              <w:rPr>
-                <w:rFonts w:ascii="Calibri" w:hAnsi="Calibri"/>
-                <w:sz w:val="20"/>
-              </w:rPr>
-              <w:t xml:space="default">475,158.00/3,353,622.00 (14.17%) (14.13%, 14.21%)</w:t>
-            </w:r>
-          </w:p>
-        </w:tc>
-        <w:tc>
-          <w:tcPr>
-            <w:tcBorders>
-              <w:top w:val="single" w:space="0" w:color="D3D3D3"/>
-              <w:bottom w:val="single" w:space="0" w:color="D3D3D3"/>
-              <w:start w:val="single" w:space="0" w:color="D3D3D3"/>
-              <w:end w:val="single" w:space="0" w:color="D3D3D3"/>
-            </w:tcBorders>
-          </w:tcPr>
-          <w:p>
-            <w:pPr>
-              <w:spacing w:before="0" w:after="60"/>
-              <w:keepNext/>
-              <w:jc w:val="center"/>
-            </w:pPr>
-            <w:r>
-              <w:rPr>
-                <w:rFonts w:ascii="Calibri" w:hAnsi="Calibri"/>
-                <w:sz w:val="20"/>
-              </w:rPr>
-              <w:t xml:space="default">43,020.00/186,357.00 (23.08%) (22.89%, 23.28%)</w:t>
-            </w:r>
-          </w:p>
-        </w:tc>
-        <w:tc>
-          <w:tcPr>
-            <w:tcBorders>
-              <w:top w:val="single" w:space="0" w:color="D3D3D3"/>
-              <w:bottom w:val="single" w:space="0" w:color="D3D3D3"/>
-              <w:start w:val="single" w:space="0" w:color="D3D3D3"/>
-              <w:end w:val="single" w:space="0" w:color="D3D3D3"/>
-            </w:tcBorders>
-          </w:tcPr>
-          <w:p>
-            <w:pPr>
-              <w:spacing w:before="0" w:after="60"/>
-              <w:keepNext/>
-              <w:jc w:val="center"/>
-            </w:pPr>
-            <w:r>
-              <w:rPr>
-                <w:rFonts w:ascii="Calibri" w:hAnsi="Calibri"/>
-                <w:sz w:val="20"/>
-              </w:rPr>
-              <w:t xml:space="default">49,441.00/465,113.00 (10.63%) (10.54%, 10.72%)</w:t>
-            </w:r>
-          </w:p>
-        </w:tc>
-        <w:tc>
-          <w:tcPr>
-            <w:tcBorders>
-              <w:top w:val="single" w:space="0" w:color="D3D3D3"/>
-              <w:bottom w:val="single" w:space="0" w:color="D3D3D3"/>
-              <w:start w:val="single" w:space="0" w:color="D3D3D3"/>
-              <w:end w:val="single" w:space="0" w:color="D3D3D3"/>
-            </w:tcBorders>
-          </w:tcPr>
-          <w:p>
-            <w:pPr>
-              <w:spacing w:before="0" w:after="60"/>
-              <w:keepNext/>
-              <w:jc w:val="center"/>
-            </w:pPr>
-            <w:r>
-              <w:rPr>
-                <w:rFonts w:ascii="Calibri" w:hAnsi="Calibri"/>
-                <w:sz w:val="20"/>
-              </w:rPr>
-              <w:t xml:space="default">18,851.00/85,980.00 (21.92%) (21.65%, 22.20%)</w:t>
-            </w:r>
-          </w:p>
-        </w:tc>
-        <w:tc>
-          <w:tcPr>
-            <w:tcBorders>
-              <w:top w:val="single" w:space="0" w:color="D3D3D3"/>
-              <w:bottom w:val="single" w:space="0" w:color="D3D3D3"/>
-              <w:start w:val="single" w:space="0" w:color="D3D3D3"/>
-              <w:end w:val="single" w:space="0" w:color="D3D3D3"/>
-            </w:tcBorders>
-          </w:tcPr>
-          <w:p>
-            <w:pPr>
-              <w:spacing w:before="0" w:after="60"/>
-              <w:keepNext/>
-              <w:jc w:val="center"/>
-            </w:pPr>
-            <w:r>
-              <w:rPr>
-                <w:rFonts w:ascii="Calibri" w:hAnsi="Calibri"/>
-                <w:sz w:val="20"/>
-              </w:rPr>
-              <w:t xml:space="default">22,912.00/231,489.00 (9.90%) (9.776%, 10.02%)</w:t>
-            </w:r>
-          </w:p>
-        </w:tc>
-        <w:tc>
-          <w:tcPr>
-            <w:tcBorders>
-              <w:top w:val="single" w:space="0" w:color="D3D3D3"/>
-              <w:bottom w:val="single" w:space="0" w:color="D3D3D3"/>
-              <w:start w:val="single" w:space="0" w:color="D3D3D3"/>
-              <w:end w:val="single" w:space="0" w:color="D3D3D3"/>
-            </w:tcBorders>
-          </w:tcPr>
-          <w:p>
-            <w:pPr>
-              <w:spacing w:before="0" w:after="60"/>
-              <w:keepNext/>
-              <w:jc w:val="center"/>
-            </w:pPr>
-            <w:r>
-              <w:rPr>
-                <w:rFonts w:ascii="Calibri" w:hAnsi="Calibri"/>
-                <w:sz w:val="20"/>
-              </w:rPr>
-              <w:t xml:space="default">14,509.00/64,750.00 (22.41%) (22.09%, 22.73%)</w:t>
-            </w:r>
-          </w:p>
-        </w:tc>
-        <w:tc>
-          <w:tcPr>
-            <w:tcBorders>
-              <w:top w:val="single" w:space="0" w:color="D3D3D3"/>
-              <w:bottom w:val="single" w:space="0" w:color="D3D3D3"/>
-              <w:start w:val="single" w:space="0" w:color="D3D3D3"/>
-              <w:end w:val="single" w:space="0" w:color="D3D3D3"/>
-            </w:tcBorders>
-          </w:tcPr>
-          <w:p>
-            <w:pPr>
-              <w:spacing w:before="0" w:after="60"/>
-              <w:keepNext/>
-              <w:jc w:val="center"/>
-            </w:pPr>
-            <w:r>
-              <w:rPr>
-                <w:rFonts w:ascii="Calibri" w:hAnsi="Calibri"/>
-                <w:sz w:val="20"/>
-              </w:rPr>
-              <w:t xml:space="default">18,799.00/196,245.00 (9.58%) (9.450%, 9.711%)</w:t>
-            </w:r>
-          </w:p>
-        </w:tc>
-        <w:tc>
-          <w:tcPr>
-            <w:tcBorders>
-              <w:top w:val="single" w:space="0" w:color="D3D3D3"/>
-              <w:bottom w:val="single" w:space="0" w:color="D3D3D3"/>
-              <w:start w:val="single" w:space="0" w:color="D3D3D3"/>
-              <w:end w:val="single" w:space="0" w:color="D3D3D3"/>
-            </w:tcBorders>
-          </w:tcPr>
-          <w:p>
-            <w:pPr>
-              <w:spacing w:before="0" w:after="60"/>
-              <w:keepNext/>
-              <w:jc w:val="center"/>
-            </w:pPr>
-            <w:r>
-              <w:rPr>
-                <w:rFonts w:ascii="Calibri" w:hAnsi="Calibri"/>
-                <w:sz w:val="20"/>
-              </w:rPr>
-              <w:t xml:space="default">1,117.00/3,736.00 (29.90%) (28.44%, 31.40%)</w:t>
-            </w:r>
-          </w:p>
-        </w:tc>
-        <w:tc>
-          <w:tcPr>
-            <w:tcBorders>
-              <w:top w:val="single" w:space="0" w:color="D3D3D3"/>
-              <w:bottom w:val="single" w:space="0" w:color="D3D3D3"/>
-              <w:start w:val="single" w:space="0" w:color="D3D3D3"/>
-              <w:end w:val="single" w:space="0" w:color="D3D3D3"/>
-            </w:tcBorders>
-          </w:tcPr>
-          <w:p>
-            <w:pPr>
-              <w:spacing w:before="0" w:after="60"/>
-              <w:keepNext/>
-              <w:jc w:val="center"/>
-            </w:pPr>
-            <w:r>
-              <w:rPr>
-                <w:rFonts w:ascii="Calibri" w:hAnsi="Calibri"/>
-                <w:sz w:val="20"/>
-              </w:rPr>
-              <w:t xml:space="default">971.00/5,225.00 (18.58%) (17.54%, 19.67%)</w:t>
+              <w:t xml:space="default">937,247 (18.92%) (18.9%, 19.0%)</w:t>
+            </w:r>
+          </w:p>
+        </w:tc>
+        <w:tc>
+          <w:tcPr>
+            <w:tcBorders>
+              <w:top w:val="single" w:space="0" w:color="D3D3D3"/>
+              <w:bottom w:val="single" w:space="0" w:color="D3D3D3"/>
+              <w:start w:val="single" w:space="0" w:color="D3D3D3"/>
+              <w:end w:val="single" w:space="0" w:color="D3D3D3"/>
+            </w:tcBorders>
+          </w:tcPr>
+          <w:p>
+            <w:pPr>
+              <w:spacing w:before="0" w:after="60"/>
+              <w:keepNext/>
+              <w:jc w:val="center"/>
+            </w:pPr>
+            <w:r>
+              <w:rPr>
+                <w:rFonts w:ascii="Calibri" w:hAnsi="Calibri"/>
+                <w:sz w:val="20"/>
+              </w:rPr>
+              <w:t xml:space="default">92,461 (14.19%) (14.1%, 14.3%)</w:t>
+            </w:r>
+          </w:p>
+        </w:tc>
+        <w:tc>
+          <w:tcPr>
+            <w:tcBorders>
+              <w:top w:val="single" w:space="0" w:color="D3D3D3"/>
+              <w:bottom w:val="single" w:space="0" w:color="D3D3D3"/>
+              <w:start w:val="single" w:space="0" w:color="D3D3D3"/>
+              <w:end w:val="single" w:space="0" w:color="D3D3D3"/>
+            </w:tcBorders>
+          </w:tcPr>
+          <w:p>
+            <w:pPr>
+              <w:spacing w:before="0" w:after="60"/>
+              <w:keepNext/>
+              <w:jc w:val="center"/>
+            </w:pPr>
+            <w:r>
+              <w:rPr>
+                <w:rFonts w:ascii="Calibri" w:hAnsi="Calibri"/>
+                <w:sz w:val="20"/>
+              </w:rPr>
+              <w:t xml:space="default">41,763 (13.15%) (13.0%, 13.3%)</w:t>
+            </w:r>
+          </w:p>
+        </w:tc>
+        <w:tc>
+          <w:tcPr>
+            <w:tcBorders>
+              <w:top w:val="single" w:space="0" w:color="D3D3D3"/>
+              <w:bottom w:val="single" w:space="0" w:color="D3D3D3"/>
+              <w:start w:val="single" w:space="0" w:color="D3D3D3"/>
+              <w:end w:val="single" w:space="0" w:color="D3D3D3"/>
+            </w:tcBorders>
+          </w:tcPr>
+          <w:p>
+            <w:pPr>
+              <w:spacing w:before="0" w:after="60"/>
+              <w:keepNext/>
+              <w:jc w:val="center"/>
+            </w:pPr>
+            <w:r>
+              <w:rPr>
+                <w:rFonts w:ascii="Calibri" w:hAnsi="Calibri"/>
+                <w:sz w:val="20"/>
+              </w:rPr>
+              <w:t xml:space="default">33,308 (12.76%) (12.6%, 12.9%)</w:t>
+            </w:r>
+          </w:p>
+        </w:tc>
+        <w:tc>
+          <w:tcPr>
+            <w:tcBorders>
+              <w:top w:val="single" w:space="0" w:color="D3D3D3"/>
+              <w:bottom w:val="single" w:space="0" w:color="D3D3D3"/>
+              <w:start w:val="single" w:space="0" w:color="D3D3D3"/>
+              <w:end w:val="single" w:space="0" w:color="D3D3D3"/>
+            </w:tcBorders>
+          </w:tcPr>
+          <w:p>
+            <w:pPr>
+              <w:spacing w:before="0" w:after="60"/>
+              <w:keepNext/>
+              <w:jc w:val="center"/>
+            </w:pPr>
+            <w:r>
+              <w:rPr>
+                <w:rFonts w:ascii="Calibri" w:hAnsi="Calibri"/>
+                <w:sz w:val="20"/>
+              </w:rPr>
+              <w:t xml:space="default">2,088 (23.30%) (22.4%, 24.2%)</w:t>
             </w:r>
           </w:p>
         </w:tc>
@@ -1299,223 +799,103 @@
                 <w:rFonts w:ascii="Calibri" w:hAnsi="Calibri"/>
                 <w:sz w:val="20"/>
               </w:rPr>
-              <w:t xml:space="default">204,097.00/1,600,137.00 (12.75%) (12.70%, 12.81%)</w:t>
-            </w:r>
-          </w:p>
-        </w:tc>
-        <w:tc>
-          <w:tcPr>
-            <w:tcBorders>
-              <w:top w:val="single" w:space="0" w:color="D3D3D3"/>
-              <w:bottom w:val="single" w:space="0" w:color="D3D3D3"/>
-              <w:start w:val="single" w:space="0" w:color="D3D3D3"/>
-              <w:end w:val="single" w:space="0" w:color="D3D3D3"/>
-            </w:tcBorders>
-          </w:tcPr>
-          <w:p>
-            <w:pPr>
-              <w:spacing w:before="0" w:after="60"/>
-              <w:keepNext/>
-              <w:jc w:val="center"/>
-            </w:pPr>
-            <w:r>
-              <w:rPr>
-                <w:rFonts w:ascii="Calibri" w:hAnsi="Calibri"/>
-                <w:sz w:val="20"/>
-              </w:rPr>
-              <w:t xml:space="default">328,362.00/3,353,622.00 (9.79%) (9.759%, 9.823%)</w:t>
-            </w:r>
-          </w:p>
-        </w:tc>
-        <w:tc>
-          <w:tcPr>
-            <w:tcBorders>
-              <w:top w:val="single" w:space="0" w:color="D3D3D3"/>
-              <w:bottom w:val="single" w:space="0" w:color="D3D3D3"/>
-              <w:start w:val="single" w:space="0" w:color="D3D3D3"/>
-              <w:end w:val="single" w:space="0" w:color="D3D3D3"/>
-            </w:tcBorders>
-          </w:tcPr>
-          <w:p>
-            <w:pPr>
-              <w:spacing w:before="0" w:after="60"/>
-              <w:keepNext/>
-              <w:jc w:val="center"/>
-            </w:pPr>
-            <w:r>
-              <w:rPr>
-                <w:rFonts w:ascii="Calibri" w:hAnsi="Calibri"/>
-                <w:sz w:val="20"/>
-              </w:rPr>
-              <w:t xml:space="default">23,421.00/186,357.00 (12.57%) (12.42%, 12.72%)</w:t>
-            </w:r>
-          </w:p>
-        </w:tc>
-        <w:tc>
-          <w:tcPr>
-            <w:tcBorders>
-              <w:top w:val="single" w:space="0" w:color="D3D3D3"/>
-              <w:bottom w:val="single" w:space="0" w:color="D3D3D3"/>
-              <w:start w:val="single" w:space="0" w:color="D3D3D3"/>
-              <w:end w:val="single" w:space="0" w:color="D3D3D3"/>
-            </w:tcBorders>
-          </w:tcPr>
-          <w:p>
-            <w:pPr>
-              <w:spacing w:before="0" w:after="60"/>
-              <w:keepNext/>
-              <w:jc w:val="center"/>
-            </w:pPr>
-            <w:r>
-              <w:rPr>
-                <w:rFonts w:ascii="Calibri" w:hAnsi="Calibri"/>
-                <w:sz w:val="20"/>
-              </w:rPr>
-              <w:t xml:space="default">41,782.00/465,113.00 (8.98%) (8.901%, 9.066%)</w:t>
-            </w:r>
-          </w:p>
-        </w:tc>
-        <w:tc>
-          <w:tcPr>
-            <w:tcBorders>
-              <w:top w:val="single" w:space="0" w:color="D3D3D3"/>
-              <w:bottom w:val="single" w:space="0" w:color="D3D3D3"/>
-              <w:start w:val="single" w:space="0" w:color="D3D3D3"/>
-              <w:end w:val="single" w:space="0" w:color="D3D3D3"/>
-            </w:tcBorders>
-          </w:tcPr>
-          <w:p>
-            <w:pPr>
-              <w:spacing w:before="0" w:after="60"/>
-              <w:keepNext/>
-              <w:jc w:val="center"/>
-            </w:pPr>
-            <w:r>
-              <w:rPr>
-                <w:rFonts w:ascii="Calibri" w:hAnsi="Calibri"/>
-                <w:sz w:val="20"/>
-              </w:rPr>
-              <w:t xml:space="default">10,746.00/85,980.00 (12.50%) (12.28%, 12.72%)</w:t>
-            </w:r>
-          </w:p>
-        </w:tc>
-        <w:tc>
-          <w:tcPr>
-            <w:tcBorders>
-              <w:top w:val="single" w:space="0" w:color="D3D3D3"/>
-              <w:bottom w:val="single" w:space="0" w:color="D3D3D3"/>
-              <w:start w:val="single" w:space="0" w:color="D3D3D3"/>
-              <w:end w:val="single" w:space="0" w:color="D3D3D3"/>
-            </w:tcBorders>
-          </w:tcPr>
-          <w:p>
-            <w:pPr>
-              <w:spacing w:before="0" w:after="60"/>
-              <w:keepNext/>
-              <w:jc w:val="center"/>
-            </w:pPr>
-            <w:r>
-              <w:rPr>
-                <w:rFonts w:ascii="Calibri" w:hAnsi="Calibri"/>
-                <w:sz w:val="20"/>
-              </w:rPr>
-              <w:t xml:space="default">20,164.00/231,489.00 (8.71%) (8.596%, 8.826%)</w:t>
-            </w:r>
-          </w:p>
-        </w:tc>
-        <w:tc>
-          <w:tcPr>
-            <w:tcBorders>
-              <w:top w:val="single" w:space="0" w:color="D3D3D3"/>
-              <w:bottom w:val="single" w:space="0" w:color="D3D3D3"/>
-              <w:start w:val="single" w:space="0" w:color="D3D3D3"/>
-              <w:end w:val="single" w:space="0" w:color="D3D3D3"/>
-            </w:tcBorders>
-          </w:tcPr>
-          <w:p>
-            <w:pPr>
-              <w:spacing w:before="0" w:after="60"/>
-              <w:keepNext/>
-              <w:jc w:val="center"/>
-            </w:pPr>
-            <w:r>
-              <w:rPr>
-                <w:rFonts w:ascii="Calibri" w:hAnsi="Calibri"/>
-                <w:sz w:val="20"/>
-              </w:rPr>
-              <w:t xml:space="default">7,883.00/64,750.00 (12.17%) (11.92%, 12.43%)</w:t>
-            </w:r>
-          </w:p>
-        </w:tc>
-        <w:tc>
-          <w:tcPr>
-            <w:tcBorders>
-              <w:top w:val="single" w:space="0" w:color="D3D3D3"/>
-              <w:bottom w:val="single" w:space="0" w:color="D3D3D3"/>
-              <w:start w:val="single" w:space="0" w:color="D3D3D3"/>
-              <w:end w:val="single" w:space="0" w:color="D3D3D3"/>
-            </w:tcBorders>
-          </w:tcPr>
-          <w:p>
-            <w:pPr>
-              <w:spacing w:before="0" w:after="60"/>
-              <w:keepNext/>
-              <w:jc w:val="center"/>
-            </w:pPr>
-            <w:r>
-              <w:rPr>
-                <w:rFonts w:ascii="Calibri" w:hAnsi="Calibri"/>
-                <w:sz w:val="20"/>
-              </w:rPr>
-              <w:t xml:space="default">16,445.00/196,245.00 (8.38%) (8.258%, 8.503%)</w:t>
-            </w:r>
-          </w:p>
-        </w:tc>
-        <w:tc>
-          <w:tcPr>
-            <w:tcBorders>
-              <w:top w:val="single" w:space="0" w:color="D3D3D3"/>
-              <w:bottom w:val="single" w:space="0" w:color="D3D3D3"/>
-              <w:start w:val="single" w:space="0" w:color="D3D3D3"/>
-              <w:end w:val="single" w:space="0" w:color="D3D3D3"/>
-            </w:tcBorders>
-          </w:tcPr>
-          <w:p>
-            <w:pPr>
-              <w:spacing w:before="0" w:after="60"/>
-              <w:keepNext/>
-              <w:jc w:val="center"/>
-            </w:pPr>
-            <w:r>
-              <w:rPr>
-                <w:rFonts w:ascii="Calibri" w:hAnsi="Calibri"/>
-                <w:sz w:val="20"/>
-              </w:rPr>
-              <w:t xml:space="default">496.00/3,736.00 (13.28%) (12.21%, 14.42%)</w:t>
-            </w:r>
-          </w:p>
-        </w:tc>
-        <w:tc>
-          <w:tcPr>
-            <w:tcBorders>
-              <w:top w:val="single" w:space="0" w:color="D3D3D3"/>
-              <w:bottom w:val="single" w:space="0" w:color="D3D3D3"/>
-              <w:start w:val="single" w:space="0" w:color="D3D3D3"/>
-              <w:end w:val="single" w:space="0" w:color="D3D3D3"/>
-            </w:tcBorders>
-          </w:tcPr>
-          <w:p>
-            <w:pPr>
-              <w:spacing w:before="0" w:after="60"/>
-              <w:keepNext/>
-              <w:jc w:val="center"/>
-            </w:pPr>
-            <w:r>
-              <w:rPr>
-                <w:rFonts w:ascii="Calibri" w:hAnsi="Calibri"/>
-                <w:sz w:val="20"/>
-              </w:rPr>
-              <w:t xml:space="default">577.00/5,225.00 (11.04%) (10.21%, 11.93%)</w:t>
+              <w:t xml:space="default">532,459 (10.75%) (10.7%, 10.8%)</w:t>
+            </w:r>
+          </w:p>
+        </w:tc>
+        <w:tc>
+          <w:tcPr>
+            <w:tcBorders>
+              <w:top w:val="single" w:space="0" w:color="D3D3D3"/>
+              <w:bottom w:val="single" w:space="0" w:color="D3D3D3"/>
+              <w:start w:val="single" w:space="0" w:color="D3D3D3"/>
+              <w:end w:val="single" w:space="0" w:color="D3D3D3"/>
+            </w:tcBorders>
+          </w:tcPr>
+          <w:p>
+            <w:pPr>
+              <w:spacing w:before="0" w:after="60"/>
+              <w:keepNext/>
+              <w:jc w:val="center"/>
+            </w:pPr>
+            <w:r>
+              <w:rPr>
+                <w:rFonts w:ascii="Calibri" w:hAnsi="Calibri"/>
+                <w:sz w:val="20"/>
+              </w:rPr>
+              <w:t xml:space="default">65,203 (10.01%) (9.94%, 10.1%)</w:t>
+            </w:r>
+          </w:p>
+        </w:tc>
+        <w:tc>
+          <w:tcPr>
+            <w:tcBorders>
+              <w:top w:val="single" w:space="0" w:color="D3D3D3"/>
+              <w:bottom w:val="single" w:space="0" w:color="D3D3D3"/>
+              <w:start w:val="single" w:space="0" w:color="D3D3D3"/>
+              <w:end w:val="single" w:space="0" w:color="D3D3D3"/>
+            </w:tcBorders>
+          </w:tcPr>
+          <w:p>
+            <w:pPr>
+              <w:spacing w:before="0" w:after="60"/>
+              <w:keepNext/>
+              <w:jc w:val="center"/>
+            </w:pPr>
+            <w:r>
+              <w:rPr>
+                <w:rFonts w:ascii="Calibri" w:hAnsi="Calibri"/>
+                <w:sz w:val="20"/>
+              </w:rPr>
+              <w:t xml:space="default">30,910 (9.74%) (9.63%, 9.84%)</w:t>
+            </w:r>
+          </w:p>
+        </w:tc>
+        <w:tc>
+          <w:tcPr>
+            <w:tcBorders>
+              <w:top w:val="single" w:space="0" w:color="D3D3D3"/>
+              <w:bottom w:val="single" w:space="0" w:color="D3D3D3"/>
+              <w:start w:val="single" w:space="0" w:color="D3D3D3"/>
+              <w:end w:val="single" w:space="0" w:color="D3D3D3"/>
+            </w:tcBorders>
+          </w:tcPr>
+          <w:p>
+            <w:pPr>
+              <w:spacing w:before="0" w:after="60"/>
+              <w:keepNext/>
+              <w:jc w:val="center"/>
+            </w:pPr>
+            <w:r>
+              <w:rPr>
+                <w:rFonts w:ascii="Calibri" w:hAnsi="Calibri"/>
+                <w:sz w:val="20"/>
+              </w:rPr>
+              <w:t xml:space="default">24,328 (9.32%) (9.21%, 9.43%)</w:t>
+            </w:r>
+          </w:p>
+        </w:tc>
+        <w:tc>
+          <w:tcPr>
+            <w:tcBorders>
+              <w:top w:val="single" w:space="0" w:color="D3D3D3"/>
+              <w:bottom w:val="single" w:space="0" w:color="D3D3D3"/>
+              <w:start w:val="single" w:space="0" w:color="D3D3D3"/>
+              <w:end w:val="single" w:space="0" w:color="D3D3D3"/>
+            </w:tcBorders>
+          </w:tcPr>
+          <w:p>
+            <w:pPr>
+              <w:spacing w:before="0" w:after="60"/>
+              <w:keepNext/>
+              <w:jc w:val="center"/>
+            </w:pPr>
+            <w:r>
+              <w:rPr>
+                <w:rFonts w:ascii="Calibri" w:hAnsi="Calibri"/>
+                <w:sz w:val="20"/>
+              </w:rPr>
+              <w:t xml:space="default">1,073 (11.97%) (11.3%, 12.7%)</w:t>
             </w:r>
           </w:p>
         </w:tc>
@@ -1568,223 +948,103 @@
                 <w:rFonts w:ascii="Calibri" w:hAnsi="Calibri"/>
                 <w:sz w:val="20"/>
               </w:rPr>
-              <w:t xml:space="default">587,436.00/1,600,137.00 (36.71%) (36.64%, 36.79%)</w:t>
-            </w:r>
-          </w:p>
-        </w:tc>
-        <w:tc>
-          <w:tcPr>
-            <w:tcBorders>
-              <w:top w:val="single" w:space="0" w:color="D3D3D3"/>
-              <w:bottom w:val="single" w:space="0" w:color="D3D3D3"/>
-              <w:start w:val="single" w:space="0" w:color="D3D3D3"/>
-              <w:end w:val="single" w:space="0" w:color="D3D3D3"/>
-            </w:tcBorders>
-          </w:tcPr>
-          <w:p>
-            <w:pPr>
-              <w:spacing w:before="0" w:after="60"/>
-              <w:keepNext/>
-              <w:jc w:val="center"/>
-            </w:pPr>
-            <w:r>
-              <w:rPr>
-                <w:rFonts w:ascii="Calibri" w:hAnsi="Calibri"/>
-                <w:sz w:val="20"/>
-              </w:rPr>
-              <w:t xml:space="default">1,139,513.00/3,353,622.00 (33.98%) (33.93%, 34.03%)</w:t>
-            </w:r>
-          </w:p>
-        </w:tc>
-        <w:tc>
-          <w:tcPr>
-            <w:tcBorders>
-              <w:top w:val="single" w:space="0" w:color="D3D3D3"/>
-              <w:bottom w:val="single" w:space="0" w:color="D3D3D3"/>
-              <w:start w:val="single" w:space="0" w:color="D3D3D3"/>
-              <w:end w:val="single" w:space="0" w:color="D3D3D3"/>
-            </w:tcBorders>
-          </w:tcPr>
-          <w:p>
-            <w:pPr>
-              <w:spacing w:before="0" w:after="60"/>
-              <w:keepNext/>
-              <w:jc w:val="center"/>
-            </w:pPr>
-            <w:r>
-              <w:rPr>
-                <w:rFonts w:ascii="Calibri" w:hAnsi="Calibri"/>
-                <w:sz w:val="20"/>
-              </w:rPr>
-              <w:t xml:space="default">70,116.00/186,357.00 (37.62%) (37.40%, 37.85%)</w:t>
-            </w:r>
-          </w:p>
-        </w:tc>
-        <w:tc>
-          <w:tcPr>
-            <w:tcBorders>
-              <w:top w:val="single" w:space="0" w:color="D3D3D3"/>
-              <w:bottom w:val="single" w:space="0" w:color="D3D3D3"/>
-              <w:start w:val="single" w:space="0" w:color="D3D3D3"/>
-              <w:end w:val="single" w:space="0" w:color="D3D3D3"/>
-            </w:tcBorders>
-          </w:tcPr>
-          <w:p>
-            <w:pPr>
-              <w:spacing w:before="0" w:after="60"/>
-              <w:keepNext/>
-              <w:jc w:val="center"/>
-            </w:pPr>
-            <w:r>
-              <w:rPr>
-                <w:rFonts w:ascii="Calibri" w:hAnsi="Calibri"/>
-                <w:sz w:val="20"/>
-              </w:rPr>
-              <w:t xml:space="default">150,029.00/465,113.00 (32.26%) (32.12%, 32.39%)</w:t>
-            </w:r>
-          </w:p>
-        </w:tc>
-        <w:tc>
-          <w:tcPr>
-            <w:tcBorders>
-              <w:top w:val="single" w:space="0" w:color="D3D3D3"/>
-              <w:bottom w:val="single" w:space="0" w:color="D3D3D3"/>
-              <w:start w:val="single" w:space="0" w:color="D3D3D3"/>
-              <w:end w:val="single" w:space="0" w:color="D3D3D3"/>
-            </w:tcBorders>
-          </w:tcPr>
-          <w:p>
-            <w:pPr>
-              <w:spacing w:before="0" w:after="60"/>
-              <w:keepNext/>
-              <w:jc w:val="center"/>
-            </w:pPr>
-            <w:r>
-              <w:rPr>
-                <w:rFonts w:ascii="Calibri" w:hAnsi="Calibri"/>
-                <w:sz w:val="20"/>
-              </w:rPr>
-              <w:t xml:space="default">32,483.00/85,980.00 (37.78%) (37.46%, 38.10%)</w:t>
-            </w:r>
-          </w:p>
-        </w:tc>
-        <w:tc>
-          <w:tcPr>
-            <w:tcBorders>
-              <w:top w:val="single" w:space="0" w:color="D3D3D3"/>
-              <w:bottom w:val="single" w:space="0" w:color="D3D3D3"/>
-              <w:start w:val="single" w:space="0" w:color="D3D3D3"/>
-              <w:end w:val="single" w:space="0" w:color="D3D3D3"/>
-            </w:tcBorders>
-          </w:tcPr>
-          <w:p>
-            <w:pPr>
-              <w:spacing w:before="0" w:after="60"/>
-              <w:keepNext/>
-              <w:jc w:val="center"/>
-            </w:pPr>
-            <w:r>
-              <w:rPr>
-                <w:rFonts w:ascii="Calibri" w:hAnsi="Calibri"/>
-                <w:sz w:val="20"/>
-              </w:rPr>
-              <w:t xml:space="default">72,849.00/231,489.00 (31.47%) (31.28%, 31.66%)</w:t>
-            </w:r>
-          </w:p>
-        </w:tc>
-        <w:tc>
-          <w:tcPr>
-            <w:tcBorders>
-              <w:top w:val="single" w:space="0" w:color="D3D3D3"/>
-              <w:bottom w:val="single" w:space="0" w:color="D3D3D3"/>
-              <w:start w:val="single" w:space="0" w:color="D3D3D3"/>
-              <w:end w:val="single" w:space="0" w:color="D3D3D3"/>
-            </w:tcBorders>
-          </w:tcPr>
-          <w:p>
-            <w:pPr>
-              <w:spacing w:before="0" w:after="60"/>
-              <w:keepNext/>
-              <w:jc w:val="center"/>
-            </w:pPr>
-            <w:r>
-              <w:rPr>
-                <w:rFonts w:ascii="Calibri" w:hAnsi="Calibri"/>
-                <w:sz w:val="20"/>
-              </w:rPr>
-              <w:t xml:space="default">24,353.00/64,750.00 (37.61%) (37.24%, 37.99%)</w:t>
-            </w:r>
-          </w:p>
-        </w:tc>
-        <w:tc>
-          <w:tcPr>
-            <w:tcBorders>
-              <w:top w:val="single" w:space="0" w:color="D3D3D3"/>
-              <w:bottom w:val="single" w:space="0" w:color="D3D3D3"/>
-              <w:start w:val="single" w:space="0" w:color="D3D3D3"/>
-              <w:end w:val="single" w:space="0" w:color="D3D3D3"/>
-            </w:tcBorders>
-          </w:tcPr>
-          <w:p>
-            <w:pPr>
-              <w:spacing w:before="0" w:after="60"/>
-              <w:keepNext/>
-              <w:jc w:val="center"/>
-            </w:pPr>
-            <w:r>
-              <w:rPr>
-                <w:rFonts w:ascii="Calibri" w:hAnsi="Calibri"/>
-                <w:sz w:val="20"/>
-              </w:rPr>
-              <w:t xml:space="default">60,551.00/196,245.00 (30.85%) (30.65%, 31.06%)</w:t>
-            </w:r>
-          </w:p>
-        </w:tc>
-        <w:tc>
-          <w:tcPr>
-            <w:tcBorders>
-              <w:top w:val="single" w:space="0" w:color="D3D3D3"/>
-              <w:bottom w:val="single" w:space="0" w:color="D3D3D3"/>
-              <w:start w:val="single" w:space="0" w:color="D3D3D3"/>
-              <w:end w:val="single" w:space="0" w:color="D3D3D3"/>
-            </w:tcBorders>
-          </w:tcPr>
-          <w:p>
-            <w:pPr>
-              <w:spacing w:before="0" w:after="60"/>
-              <w:keepNext/>
-              <w:jc w:val="center"/>
-            </w:pPr>
-            <w:r>
-              <w:rPr>
-                <w:rFonts w:ascii="Calibri" w:hAnsi="Calibri"/>
-                <w:sz w:val="20"/>
-              </w:rPr>
-              <w:t xml:space="default">1,395.00/3,736.00 (37.34%) (35.79%, 38.92%)</w:t>
-            </w:r>
-          </w:p>
-        </w:tc>
-        <w:tc>
-          <w:tcPr>
-            <w:tcBorders>
-              <w:top w:val="single" w:space="0" w:color="D3D3D3"/>
-              <w:bottom w:val="single" w:space="0" w:color="D3D3D3"/>
-              <w:start w:val="single" w:space="0" w:color="D3D3D3"/>
-              <w:end w:val="single" w:space="0" w:color="D3D3D3"/>
-            </w:tcBorders>
-          </w:tcPr>
-          <w:p>
-            <w:pPr>
-              <w:spacing w:before="0" w:after="60"/>
-              <w:keepNext/>
-              <w:jc w:val="center"/>
-            </w:pPr>
-            <w:r>
-              <w:rPr>
-                <w:rFonts w:ascii="Calibri" w:hAnsi="Calibri"/>
-                <w:sz w:val="20"/>
-              </w:rPr>
-              <w:t xml:space="default">1,872.00/5,225.00 (35.83%) (34.53%, 37.15%)</w:t>
+              <w:t xml:space="default">1,726,949 (34.86%) (34.8%, 34.9%)</w:t>
+            </w:r>
+          </w:p>
+        </w:tc>
+        <w:tc>
+          <w:tcPr>
+            <w:tcBorders>
+              <w:top w:val="single" w:space="0" w:color="D3D3D3"/>
+              <w:bottom w:val="single" w:space="0" w:color="D3D3D3"/>
+              <w:start w:val="single" w:space="0" w:color="D3D3D3"/>
+              <w:end w:val="single" w:space="0" w:color="D3D3D3"/>
+            </w:tcBorders>
+          </w:tcPr>
+          <w:p>
+            <w:pPr>
+              <w:spacing w:before="0" w:after="60"/>
+              <w:keepNext/>
+              <w:jc w:val="center"/>
+            </w:pPr>
+            <w:r>
+              <w:rPr>
+                <w:rFonts w:ascii="Calibri" w:hAnsi="Calibri"/>
+                <w:sz w:val="20"/>
+              </w:rPr>
+              <w:t xml:space="default">220,145 (33.79%) (33.7%, 33.9%)</w:t>
+            </w:r>
+          </w:p>
+        </w:tc>
+        <w:tc>
+          <w:tcPr>
+            <w:tcBorders>
+              <w:top w:val="single" w:space="0" w:color="D3D3D3"/>
+              <w:bottom w:val="single" w:space="0" w:color="D3D3D3"/>
+              <w:start w:val="single" w:space="0" w:color="D3D3D3"/>
+              <w:end w:val="single" w:space="0" w:color="D3D3D3"/>
+            </w:tcBorders>
+          </w:tcPr>
+          <w:p>
+            <w:pPr>
+              <w:spacing w:before="0" w:after="60"/>
+              <w:keepNext/>
+              <w:jc w:val="center"/>
+            </w:pPr>
+            <w:r>
+              <w:rPr>
+                <w:rFonts w:ascii="Calibri" w:hAnsi="Calibri"/>
+                <w:sz w:val="20"/>
+              </w:rPr>
+              <w:t xml:space="default">105,332 (33.18%) (33.0%, 33.3%)</w:t>
+            </w:r>
+          </w:p>
+        </w:tc>
+        <w:tc>
+          <w:tcPr>
+            <w:tcBorders>
+              <w:top w:val="single" w:space="0" w:color="D3D3D3"/>
+              <w:bottom w:val="single" w:space="0" w:color="D3D3D3"/>
+              <w:start w:val="single" w:space="0" w:color="D3D3D3"/>
+              <w:end w:val="single" w:space="0" w:color="D3D3D3"/>
+            </w:tcBorders>
+          </w:tcPr>
+          <w:p>
+            <w:pPr>
+              <w:spacing w:before="0" w:after="60"/>
+              <w:keepNext/>
+              <w:jc w:val="center"/>
+            </w:pPr>
+            <w:r>
+              <w:rPr>
+                <w:rFonts w:ascii="Calibri" w:hAnsi="Calibri"/>
+                <w:sz w:val="20"/>
+              </w:rPr>
+              <w:t xml:space="default">84,904 (32.53%) (32.4%, 32.7%)</w:t>
+            </w:r>
+          </w:p>
+        </w:tc>
+        <w:tc>
+          <w:tcPr>
+            <w:tcBorders>
+              <w:top w:val="single" w:space="0" w:color="D3D3D3"/>
+              <w:bottom w:val="single" w:space="0" w:color="D3D3D3"/>
+              <w:start w:val="single" w:space="0" w:color="D3D3D3"/>
+              <w:end w:val="single" w:space="0" w:color="D3D3D3"/>
+            </w:tcBorders>
+          </w:tcPr>
+          <w:p>
+            <w:pPr>
+              <w:spacing w:before="0" w:after="60"/>
+              <w:keepNext/>
+              <w:jc w:val="center"/>
+            </w:pPr>
+            <w:r>
+              <w:rPr>
+                <w:rFonts w:ascii="Calibri" w:hAnsi="Calibri"/>
+                <w:sz w:val="20"/>
+              </w:rPr>
+              <w:t xml:space="default">3,267 (36.46%) (35.5%, 37.5%)</w:t>
             </w:r>
           </w:p>
         </w:tc>
@@ -1837,223 +1097,103 @@
                 <w:rFonts w:ascii="Calibri" w:hAnsi="Calibri"/>
                 <w:sz w:val="20"/>
               </w:rPr>
-              <w:t xml:space="default">346,515.00/1,600,137.00 (21.66%) (21.59%, 21.72%)</w:t>
-            </w:r>
-          </w:p>
-        </w:tc>
-        <w:tc>
-          <w:tcPr>
-            <w:tcBorders>
-              <w:top w:val="single" w:space="0" w:color="D3D3D3"/>
-              <w:bottom w:val="single" w:space="0" w:color="D3D3D3"/>
-              <w:start w:val="single" w:space="0" w:color="D3D3D3"/>
-              <w:end w:val="single" w:space="0" w:color="D3D3D3"/>
-            </w:tcBorders>
-          </w:tcPr>
-          <w:p>
-            <w:pPr>
-              <w:spacing w:before="0" w:after="60"/>
-              <w:keepNext/>
-              <w:jc w:val="center"/>
-            </w:pPr>
-            <w:r>
-              <w:rPr>
-                <w:rFonts w:ascii="Calibri" w:hAnsi="Calibri"/>
-                <w:sz w:val="20"/>
-              </w:rPr>
-              <w:t xml:space="default">1,410,589.00/3,353,622.00 (42.06%) (42.01%, 42.11%)</w:t>
-            </w:r>
-          </w:p>
-        </w:tc>
-        <w:tc>
-          <w:tcPr>
-            <w:tcBorders>
-              <w:top w:val="single" w:space="0" w:color="D3D3D3"/>
-              <w:bottom w:val="single" w:space="0" w:color="D3D3D3"/>
-              <w:start w:val="single" w:space="0" w:color="D3D3D3"/>
-              <w:end w:val="single" w:space="0" w:color="D3D3D3"/>
-            </w:tcBorders>
-          </w:tcPr>
-          <w:p>
-            <w:pPr>
-              <w:spacing w:before="0" w:after="60"/>
-              <w:keepNext/>
-              <w:jc w:val="center"/>
-            </w:pPr>
-            <w:r>
-              <w:rPr>
-                <w:rFonts w:ascii="Calibri" w:hAnsi="Calibri"/>
-                <w:sz w:val="20"/>
-              </w:rPr>
-              <w:t xml:space="default">49,800.00/186,357.00 (26.72%) (26.52%, 26.92%)</w:t>
-            </w:r>
-          </w:p>
-        </w:tc>
-        <w:tc>
-          <w:tcPr>
-            <w:tcBorders>
-              <w:top w:val="single" w:space="0" w:color="D3D3D3"/>
-              <w:bottom w:val="single" w:space="0" w:color="D3D3D3"/>
-              <w:start w:val="single" w:space="0" w:color="D3D3D3"/>
-              <w:end w:val="single" w:space="0" w:color="D3D3D3"/>
-            </w:tcBorders>
-          </w:tcPr>
-          <w:p>
-            <w:pPr>
-              <w:spacing w:before="0" w:after="60"/>
-              <w:keepNext/>
-              <w:jc w:val="center"/>
-            </w:pPr>
-            <w:r>
-              <w:rPr>
-                <w:rFonts w:ascii="Calibri" w:hAnsi="Calibri"/>
-                <w:sz w:val="20"/>
-              </w:rPr>
-              <w:t xml:space="default">223,861.00/465,113.00 (48.13%) (47.99%, 48.27%)</w:t>
-            </w:r>
-          </w:p>
-        </w:tc>
-        <w:tc>
-          <w:tcPr>
-            <w:tcBorders>
-              <w:top w:val="single" w:space="0" w:color="D3D3D3"/>
-              <w:bottom w:val="single" w:space="0" w:color="D3D3D3"/>
-              <w:start w:val="single" w:space="0" w:color="D3D3D3"/>
-              <w:end w:val="single" w:space="0" w:color="D3D3D3"/>
-            </w:tcBorders>
-          </w:tcPr>
-          <w:p>
-            <w:pPr>
-              <w:spacing w:before="0" w:after="60"/>
-              <w:keepNext/>
-              <w:jc w:val="center"/>
-            </w:pPr>
-            <w:r>
-              <w:rPr>
-                <w:rFonts w:ascii="Calibri" w:hAnsi="Calibri"/>
-                <w:sz w:val="20"/>
-              </w:rPr>
-              <w:t xml:space="default">23,900.00/85,980.00 (27.80%) (27.50%, 28.10%)</w:t>
-            </w:r>
-          </w:p>
-        </w:tc>
-        <w:tc>
-          <w:tcPr>
-            <w:tcBorders>
-              <w:top w:val="single" w:space="0" w:color="D3D3D3"/>
-              <w:bottom w:val="single" w:space="0" w:color="D3D3D3"/>
-              <w:start w:val="single" w:space="0" w:color="D3D3D3"/>
-              <w:end w:val="single" w:space="0" w:color="D3D3D3"/>
-            </w:tcBorders>
-          </w:tcPr>
-          <w:p>
-            <w:pPr>
-              <w:spacing w:before="0" w:after="60"/>
-              <w:keepNext/>
-              <w:jc w:val="center"/>
-            </w:pPr>
-            <w:r>
-              <w:rPr>
-                <w:rFonts w:ascii="Calibri" w:hAnsi="Calibri"/>
-                <w:sz w:val="20"/>
-              </w:rPr>
-              <w:t xml:space="default">115,564.00/231,489.00 (49.92%) (49.72%, 50.13%)</w:t>
-            </w:r>
-          </w:p>
-        </w:tc>
-        <w:tc>
-          <w:tcPr>
-            <w:tcBorders>
-              <w:top w:val="single" w:space="0" w:color="D3D3D3"/>
-              <w:bottom w:val="single" w:space="0" w:color="D3D3D3"/>
-              <w:start w:val="single" w:space="0" w:color="D3D3D3"/>
-              <w:end w:val="single" w:space="0" w:color="D3D3D3"/>
-            </w:tcBorders>
-          </w:tcPr>
-          <w:p>
-            <w:pPr>
-              <w:spacing w:before="0" w:after="60"/>
-              <w:keepNext/>
-              <w:jc w:val="center"/>
-            </w:pPr>
-            <w:r>
-              <w:rPr>
-                <w:rFonts w:ascii="Calibri" w:hAnsi="Calibri"/>
-                <w:sz w:val="20"/>
-              </w:rPr>
-              <w:t xml:space="default">18,005.00/64,750.00 (27.81%) (27.46%, 28.15%)</w:t>
-            </w:r>
-          </w:p>
-        </w:tc>
-        <w:tc>
-          <w:tcPr>
-            <w:tcBorders>
-              <w:top w:val="single" w:space="0" w:color="D3D3D3"/>
-              <w:bottom w:val="single" w:space="0" w:color="D3D3D3"/>
-              <w:start w:val="single" w:space="0" w:color="D3D3D3"/>
-              <w:end w:val="single" w:space="0" w:color="D3D3D3"/>
-            </w:tcBorders>
-          </w:tcPr>
-          <w:p>
-            <w:pPr>
-              <w:spacing w:before="0" w:after="60"/>
-              <w:keepNext/>
-              <w:jc w:val="center"/>
-            </w:pPr>
-            <w:r>
-              <w:rPr>
-                <w:rFonts w:ascii="Calibri" w:hAnsi="Calibri"/>
-                <w:sz w:val="20"/>
-              </w:rPr>
-              <w:t xml:space="default">100,450.00/196,245.00 (51.19%) (50.96%, 51.41%)</w:t>
-            </w:r>
-          </w:p>
-        </w:tc>
-        <w:tc>
-          <w:tcPr>
-            <w:tcBorders>
-              <w:top w:val="single" w:space="0" w:color="D3D3D3"/>
-              <w:bottom w:val="single" w:space="0" w:color="D3D3D3"/>
-              <w:start w:val="single" w:space="0" w:color="D3D3D3"/>
-              <w:end w:val="single" w:space="0" w:color="D3D3D3"/>
-            </w:tcBorders>
-          </w:tcPr>
-          <w:p>
-            <w:pPr>
-              <w:spacing w:before="0" w:after="60"/>
-              <w:keepNext/>
-              <w:jc w:val="center"/>
-            </w:pPr>
-            <w:r>
-              <w:rPr>
-                <w:rFonts w:ascii="Calibri" w:hAnsi="Calibri"/>
-                <w:sz w:val="20"/>
-              </w:rPr>
-              <w:t xml:space="default">728.00/3,736.00 (19.49%) (18.23%, 20.80%)</w:t>
-            </w:r>
-          </w:p>
-        </w:tc>
-        <w:tc>
-          <w:tcPr>
-            <w:tcBorders>
-              <w:top w:val="single" w:space="0" w:color="D3D3D3"/>
-              <w:bottom w:val="single" w:space="0" w:color="D3D3D3"/>
-              <w:start w:val="single" w:space="0" w:color="D3D3D3"/>
-              <w:end w:val="single" w:space="0" w:color="D3D3D3"/>
-            </w:tcBorders>
-          </w:tcPr>
-          <w:p>
-            <w:pPr>
-              <w:spacing w:before="0" w:after="60"/>
-              <w:keepNext/>
-              <w:jc w:val="center"/>
-            </w:pPr>
-            <w:r>
-              <w:rPr>
-                <w:rFonts w:ascii="Calibri" w:hAnsi="Calibri"/>
-                <w:sz w:val="20"/>
-              </w:rPr>
-              <w:t xml:space="default">1,805.00/5,225.00 (34.55%) (33.26%, 35.86%)</w:t>
+              <w:t xml:space="default">1,757,104 (35.47%) (35.4%, 35.5%)</w:t>
+            </w:r>
+          </w:p>
+        </w:tc>
+        <w:tc>
+          <w:tcPr>
+            <w:tcBorders>
+              <w:top w:val="single" w:space="0" w:color="D3D3D3"/>
+              <w:bottom w:val="single" w:space="0" w:color="D3D3D3"/>
+              <w:start w:val="single" w:space="0" w:color="D3D3D3"/>
+              <w:end w:val="single" w:space="0" w:color="D3D3D3"/>
+            </w:tcBorders>
+          </w:tcPr>
+          <w:p>
+            <w:pPr>
+              <w:spacing w:before="0" w:after="60"/>
+              <w:keepNext/>
+              <w:jc w:val="center"/>
+            </w:pPr>
+            <w:r>
+              <w:rPr>
+                <w:rFonts w:ascii="Calibri" w:hAnsi="Calibri"/>
+                <w:sz w:val="20"/>
+              </w:rPr>
+              <w:t xml:space="default">273,661 (42.01%) (41.9%, 42.1%)</w:t>
+            </w:r>
+          </w:p>
+        </w:tc>
+        <w:tc>
+          <w:tcPr>
+            <w:tcBorders>
+              <w:top w:val="single" w:space="0" w:color="D3D3D3"/>
+              <w:bottom w:val="single" w:space="0" w:color="D3D3D3"/>
+              <w:start w:val="single" w:space="0" w:color="D3D3D3"/>
+              <w:end w:val="single" w:space="0" w:color="D3D3D3"/>
+            </w:tcBorders>
+          </w:tcPr>
+          <w:p>
+            <w:pPr>
+              <w:spacing w:before="0" w:after="60"/>
+              <w:keepNext/>
+              <w:jc w:val="center"/>
+            </w:pPr>
+            <w:r>
+              <w:rPr>
+                <w:rFonts w:ascii="Calibri" w:hAnsi="Calibri"/>
+                <w:sz w:val="20"/>
+              </w:rPr>
+              <w:t xml:space="default">139,464 (43.93%) (43.8%, 44.1%)</w:t>
+            </w:r>
+          </w:p>
+        </w:tc>
+        <w:tc>
+          <w:tcPr>
+            <w:tcBorders>
+              <w:top w:val="single" w:space="0" w:color="D3D3D3"/>
+              <w:bottom w:val="single" w:space="0" w:color="D3D3D3"/>
+              <w:start w:val="single" w:space="0" w:color="D3D3D3"/>
+              <w:end w:val="single" w:space="0" w:color="D3D3D3"/>
+            </w:tcBorders>
+          </w:tcPr>
+          <w:p>
+            <w:pPr>
+              <w:spacing w:before="0" w:after="60"/>
+              <w:keepNext/>
+              <w:jc w:val="center"/>
+            </w:pPr>
+            <w:r>
+              <w:rPr>
+                <w:rFonts w:ascii="Calibri" w:hAnsi="Calibri"/>
+                <w:sz w:val="20"/>
+              </w:rPr>
+              <w:t xml:space="default">118,455 (45.39%) (45.2%, 45.6%)</w:t>
+            </w:r>
+          </w:p>
+        </w:tc>
+        <w:tc>
+          <w:tcPr>
+            <w:tcBorders>
+              <w:top w:val="single" w:space="0" w:color="D3D3D3"/>
+              <w:bottom w:val="single" w:space="0" w:color="D3D3D3"/>
+              <w:start w:val="single" w:space="0" w:color="D3D3D3"/>
+              <w:end w:val="single" w:space="0" w:color="D3D3D3"/>
+            </w:tcBorders>
+          </w:tcPr>
+          <w:p>
+            <w:pPr>
+              <w:spacing w:before="0" w:after="60"/>
+              <w:keepNext/>
+              <w:jc w:val="center"/>
+            </w:pPr>
+            <w:r>
+              <w:rPr>
+                <w:rFonts w:ascii="Calibri" w:hAnsi="Calibri"/>
+                <w:sz w:val="20"/>
+              </w:rPr>
+              <w:t xml:space="default">2,533 (28.27%) (27.3%, 29.2%)</w:t>
             </w:r>
           </w:p>
         </w:tc>
@@ -2064,7 +1204,7 @@
         </w:trPr>
         <w:tc>
           <w:tcPr>
-            <w:gridSpan w:val="11"/>
+            <w:gridSpan w:val="6"/>
           </w:tcPr>
           <w:p>
             <w:pPr>
@@ -2085,7 +1225,7 @@
                 <w:rFonts w:ascii="Calibri" w:hAnsi="Calibri"/>
                 <w:sz w:val="20"/>
               </w:rPr>
-              <w:t xml:space="default">n/N (%)</w:t>
+              <w:t xml:space="default">n (%)</w:t>
             </w:r>
           </w:p>
         </w:tc>
@@ -2096,7 +1236,7 @@
         </w:trPr>
         <w:tc>
           <w:tcPr>
-            <w:gridSpan w:val="11"/>
+            <w:gridSpan w:val="6"/>
           </w:tcPr>
           <w:p>
             <w:pPr>

--- a/table2.docx
+++ b/table2.docx
@@ -46,7 +46,7 @@
               <w:top w:val="single" w:sz="16" w:space="0" w:color="D3D3D3"/>
               <w:bottom w:val="single" w:sz="16" w:space="0" w:color="D3D3D3"/>
             </w:tcBorders>
-            <w:gridSpan w:val="1"/>
+            <w:gridSpan w:val="2"/>
           </w:tcPr>
           <w:p>
             <w:pPr>
@@ -70,7 +70,7 @@
               <w:top w:val="single" w:sz="16" w:space="0" w:color="D3D3D3"/>
               <w:bottom w:val="single" w:sz="16" w:space="0" w:color="D3D3D3"/>
             </w:tcBorders>
-            <w:gridSpan w:val="1"/>
+            <w:gridSpan w:val="2"/>
           </w:tcPr>
           <w:p>
             <w:pPr>
@@ -94,7 +94,7 @@
               <w:top w:val="single" w:sz="16" w:space="0" w:color="D3D3D3"/>
               <w:bottom w:val="single" w:sz="16" w:space="0" w:color="D3D3D3"/>
             </w:tcBorders>
-            <w:gridSpan w:val="1"/>
+            <w:gridSpan w:val="2"/>
           </w:tcPr>
           <w:p>
             <w:pPr>
@@ -118,7 +118,7 @@
               <w:top w:val="single" w:sz="16" w:space="0" w:color="D3D3D3"/>
               <w:bottom w:val="single" w:sz="16" w:space="0" w:color="D3D3D3"/>
             </w:tcBorders>
-            <w:gridSpan w:val="1"/>
+            <w:gridSpan w:val="2"/>
           </w:tcPr>
           <w:p>
             <w:pPr>
@@ -143,7 +143,7 @@
               <w:bottom w:val="single" w:sz="16" w:space="0" w:color="D3D3D3"/>
               <w:end w:val="single" w:space="0" w:color="D3D3D3"/>
             </w:tcBorders>
-            <w:gridSpan w:val="1"/>
+            <w:gridSpan w:val="2"/>
           </w:tcPr>
           <w:p>
             <w:pPr>
@@ -208,7 +208,7 @@
                 <w:rFonts w:ascii="Calibri" w:hAnsi="Calibri"/>
                 <w:sz w:val="20"/>
               </w:rPr>
-              <w:t xml:space="preserve">Overall</w:t>
+              <w:t xml:space="preserve">25-39</w:t>
             </w:r>
             <w:r>
               <w:rPr>
@@ -229,7 +229,7 @@
                 <w:rFonts w:ascii="Calibri" w:hAnsi="Calibri"/>
                 <w:sz w:val="20"/>
               </w:rPr>
-              <w:t xml:space="preserve">N = 4953759</w:t>
+              <w:t xml:space="preserve">N = 1600137 (32%)</w:t>
             </w:r>
             <w:r>
               <w:rPr>
@@ -260,7 +260,7 @@
                 <w:rFonts w:ascii="Calibri" w:hAnsi="Calibri"/>
                 <w:sz w:val="20"/>
               </w:rPr>
-              <w:t xml:space="preserve">Overall</w:t>
+              <w:t xml:space="preserve">40-</w:t>
             </w:r>
             <w:r>
               <w:rPr>
@@ -281,7 +281,7 @@
                 <w:rFonts w:ascii="Calibri" w:hAnsi="Calibri"/>
                 <w:sz w:val="20"/>
               </w:rPr>
-              <w:t xml:space="preserve">N = 651470</w:t>
+              <w:t xml:space="preserve">N = 3353622 (68%)</w:t>
             </w:r>
             <w:r>
               <w:rPr>
@@ -312,7 +312,7 @@
                 <w:rFonts w:ascii="Calibri" w:hAnsi="Calibri"/>
                 <w:sz w:val="20"/>
               </w:rPr>
-              <w:t xml:space="preserve">Overall</w:t>
+              <w:t xml:space="preserve">25-39</w:t>
             </w:r>
             <w:r>
               <w:rPr>
@@ -333,7 +333,7 @@
                 <w:rFonts w:ascii="Calibri" w:hAnsi="Calibri"/>
                 <w:sz w:val="20"/>
               </w:rPr>
-              <w:t xml:space="preserve">N = 317469</w:t>
+              <w:t xml:space="preserve">N = 186357 (29%)</w:t>
             </w:r>
             <w:r>
               <w:rPr>
@@ -364,7 +364,7 @@
                 <w:rFonts w:ascii="Calibri" w:hAnsi="Calibri"/>
                 <w:sz w:val="20"/>
               </w:rPr>
-              <w:t xml:space="preserve">Overall</w:t>
+              <w:t xml:space="preserve">40-</w:t>
             </w:r>
             <w:r>
               <w:rPr>
@@ -385,7 +385,7 @@
                 <w:rFonts w:ascii="Calibri" w:hAnsi="Calibri"/>
                 <w:sz w:val="20"/>
               </w:rPr>
-              <w:t xml:space="preserve">N = 260995</w:t>
+              <w:t xml:space="preserve">N = 465113 (71%)</w:t>
             </w:r>
             <w:r>
               <w:rPr>
@@ -402,7 +402,6 @@
           <w:tcPr>
             <w:tcBorders>
               <w:bottom w:val="single" w:sz="16" w:space="0" w:color="D3D3D3"/>
-              <w:end w:val="single" w:space="0" w:color="D3D3D3"/>
             </w:tcBorders>
           </w:tcPr>
           <w:p>
@@ -417,7 +416,7 @@
                 <w:rFonts w:ascii="Calibri" w:hAnsi="Calibri"/>
                 <w:sz w:val="20"/>
               </w:rPr>
-              <w:t xml:space="preserve">Overall</w:t>
+              <w:t xml:space="preserve">25-39</w:t>
             </w:r>
             <w:r>
               <w:rPr>
@@ -438,7 +437,268 @@
                 <w:rFonts w:ascii="Calibri" w:hAnsi="Calibri"/>
                 <w:sz w:val="20"/>
               </w:rPr>
-              <w:t xml:space="preserve">N = 8961</w:t>
+              <w:t xml:space="preserve">N = 85980 (27%)</w:t>
+            </w:r>
+            <w:r>
+              <w:rPr>
+                <w:vertAlign w:val="superscript"/>
+                <w:i/>
+                <w:rFonts w:ascii="Calibri" w:hAnsi="Calibri"/>
+                <w:sz w:val="20"/>
+              </w:rPr>
+              <w:t xml:space="default">1</w:t>
+            </w:r>
+          </w:p>
+        </w:tc>
+        <w:tc>
+          <w:tcPr>
+            <w:tcBorders>
+              <w:bottom w:val="single" w:sz="16" w:space="0" w:color="D3D3D3"/>
+            </w:tcBorders>
+          </w:tcPr>
+          <w:p>
+            <w:pPr>
+              <w:spacing w:before="0" w:after="60"/>
+              <w:keepNext/>
+              <w:jc w:val="center"/>
+            </w:pPr>
+            <w:r>
+              <w:rPr>
+                <w:b w:val="true"/>
+                <w:rFonts w:ascii="Calibri" w:hAnsi="Calibri"/>
+                <w:sz w:val="20"/>
+              </w:rPr>
+              <w:t xml:space="preserve">40-</w:t>
+            </w:r>
+            <w:r>
+              <w:rPr>
+                <w:rFonts w:ascii="Calibri" w:hAnsi="Calibri"/>
+                <w:sz w:val="20"/>
+              </w:rPr>
+              <w:t xml:space="preserve"/>
+            </w:r>
+            <w:r xmlns:w="http://schemas.openxmlformats.org/wordprocessingml/2006/main">
+              <w:rPr>
+                <w:rFonts w:ascii="Calibri" w:hAnsi="Calibri"/>
+                <w:sz w:val="20"/>
+              </w:rPr>
+              <w:t xml:space="preserve"> </w:t>
+            </w:r>
+            <w:r>
+              <w:rPr>
+                <w:rFonts w:ascii="Calibri" w:hAnsi="Calibri"/>
+                <w:sz w:val="20"/>
+              </w:rPr>
+              <w:t xml:space="preserve">N = 231489 (73%)</w:t>
+            </w:r>
+            <w:r>
+              <w:rPr>
+                <w:vertAlign w:val="superscript"/>
+                <w:i/>
+                <w:rFonts w:ascii="Calibri" w:hAnsi="Calibri"/>
+                <w:sz w:val="20"/>
+              </w:rPr>
+              <w:t xml:space="default">1</w:t>
+            </w:r>
+          </w:p>
+        </w:tc>
+        <w:tc>
+          <w:tcPr>
+            <w:tcBorders>
+              <w:bottom w:val="single" w:sz="16" w:space="0" w:color="D3D3D3"/>
+            </w:tcBorders>
+          </w:tcPr>
+          <w:p>
+            <w:pPr>
+              <w:spacing w:before="0" w:after="60"/>
+              <w:keepNext/>
+              <w:jc w:val="center"/>
+            </w:pPr>
+            <w:r>
+              <w:rPr>
+                <w:b w:val="true"/>
+                <w:rFonts w:ascii="Calibri" w:hAnsi="Calibri"/>
+                <w:sz w:val="20"/>
+              </w:rPr>
+              <w:t xml:space="preserve">25-39</w:t>
+            </w:r>
+            <w:r>
+              <w:rPr>
+                <w:rFonts w:ascii="Calibri" w:hAnsi="Calibri"/>
+                <w:sz w:val="20"/>
+              </w:rPr>
+              <w:t xml:space="preserve"/>
+            </w:r>
+            <w:r xmlns:w="http://schemas.openxmlformats.org/wordprocessingml/2006/main">
+              <w:rPr>
+                <w:rFonts w:ascii="Calibri" w:hAnsi="Calibri"/>
+                <w:sz w:val="20"/>
+              </w:rPr>
+              <w:t xml:space="preserve"> </w:t>
+            </w:r>
+            <w:r>
+              <w:rPr>
+                <w:rFonts w:ascii="Calibri" w:hAnsi="Calibri"/>
+                <w:sz w:val="20"/>
+              </w:rPr>
+              <w:t xml:space="preserve">N = 64750 (25%)</w:t>
+            </w:r>
+            <w:r>
+              <w:rPr>
+                <w:vertAlign w:val="superscript"/>
+                <w:i/>
+                <w:rFonts w:ascii="Calibri" w:hAnsi="Calibri"/>
+                <w:sz w:val="20"/>
+              </w:rPr>
+              <w:t xml:space="default">1</w:t>
+            </w:r>
+          </w:p>
+        </w:tc>
+        <w:tc>
+          <w:tcPr>
+            <w:tcBorders>
+              <w:bottom w:val="single" w:sz="16" w:space="0" w:color="D3D3D3"/>
+            </w:tcBorders>
+          </w:tcPr>
+          <w:p>
+            <w:pPr>
+              <w:spacing w:before="0" w:after="60"/>
+              <w:keepNext/>
+              <w:jc w:val="center"/>
+            </w:pPr>
+            <w:r>
+              <w:rPr>
+                <w:b w:val="true"/>
+                <w:rFonts w:ascii="Calibri" w:hAnsi="Calibri"/>
+                <w:sz w:val="20"/>
+              </w:rPr>
+              <w:t xml:space="preserve">40-</w:t>
+            </w:r>
+            <w:r>
+              <w:rPr>
+                <w:rFonts w:ascii="Calibri" w:hAnsi="Calibri"/>
+                <w:sz w:val="20"/>
+              </w:rPr>
+              <w:t xml:space="preserve"/>
+            </w:r>
+            <w:r xmlns:w="http://schemas.openxmlformats.org/wordprocessingml/2006/main">
+              <w:rPr>
+                <w:rFonts w:ascii="Calibri" w:hAnsi="Calibri"/>
+                <w:sz w:val="20"/>
+              </w:rPr>
+              <w:t xml:space="preserve"> </w:t>
+            </w:r>
+            <w:r>
+              <w:rPr>
+                <w:rFonts w:ascii="Calibri" w:hAnsi="Calibri"/>
+                <w:sz w:val="20"/>
+              </w:rPr>
+              <w:t xml:space="preserve">N = 196245 (75%)</w:t>
+            </w:r>
+            <w:r>
+              <w:rPr>
+                <w:vertAlign w:val="superscript"/>
+                <w:i/>
+                <w:rFonts w:ascii="Calibri" w:hAnsi="Calibri"/>
+                <w:sz w:val="20"/>
+              </w:rPr>
+              <w:t xml:space="default">1</w:t>
+            </w:r>
+          </w:p>
+        </w:tc>
+        <w:tc>
+          <w:tcPr>
+            <w:tcBorders>
+              <w:bottom w:val="single" w:sz="16" w:space="0" w:color="D3D3D3"/>
+            </w:tcBorders>
+          </w:tcPr>
+          <w:p>
+            <w:pPr>
+              <w:spacing w:before="0" w:after="60"/>
+              <w:keepNext/>
+              <w:jc w:val="center"/>
+            </w:pPr>
+            <w:r>
+              <w:rPr>
+                <w:b w:val="true"/>
+                <w:rFonts w:ascii="Calibri" w:hAnsi="Calibri"/>
+                <w:sz w:val="20"/>
+              </w:rPr>
+              <w:t xml:space="preserve">25-39</w:t>
+            </w:r>
+            <w:r>
+              <w:rPr>
+                <w:rFonts w:ascii="Calibri" w:hAnsi="Calibri"/>
+                <w:sz w:val="20"/>
+              </w:rPr>
+              <w:t xml:space="preserve"/>
+            </w:r>
+            <w:r xmlns:w="http://schemas.openxmlformats.org/wordprocessingml/2006/main">
+              <w:rPr>
+                <w:rFonts w:ascii="Calibri" w:hAnsi="Calibri"/>
+                <w:sz w:val="20"/>
+              </w:rPr>
+              <w:t xml:space="preserve"> </w:t>
+            </w:r>
+            <w:r>
+              <w:rPr>
+                <w:rFonts w:ascii="Calibri" w:hAnsi="Calibri"/>
+                <w:sz w:val="20"/>
+              </w:rPr>
+              <w:t xml:space="preserve">N = 3736 (42%)</w:t>
+            </w:r>
+            <w:r>
+              <w:rPr>
+                <w:vertAlign w:val="superscript"/>
+                <w:i/>
+                <w:rFonts w:ascii="Calibri" w:hAnsi="Calibri"/>
+                <w:sz w:val="20"/>
+              </w:rPr>
+              <w:t xml:space="default">1</w:t>
+            </w:r>
+          </w:p>
+        </w:tc>
+        <w:tc>
+          <w:tcPr>
+            <w:tcBorders>
+              <w:bottom w:val="single" w:sz="16" w:space="0" w:color="D3D3D3"/>
+              <w:end w:val="single" w:space="0" w:color="D3D3D3"/>
+            </w:tcBorders>
+          </w:tcPr>
+          <w:p>
+            <w:pPr>
+              <w:spacing w:before="0" w:after="60"/>
+              <w:keepNext/>
+              <w:jc w:val="center"/>
+            </w:pPr>
+            <w:r>
+              <w:rPr>
+                <w:b w:val="true"/>
+                <w:rFonts w:ascii="Calibri" w:hAnsi="Calibri"/>
+                <w:sz w:val="20"/>
+              </w:rPr>
+              <w:t xml:space="preserve">40-</w:t>
+            </w:r>
+            <w:r>
+              <w:rPr>
+                <w:rFonts w:ascii="Calibri" w:hAnsi="Calibri"/>
+                <w:sz w:val="20"/>
+              </w:rPr>
+              <w:t xml:space="preserve"/>
+            </w:r>
+            <w:r xmlns:w="http://schemas.openxmlformats.org/wordprocessingml/2006/main">
+              <w:rPr>
+                <w:rFonts w:ascii="Calibri" w:hAnsi="Calibri"/>
+                <w:sz w:val="20"/>
+              </w:rPr>
+              <w:t xml:space="preserve"> </w:t>
+            </w:r>
+            <w:r>
+              <w:rPr>
+                <w:rFonts w:ascii="Calibri" w:hAnsi="Calibri"/>
+                <w:sz w:val="20"/>
+              </w:rPr>
+              <w:t xml:space="preserve">N = 5225 (58%)</w:t>
             </w:r>
             <w:r>
               <w:rPr>
@@ -601,6 +861,126 @@
             </w:r>
           </w:p>
         </w:tc>
+        <w:tc>
+          <w:tcPr>
+            <w:tcBorders>
+              <w:top w:val="single" w:space="0" w:color="D3D3D3"/>
+              <w:bottom w:val="single" w:space="0" w:color="D3D3D3"/>
+              <w:start w:val="single" w:space="0" w:color="D3D3D3"/>
+              <w:end w:val="single" w:space="0" w:color="D3D3D3"/>
+            </w:tcBorders>
+          </w:tcPr>
+          <w:p>
+            <w:pPr>
+              <w:spacing w:before="0" w:after="60"/>
+              <w:keepNext/>
+              <w:jc w:val="center"/>
+            </w:pPr>
+            <w:r>
+              <w:rPr>
+                <w:rFonts w:ascii="Calibri" w:hAnsi="Calibri"/>
+                <w:sz w:val="20"/>
+              </w:rPr>
+              <w:t xml:space="default"/>
+            </w:r>
+          </w:p>
+        </w:tc>
+        <w:tc>
+          <w:tcPr>
+            <w:tcBorders>
+              <w:top w:val="single" w:space="0" w:color="D3D3D3"/>
+              <w:bottom w:val="single" w:space="0" w:color="D3D3D3"/>
+              <w:start w:val="single" w:space="0" w:color="D3D3D3"/>
+              <w:end w:val="single" w:space="0" w:color="D3D3D3"/>
+            </w:tcBorders>
+          </w:tcPr>
+          <w:p>
+            <w:pPr>
+              <w:spacing w:before="0" w:after="60"/>
+              <w:keepNext/>
+              <w:jc w:val="center"/>
+            </w:pPr>
+            <w:r>
+              <w:rPr>
+                <w:rFonts w:ascii="Calibri" w:hAnsi="Calibri"/>
+                <w:sz w:val="20"/>
+              </w:rPr>
+              <w:t xml:space="default"/>
+            </w:r>
+          </w:p>
+        </w:tc>
+        <w:tc>
+          <w:tcPr>
+            <w:tcBorders>
+              <w:top w:val="single" w:space="0" w:color="D3D3D3"/>
+              <w:bottom w:val="single" w:space="0" w:color="D3D3D3"/>
+              <w:start w:val="single" w:space="0" w:color="D3D3D3"/>
+              <w:end w:val="single" w:space="0" w:color="D3D3D3"/>
+            </w:tcBorders>
+          </w:tcPr>
+          <w:p>
+            <w:pPr>
+              <w:spacing w:before="0" w:after="60"/>
+              <w:keepNext/>
+              <w:jc w:val="center"/>
+            </w:pPr>
+            <w:r>
+              <w:rPr>
+                <w:rFonts w:ascii="Calibri" w:hAnsi="Calibri"/>
+                <w:sz w:val="20"/>
+              </w:rPr>
+              <w:t xml:space="default"/>
+            </w:r>
+          </w:p>
+        </w:tc>
+        <w:tc>
+          <w:tcPr>
+            <w:tcBorders>
+              <w:top w:val="single" w:space="0" w:color="D3D3D3"/>
+              <w:bottom w:val="single" w:space="0" w:color="D3D3D3"/>
+              <w:start w:val="single" w:space="0" w:color="D3D3D3"/>
+              <w:end w:val="single" w:space="0" w:color="D3D3D3"/>
+            </w:tcBorders>
+          </w:tcPr>
+          <w:p>
+            <w:pPr>
+              <w:spacing w:before="0" w:after="60"/>
+              <w:keepNext/>
+              <w:jc w:val="center"/>
+            </w:pPr>
+            <w:r>
+              <w:rPr>
+                <w:rFonts w:ascii="Calibri" w:hAnsi="Calibri"/>
+                <w:sz w:val="20"/>
+              </w:rPr>
+              <w:t xml:space="default"/>
+            </w:r>
+          </w:p>
+        </w:tc>
+        <w:tc>
+          <w:tcPr>
+            <w:tcBorders>
+              <w:top w:val="single" w:space="0" w:color="D3D3D3"/>
+              <w:bottom w:val="single" w:space="0" w:color="D3D3D3"/>
+              <w:start w:val="single" w:space="0" w:color="D3D3D3"/>
+              <w:end w:val="single" w:space="0" w:color="D3D3D3"/>
+            </w:tcBorders>
+          </w:tcPr>
+          <w:p>
+            <w:pPr>
+              <w:spacing w:before="0" w:after="60"/>
+              <w:keepNext/>
+              <w:jc w:val="center"/>
+            </w:pPr>
+            <w:r>
+              <w:rPr>
+                <w:rFonts w:ascii="Calibri" w:hAnsi="Calibri"/>
+                <w:sz w:val="20"/>
+              </w:rPr>
+              <w:t xml:space="default"/>
+            </w:r>
+          </w:p>
+        </w:tc>
       </w:tr>
       <w:tr>
         <w:trPr>
@@ -650,103 +1030,223 @@
                 <w:rFonts w:ascii="Calibri" w:hAnsi="Calibri"/>
                 <w:sz w:val="20"/>
               </w:rPr>
-              <w:t xml:space="default">937,247 (18.92%) (18.9%, 19.0%)</w:t>
-            </w:r>
-          </w:p>
-        </w:tc>
-        <w:tc>
-          <w:tcPr>
-            <w:tcBorders>
-              <w:top w:val="single" w:space="0" w:color="D3D3D3"/>
-              <w:bottom w:val="single" w:space="0" w:color="D3D3D3"/>
-              <w:start w:val="single" w:space="0" w:color="D3D3D3"/>
-              <w:end w:val="single" w:space="0" w:color="D3D3D3"/>
-            </w:tcBorders>
-          </w:tcPr>
-          <w:p>
-            <w:pPr>
-              <w:spacing w:before="0" w:after="60"/>
-              <w:keepNext/>
-              <w:jc w:val="center"/>
-            </w:pPr>
-            <w:r>
-              <w:rPr>
-                <w:rFonts w:ascii="Calibri" w:hAnsi="Calibri"/>
-                <w:sz w:val="20"/>
-              </w:rPr>
-              <w:t xml:space="default">92,461 (14.19%) (14.1%, 14.3%)</w:t>
-            </w:r>
-          </w:p>
-        </w:tc>
-        <w:tc>
-          <w:tcPr>
-            <w:tcBorders>
-              <w:top w:val="single" w:space="0" w:color="D3D3D3"/>
-              <w:bottom w:val="single" w:space="0" w:color="D3D3D3"/>
-              <w:start w:val="single" w:space="0" w:color="D3D3D3"/>
-              <w:end w:val="single" w:space="0" w:color="D3D3D3"/>
-            </w:tcBorders>
-          </w:tcPr>
-          <w:p>
-            <w:pPr>
-              <w:spacing w:before="0" w:after="60"/>
-              <w:keepNext/>
-              <w:jc w:val="center"/>
-            </w:pPr>
-            <w:r>
-              <w:rPr>
-                <w:rFonts w:ascii="Calibri" w:hAnsi="Calibri"/>
-                <w:sz w:val="20"/>
-              </w:rPr>
-              <w:t xml:space="default">41,763 (13.15%) (13.0%, 13.3%)</w:t>
-            </w:r>
-          </w:p>
-        </w:tc>
-        <w:tc>
-          <w:tcPr>
-            <w:tcBorders>
-              <w:top w:val="single" w:space="0" w:color="D3D3D3"/>
-              <w:bottom w:val="single" w:space="0" w:color="D3D3D3"/>
-              <w:start w:val="single" w:space="0" w:color="D3D3D3"/>
-              <w:end w:val="single" w:space="0" w:color="D3D3D3"/>
-            </w:tcBorders>
-          </w:tcPr>
-          <w:p>
-            <w:pPr>
-              <w:spacing w:before="0" w:after="60"/>
-              <w:keepNext/>
-              <w:jc w:val="center"/>
-            </w:pPr>
-            <w:r>
-              <w:rPr>
-                <w:rFonts w:ascii="Calibri" w:hAnsi="Calibri"/>
-                <w:sz w:val="20"/>
-              </w:rPr>
-              <w:t xml:space="default">33,308 (12.76%) (12.6%, 12.9%)</w:t>
-            </w:r>
-          </w:p>
-        </w:tc>
-        <w:tc>
-          <w:tcPr>
-            <w:tcBorders>
-              <w:top w:val="single" w:space="0" w:color="D3D3D3"/>
-              <w:bottom w:val="single" w:space="0" w:color="D3D3D3"/>
-              <w:start w:val="single" w:space="0" w:color="D3D3D3"/>
-              <w:end w:val="single" w:space="0" w:color="D3D3D3"/>
-            </w:tcBorders>
-          </w:tcPr>
-          <w:p>
-            <w:pPr>
-              <w:spacing w:before="0" w:after="60"/>
-              <w:keepNext/>
-              <w:jc w:val="center"/>
-            </w:pPr>
-            <w:r>
-              <w:rPr>
-                <w:rFonts w:ascii="Calibri" w:hAnsi="Calibri"/>
-                <w:sz w:val="20"/>
-              </w:rPr>
-              <w:t xml:space="default">2,088 (23.30%) (22.4%, 24.2%)</w:t>
+              <w:t xml:space="default">462,089 (28.88%)</w:t>
+            </w:r>
+          </w:p>
+        </w:tc>
+        <w:tc>
+          <w:tcPr>
+            <w:tcBorders>
+              <w:top w:val="single" w:space="0" w:color="D3D3D3"/>
+              <w:bottom w:val="single" w:space="0" w:color="D3D3D3"/>
+              <w:start w:val="single" w:space="0" w:color="D3D3D3"/>
+              <w:end w:val="single" w:space="0" w:color="D3D3D3"/>
+            </w:tcBorders>
+          </w:tcPr>
+          <w:p>
+            <w:pPr>
+              <w:spacing w:before="0" w:after="60"/>
+              <w:keepNext/>
+              <w:jc w:val="center"/>
+            </w:pPr>
+            <w:r>
+              <w:rPr>
+                <w:rFonts w:ascii="Calibri" w:hAnsi="Calibri"/>
+                <w:sz w:val="20"/>
+              </w:rPr>
+              <w:t xml:space="default">475,158 (14.17%)</w:t>
+            </w:r>
+          </w:p>
+        </w:tc>
+        <w:tc>
+          <w:tcPr>
+            <w:tcBorders>
+              <w:top w:val="single" w:space="0" w:color="D3D3D3"/>
+              <w:bottom w:val="single" w:space="0" w:color="D3D3D3"/>
+              <w:start w:val="single" w:space="0" w:color="D3D3D3"/>
+              <w:end w:val="single" w:space="0" w:color="D3D3D3"/>
+            </w:tcBorders>
+          </w:tcPr>
+          <w:p>
+            <w:pPr>
+              <w:spacing w:before="0" w:after="60"/>
+              <w:keepNext/>
+              <w:jc w:val="center"/>
+            </w:pPr>
+            <w:r>
+              <w:rPr>
+                <w:rFonts w:ascii="Calibri" w:hAnsi="Calibri"/>
+                <w:sz w:val="20"/>
+              </w:rPr>
+              <w:t xml:space="default">43,020 (23.08%)</w:t>
+            </w:r>
+          </w:p>
+        </w:tc>
+        <w:tc>
+          <w:tcPr>
+            <w:tcBorders>
+              <w:top w:val="single" w:space="0" w:color="D3D3D3"/>
+              <w:bottom w:val="single" w:space="0" w:color="D3D3D3"/>
+              <w:start w:val="single" w:space="0" w:color="D3D3D3"/>
+              <w:end w:val="single" w:space="0" w:color="D3D3D3"/>
+            </w:tcBorders>
+          </w:tcPr>
+          <w:p>
+            <w:pPr>
+              <w:spacing w:before="0" w:after="60"/>
+              <w:keepNext/>
+              <w:jc w:val="center"/>
+            </w:pPr>
+            <w:r>
+              <w:rPr>
+                <w:rFonts w:ascii="Calibri" w:hAnsi="Calibri"/>
+                <w:sz w:val="20"/>
+              </w:rPr>
+              <w:t xml:space="default">49,441 (10.63%)</w:t>
+            </w:r>
+          </w:p>
+        </w:tc>
+        <w:tc>
+          <w:tcPr>
+            <w:tcBorders>
+              <w:top w:val="single" w:space="0" w:color="D3D3D3"/>
+              <w:bottom w:val="single" w:space="0" w:color="D3D3D3"/>
+              <w:start w:val="single" w:space="0" w:color="D3D3D3"/>
+              <w:end w:val="single" w:space="0" w:color="D3D3D3"/>
+            </w:tcBorders>
+          </w:tcPr>
+          <w:p>
+            <w:pPr>
+              <w:spacing w:before="0" w:after="60"/>
+              <w:keepNext/>
+              <w:jc w:val="center"/>
+            </w:pPr>
+            <w:r>
+              <w:rPr>
+                <w:rFonts w:ascii="Calibri" w:hAnsi="Calibri"/>
+                <w:sz w:val="20"/>
+              </w:rPr>
+              <w:t xml:space="default">18,851 (21.92%)</w:t>
+            </w:r>
+          </w:p>
+        </w:tc>
+        <w:tc>
+          <w:tcPr>
+            <w:tcBorders>
+              <w:top w:val="single" w:space="0" w:color="D3D3D3"/>
+              <w:bottom w:val="single" w:space="0" w:color="D3D3D3"/>
+              <w:start w:val="single" w:space="0" w:color="D3D3D3"/>
+              <w:end w:val="single" w:space="0" w:color="D3D3D3"/>
+            </w:tcBorders>
+          </w:tcPr>
+          <w:p>
+            <w:pPr>
+              <w:spacing w:before="0" w:after="60"/>
+              <w:keepNext/>
+              <w:jc w:val="center"/>
+            </w:pPr>
+            <w:r>
+              <w:rPr>
+                <w:rFonts w:ascii="Calibri" w:hAnsi="Calibri"/>
+                <w:sz w:val="20"/>
+              </w:rPr>
+              <w:t xml:space="default">22,912 (9.90%)</w:t>
+            </w:r>
+          </w:p>
+        </w:tc>
+        <w:tc>
+          <w:tcPr>
+            <w:tcBorders>
+              <w:top w:val="single" w:space="0" w:color="D3D3D3"/>
+              <w:bottom w:val="single" w:space="0" w:color="D3D3D3"/>
+              <w:start w:val="single" w:space="0" w:color="D3D3D3"/>
+              <w:end w:val="single" w:space="0" w:color="D3D3D3"/>
+            </w:tcBorders>
+          </w:tcPr>
+          <w:p>
+            <w:pPr>
+              <w:spacing w:before="0" w:after="60"/>
+              <w:keepNext/>
+              <w:jc w:val="center"/>
+            </w:pPr>
+            <w:r>
+              <w:rPr>
+                <w:rFonts w:ascii="Calibri" w:hAnsi="Calibri"/>
+                <w:sz w:val="20"/>
+              </w:rPr>
+              <w:t xml:space="default">14,509 (22.41%)</w:t>
+            </w:r>
+          </w:p>
+        </w:tc>
+        <w:tc>
+          <w:tcPr>
+            <w:tcBorders>
+              <w:top w:val="single" w:space="0" w:color="D3D3D3"/>
+              <w:bottom w:val="single" w:space="0" w:color="D3D3D3"/>
+              <w:start w:val="single" w:space="0" w:color="D3D3D3"/>
+              <w:end w:val="single" w:space="0" w:color="D3D3D3"/>
+            </w:tcBorders>
+          </w:tcPr>
+          <w:p>
+            <w:pPr>
+              <w:spacing w:before="0" w:after="60"/>
+              <w:keepNext/>
+              <w:jc w:val="center"/>
+            </w:pPr>
+            <w:r>
+              <w:rPr>
+                <w:rFonts w:ascii="Calibri" w:hAnsi="Calibri"/>
+                <w:sz w:val="20"/>
+              </w:rPr>
+              <w:t xml:space="default">18,799 (9.58%)</w:t>
+            </w:r>
+          </w:p>
+        </w:tc>
+        <w:tc>
+          <w:tcPr>
+            <w:tcBorders>
+              <w:top w:val="single" w:space="0" w:color="D3D3D3"/>
+              <w:bottom w:val="single" w:space="0" w:color="D3D3D3"/>
+              <w:start w:val="single" w:space="0" w:color="D3D3D3"/>
+              <w:end w:val="single" w:space="0" w:color="D3D3D3"/>
+            </w:tcBorders>
+          </w:tcPr>
+          <w:p>
+            <w:pPr>
+              <w:spacing w:before="0" w:after="60"/>
+              <w:keepNext/>
+              <w:jc w:val="center"/>
+            </w:pPr>
+            <w:r>
+              <w:rPr>
+                <w:rFonts w:ascii="Calibri" w:hAnsi="Calibri"/>
+                <w:sz w:val="20"/>
+              </w:rPr>
+              <w:t xml:space="default">1,117 (29.90%)</w:t>
+            </w:r>
+          </w:p>
+        </w:tc>
+        <w:tc>
+          <w:tcPr>
+            <w:tcBorders>
+              <w:top w:val="single" w:space="0" w:color="D3D3D3"/>
+              <w:bottom w:val="single" w:space="0" w:color="D3D3D3"/>
+              <w:start w:val="single" w:space="0" w:color="D3D3D3"/>
+              <w:end w:val="single" w:space="0" w:color="D3D3D3"/>
+            </w:tcBorders>
+          </w:tcPr>
+          <w:p>
+            <w:pPr>
+              <w:spacing w:before="0" w:after="60"/>
+              <w:keepNext/>
+              <w:jc w:val="center"/>
+            </w:pPr>
+            <w:r>
+              <w:rPr>
+                <w:rFonts w:ascii="Calibri" w:hAnsi="Calibri"/>
+                <w:sz w:val="20"/>
+              </w:rPr>
+              <w:t xml:space="default">971 (18.58%)</w:t>
             </w:r>
           </w:p>
         </w:tc>
@@ -799,103 +1299,223 @@
                 <w:rFonts w:ascii="Calibri" w:hAnsi="Calibri"/>
                 <w:sz w:val="20"/>
               </w:rPr>
-              <w:t xml:space="default">532,459 (10.75%) (10.7%, 10.8%)</w:t>
-            </w:r>
-          </w:p>
-        </w:tc>
-        <w:tc>
-          <w:tcPr>
-            <w:tcBorders>
-              <w:top w:val="single" w:space="0" w:color="D3D3D3"/>
-              <w:bottom w:val="single" w:space="0" w:color="D3D3D3"/>
-              <w:start w:val="single" w:space="0" w:color="D3D3D3"/>
-              <w:end w:val="single" w:space="0" w:color="D3D3D3"/>
-            </w:tcBorders>
-          </w:tcPr>
-          <w:p>
-            <w:pPr>
-              <w:spacing w:before="0" w:after="60"/>
-              <w:keepNext/>
-              <w:jc w:val="center"/>
-            </w:pPr>
-            <w:r>
-              <w:rPr>
-                <w:rFonts w:ascii="Calibri" w:hAnsi="Calibri"/>
-                <w:sz w:val="20"/>
-              </w:rPr>
-              <w:t xml:space="default">65,203 (10.01%) (9.94%, 10.1%)</w:t>
-            </w:r>
-          </w:p>
-        </w:tc>
-        <w:tc>
-          <w:tcPr>
-            <w:tcBorders>
-              <w:top w:val="single" w:space="0" w:color="D3D3D3"/>
-              <w:bottom w:val="single" w:space="0" w:color="D3D3D3"/>
-              <w:start w:val="single" w:space="0" w:color="D3D3D3"/>
-              <w:end w:val="single" w:space="0" w:color="D3D3D3"/>
-            </w:tcBorders>
-          </w:tcPr>
-          <w:p>
-            <w:pPr>
-              <w:spacing w:before="0" w:after="60"/>
-              <w:keepNext/>
-              <w:jc w:val="center"/>
-            </w:pPr>
-            <w:r>
-              <w:rPr>
-                <w:rFonts w:ascii="Calibri" w:hAnsi="Calibri"/>
-                <w:sz w:val="20"/>
-              </w:rPr>
-              <w:t xml:space="default">30,910 (9.74%) (9.63%, 9.84%)</w:t>
-            </w:r>
-          </w:p>
-        </w:tc>
-        <w:tc>
-          <w:tcPr>
-            <w:tcBorders>
-              <w:top w:val="single" w:space="0" w:color="D3D3D3"/>
-              <w:bottom w:val="single" w:space="0" w:color="D3D3D3"/>
-              <w:start w:val="single" w:space="0" w:color="D3D3D3"/>
-              <w:end w:val="single" w:space="0" w:color="D3D3D3"/>
-            </w:tcBorders>
-          </w:tcPr>
-          <w:p>
-            <w:pPr>
-              <w:spacing w:before="0" w:after="60"/>
-              <w:keepNext/>
-              <w:jc w:val="center"/>
-            </w:pPr>
-            <w:r>
-              <w:rPr>
-                <w:rFonts w:ascii="Calibri" w:hAnsi="Calibri"/>
-                <w:sz w:val="20"/>
-              </w:rPr>
-              <w:t xml:space="default">24,328 (9.32%) (9.21%, 9.43%)</w:t>
-            </w:r>
-          </w:p>
-        </w:tc>
-        <w:tc>
-          <w:tcPr>
-            <w:tcBorders>
-              <w:top w:val="single" w:space="0" w:color="D3D3D3"/>
-              <w:bottom w:val="single" w:space="0" w:color="D3D3D3"/>
-              <w:start w:val="single" w:space="0" w:color="D3D3D3"/>
-              <w:end w:val="single" w:space="0" w:color="D3D3D3"/>
-            </w:tcBorders>
-          </w:tcPr>
-          <w:p>
-            <w:pPr>
-              <w:spacing w:before="0" w:after="60"/>
-              <w:keepNext/>
-              <w:jc w:val="center"/>
-            </w:pPr>
-            <w:r>
-              <w:rPr>
-                <w:rFonts w:ascii="Calibri" w:hAnsi="Calibri"/>
-                <w:sz w:val="20"/>
-              </w:rPr>
-              <w:t xml:space="default">1,073 (11.97%) (11.3%, 12.7%)</w:t>
+              <w:t xml:space="default">204,097 (12.75%)</w:t>
+            </w:r>
+          </w:p>
+        </w:tc>
+        <w:tc>
+          <w:tcPr>
+            <w:tcBorders>
+              <w:top w:val="single" w:space="0" w:color="D3D3D3"/>
+              <w:bottom w:val="single" w:space="0" w:color="D3D3D3"/>
+              <w:start w:val="single" w:space="0" w:color="D3D3D3"/>
+              <w:end w:val="single" w:space="0" w:color="D3D3D3"/>
+            </w:tcBorders>
+          </w:tcPr>
+          <w:p>
+            <w:pPr>
+              <w:spacing w:before="0" w:after="60"/>
+              <w:keepNext/>
+              <w:jc w:val="center"/>
+            </w:pPr>
+            <w:r>
+              <w:rPr>
+                <w:rFonts w:ascii="Calibri" w:hAnsi="Calibri"/>
+                <w:sz w:val="20"/>
+              </w:rPr>
+              <w:t xml:space="default">328,362 (9.79%)</w:t>
+            </w:r>
+          </w:p>
+        </w:tc>
+        <w:tc>
+          <w:tcPr>
+            <w:tcBorders>
+              <w:top w:val="single" w:space="0" w:color="D3D3D3"/>
+              <w:bottom w:val="single" w:space="0" w:color="D3D3D3"/>
+              <w:start w:val="single" w:space="0" w:color="D3D3D3"/>
+              <w:end w:val="single" w:space="0" w:color="D3D3D3"/>
+            </w:tcBorders>
+          </w:tcPr>
+          <w:p>
+            <w:pPr>
+              <w:spacing w:before="0" w:after="60"/>
+              <w:keepNext/>
+              <w:jc w:val="center"/>
+            </w:pPr>
+            <w:r>
+              <w:rPr>
+                <w:rFonts w:ascii="Calibri" w:hAnsi="Calibri"/>
+                <w:sz w:val="20"/>
+              </w:rPr>
+              <w:t xml:space="default">23,421 (12.57%)</w:t>
+            </w:r>
+          </w:p>
+        </w:tc>
+        <w:tc>
+          <w:tcPr>
+            <w:tcBorders>
+              <w:top w:val="single" w:space="0" w:color="D3D3D3"/>
+              <w:bottom w:val="single" w:space="0" w:color="D3D3D3"/>
+              <w:start w:val="single" w:space="0" w:color="D3D3D3"/>
+              <w:end w:val="single" w:space="0" w:color="D3D3D3"/>
+            </w:tcBorders>
+          </w:tcPr>
+          <w:p>
+            <w:pPr>
+              <w:spacing w:before="0" w:after="60"/>
+              <w:keepNext/>
+              <w:jc w:val="center"/>
+            </w:pPr>
+            <w:r>
+              <w:rPr>
+                <w:rFonts w:ascii="Calibri" w:hAnsi="Calibri"/>
+                <w:sz w:val="20"/>
+              </w:rPr>
+              <w:t xml:space="default">41,782 (8.98%)</w:t>
+            </w:r>
+          </w:p>
+        </w:tc>
+        <w:tc>
+          <w:tcPr>
+            <w:tcBorders>
+              <w:top w:val="single" w:space="0" w:color="D3D3D3"/>
+              <w:bottom w:val="single" w:space="0" w:color="D3D3D3"/>
+              <w:start w:val="single" w:space="0" w:color="D3D3D3"/>
+              <w:end w:val="single" w:space="0" w:color="D3D3D3"/>
+            </w:tcBorders>
+          </w:tcPr>
+          <w:p>
+            <w:pPr>
+              <w:spacing w:before="0" w:after="60"/>
+              <w:keepNext/>
+              <w:jc w:val="center"/>
+            </w:pPr>
+            <w:r>
+              <w:rPr>
+                <w:rFonts w:ascii="Calibri" w:hAnsi="Calibri"/>
+                <w:sz w:val="20"/>
+              </w:rPr>
+              <w:t xml:space="default">10,746 (12.50%)</w:t>
+            </w:r>
+          </w:p>
+        </w:tc>
+        <w:tc>
+          <w:tcPr>
+            <w:tcBorders>
+              <w:top w:val="single" w:space="0" w:color="D3D3D3"/>
+              <w:bottom w:val="single" w:space="0" w:color="D3D3D3"/>
+              <w:start w:val="single" w:space="0" w:color="D3D3D3"/>
+              <w:end w:val="single" w:space="0" w:color="D3D3D3"/>
+            </w:tcBorders>
+          </w:tcPr>
+          <w:p>
+            <w:pPr>
+              <w:spacing w:before="0" w:after="60"/>
+              <w:keepNext/>
+              <w:jc w:val="center"/>
+            </w:pPr>
+            <w:r>
+              <w:rPr>
+                <w:rFonts w:ascii="Calibri" w:hAnsi="Calibri"/>
+                <w:sz w:val="20"/>
+              </w:rPr>
+              <w:t xml:space="default">20,164 (8.71%)</w:t>
+            </w:r>
+          </w:p>
+        </w:tc>
+        <w:tc>
+          <w:tcPr>
+            <w:tcBorders>
+              <w:top w:val="single" w:space="0" w:color="D3D3D3"/>
+              <w:bottom w:val="single" w:space="0" w:color="D3D3D3"/>
+              <w:start w:val="single" w:space="0" w:color="D3D3D3"/>
+              <w:end w:val="single" w:space="0" w:color="D3D3D3"/>
+            </w:tcBorders>
+          </w:tcPr>
+          <w:p>
+            <w:pPr>
+              <w:spacing w:before="0" w:after="60"/>
+              <w:keepNext/>
+              <w:jc w:val="center"/>
+            </w:pPr>
+            <w:r>
+              <w:rPr>
+                <w:rFonts w:ascii="Calibri" w:hAnsi="Calibri"/>
+                <w:sz w:val="20"/>
+              </w:rPr>
+              <w:t xml:space="default">7,883 (12.17%)</w:t>
+            </w:r>
+          </w:p>
+        </w:tc>
+        <w:tc>
+          <w:tcPr>
+            <w:tcBorders>
+              <w:top w:val="single" w:space="0" w:color="D3D3D3"/>
+              <w:bottom w:val="single" w:space="0" w:color="D3D3D3"/>
+              <w:start w:val="single" w:space="0" w:color="D3D3D3"/>
+              <w:end w:val="single" w:space="0" w:color="D3D3D3"/>
+            </w:tcBorders>
+          </w:tcPr>
+          <w:p>
+            <w:pPr>
+              <w:spacing w:before="0" w:after="60"/>
+              <w:keepNext/>
+              <w:jc w:val="center"/>
+            </w:pPr>
+            <w:r>
+              <w:rPr>
+                <w:rFonts w:ascii="Calibri" w:hAnsi="Calibri"/>
+                <w:sz w:val="20"/>
+              </w:rPr>
+              <w:t xml:space="default">16,445 (8.38%)</w:t>
+            </w:r>
+          </w:p>
+        </w:tc>
+        <w:tc>
+          <w:tcPr>
+            <w:tcBorders>
+              <w:top w:val="single" w:space="0" w:color="D3D3D3"/>
+              <w:bottom w:val="single" w:space="0" w:color="D3D3D3"/>
+              <w:start w:val="single" w:space="0" w:color="D3D3D3"/>
+              <w:end w:val="single" w:space="0" w:color="D3D3D3"/>
+            </w:tcBorders>
+          </w:tcPr>
+          <w:p>
+            <w:pPr>
+              <w:spacing w:before="0" w:after="60"/>
+              <w:keepNext/>
+              <w:jc w:val="center"/>
+            </w:pPr>
+            <w:r>
+              <w:rPr>
+                <w:rFonts w:ascii="Calibri" w:hAnsi="Calibri"/>
+                <w:sz w:val="20"/>
+              </w:rPr>
+              <w:t xml:space="default">496 (13.28%)</w:t>
+            </w:r>
+          </w:p>
+        </w:tc>
+        <w:tc>
+          <w:tcPr>
+            <w:tcBorders>
+              <w:top w:val="single" w:space="0" w:color="D3D3D3"/>
+              <w:bottom w:val="single" w:space="0" w:color="D3D3D3"/>
+              <w:start w:val="single" w:space="0" w:color="D3D3D3"/>
+              <w:end w:val="single" w:space="0" w:color="D3D3D3"/>
+            </w:tcBorders>
+          </w:tcPr>
+          <w:p>
+            <w:pPr>
+              <w:spacing w:before="0" w:after="60"/>
+              <w:keepNext/>
+              <w:jc w:val="center"/>
+            </w:pPr>
+            <w:r>
+              <w:rPr>
+                <w:rFonts w:ascii="Calibri" w:hAnsi="Calibri"/>
+                <w:sz w:val="20"/>
+              </w:rPr>
+              <w:t xml:space="default">577 (11.04%)</w:t>
             </w:r>
           </w:p>
         </w:tc>
@@ -948,103 +1568,223 @@
                 <w:rFonts w:ascii="Calibri" w:hAnsi="Calibri"/>
                 <w:sz w:val="20"/>
               </w:rPr>
-              <w:t xml:space="default">1,726,949 (34.86%) (34.8%, 34.9%)</w:t>
-            </w:r>
-          </w:p>
-        </w:tc>
-        <w:tc>
-          <w:tcPr>
-            <w:tcBorders>
-              <w:top w:val="single" w:space="0" w:color="D3D3D3"/>
-              <w:bottom w:val="single" w:space="0" w:color="D3D3D3"/>
-              <w:start w:val="single" w:space="0" w:color="D3D3D3"/>
-              <w:end w:val="single" w:space="0" w:color="D3D3D3"/>
-            </w:tcBorders>
-          </w:tcPr>
-          <w:p>
-            <w:pPr>
-              <w:spacing w:before="0" w:after="60"/>
-              <w:keepNext/>
-              <w:jc w:val="center"/>
-            </w:pPr>
-            <w:r>
-              <w:rPr>
-                <w:rFonts w:ascii="Calibri" w:hAnsi="Calibri"/>
-                <w:sz w:val="20"/>
-              </w:rPr>
-              <w:t xml:space="default">220,145 (33.79%) (33.7%, 33.9%)</w:t>
-            </w:r>
-          </w:p>
-        </w:tc>
-        <w:tc>
-          <w:tcPr>
-            <w:tcBorders>
-              <w:top w:val="single" w:space="0" w:color="D3D3D3"/>
-              <w:bottom w:val="single" w:space="0" w:color="D3D3D3"/>
-              <w:start w:val="single" w:space="0" w:color="D3D3D3"/>
-              <w:end w:val="single" w:space="0" w:color="D3D3D3"/>
-            </w:tcBorders>
-          </w:tcPr>
-          <w:p>
-            <w:pPr>
-              <w:spacing w:before="0" w:after="60"/>
-              <w:keepNext/>
-              <w:jc w:val="center"/>
-            </w:pPr>
-            <w:r>
-              <w:rPr>
-                <w:rFonts w:ascii="Calibri" w:hAnsi="Calibri"/>
-                <w:sz w:val="20"/>
-              </w:rPr>
-              <w:t xml:space="default">105,332 (33.18%) (33.0%, 33.3%)</w:t>
-            </w:r>
-          </w:p>
-        </w:tc>
-        <w:tc>
-          <w:tcPr>
-            <w:tcBorders>
-              <w:top w:val="single" w:space="0" w:color="D3D3D3"/>
-              <w:bottom w:val="single" w:space="0" w:color="D3D3D3"/>
-              <w:start w:val="single" w:space="0" w:color="D3D3D3"/>
-              <w:end w:val="single" w:space="0" w:color="D3D3D3"/>
-            </w:tcBorders>
-          </w:tcPr>
-          <w:p>
-            <w:pPr>
-              <w:spacing w:before="0" w:after="60"/>
-              <w:keepNext/>
-              <w:jc w:val="center"/>
-            </w:pPr>
-            <w:r>
-              <w:rPr>
-                <w:rFonts w:ascii="Calibri" w:hAnsi="Calibri"/>
-                <w:sz w:val="20"/>
-              </w:rPr>
-              <w:t xml:space="default">84,904 (32.53%) (32.4%, 32.7%)</w:t>
-            </w:r>
-          </w:p>
-        </w:tc>
-        <w:tc>
-          <w:tcPr>
-            <w:tcBorders>
-              <w:top w:val="single" w:space="0" w:color="D3D3D3"/>
-              <w:bottom w:val="single" w:space="0" w:color="D3D3D3"/>
-              <w:start w:val="single" w:space="0" w:color="D3D3D3"/>
-              <w:end w:val="single" w:space="0" w:color="D3D3D3"/>
-            </w:tcBorders>
-          </w:tcPr>
-          <w:p>
-            <w:pPr>
-              <w:spacing w:before="0" w:after="60"/>
-              <w:keepNext/>
-              <w:jc w:val="center"/>
-            </w:pPr>
-            <w:r>
-              <w:rPr>
-                <w:rFonts w:ascii="Calibri" w:hAnsi="Calibri"/>
-                <w:sz w:val="20"/>
-              </w:rPr>
-              <w:t xml:space="default">3,267 (36.46%) (35.5%, 37.5%)</w:t>
+              <w:t xml:space="default">587,436 (36.71%)</w:t>
+            </w:r>
+          </w:p>
+        </w:tc>
+        <w:tc>
+          <w:tcPr>
+            <w:tcBorders>
+              <w:top w:val="single" w:space="0" w:color="D3D3D3"/>
+              <w:bottom w:val="single" w:space="0" w:color="D3D3D3"/>
+              <w:start w:val="single" w:space="0" w:color="D3D3D3"/>
+              <w:end w:val="single" w:space="0" w:color="D3D3D3"/>
+            </w:tcBorders>
+          </w:tcPr>
+          <w:p>
+            <w:pPr>
+              <w:spacing w:before="0" w:after="60"/>
+              <w:keepNext/>
+              <w:jc w:val="center"/>
+            </w:pPr>
+            <w:r>
+              <w:rPr>
+                <w:rFonts w:ascii="Calibri" w:hAnsi="Calibri"/>
+                <w:sz w:val="20"/>
+              </w:rPr>
+              <w:t xml:space="default">1,139,513 (33.98%)</w:t>
+            </w:r>
+          </w:p>
+        </w:tc>
+        <w:tc>
+          <w:tcPr>
+            <w:tcBorders>
+              <w:top w:val="single" w:space="0" w:color="D3D3D3"/>
+              <w:bottom w:val="single" w:space="0" w:color="D3D3D3"/>
+              <w:start w:val="single" w:space="0" w:color="D3D3D3"/>
+              <w:end w:val="single" w:space="0" w:color="D3D3D3"/>
+            </w:tcBorders>
+          </w:tcPr>
+          <w:p>
+            <w:pPr>
+              <w:spacing w:before="0" w:after="60"/>
+              <w:keepNext/>
+              <w:jc w:val="center"/>
+            </w:pPr>
+            <w:r>
+              <w:rPr>
+                <w:rFonts w:ascii="Calibri" w:hAnsi="Calibri"/>
+                <w:sz w:val="20"/>
+              </w:rPr>
+              <w:t xml:space="default">70,116 (37.62%)</w:t>
+            </w:r>
+          </w:p>
+        </w:tc>
+        <w:tc>
+          <w:tcPr>
+            <w:tcBorders>
+              <w:top w:val="single" w:space="0" w:color="D3D3D3"/>
+              <w:bottom w:val="single" w:space="0" w:color="D3D3D3"/>
+              <w:start w:val="single" w:space="0" w:color="D3D3D3"/>
+              <w:end w:val="single" w:space="0" w:color="D3D3D3"/>
+            </w:tcBorders>
+          </w:tcPr>
+          <w:p>
+            <w:pPr>
+              <w:spacing w:before="0" w:after="60"/>
+              <w:keepNext/>
+              <w:jc w:val="center"/>
+            </w:pPr>
+            <w:r>
+              <w:rPr>
+                <w:rFonts w:ascii="Calibri" w:hAnsi="Calibri"/>
+                <w:sz w:val="20"/>
+              </w:rPr>
+              <w:t xml:space="default">150,029 (32.26%)</w:t>
+            </w:r>
+          </w:p>
+        </w:tc>
+        <w:tc>
+          <w:tcPr>
+            <w:tcBorders>
+              <w:top w:val="single" w:space="0" w:color="D3D3D3"/>
+              <w:bottom w:val="single" w:space="0" w:color="D3D3D3"/>
+              <w:start w:val="single" w:space="0" w:color="D3D3D3"/>
+              <w:end w:val="single" w:space="0" w:color="D3D3D3"/>
+            </w:tcBorders>
+          </w:tcPr>
+          <w:p>
+            <w:pPr>
+              <w:spacing w:before="0" w:after="60"/>
+              <w:keepNext/>
+              <w:jc w:val="center"/>
+            </w:pPr>
+            <w:r>
+              <w:rPr>
+                <w:rFonts w:ascii="Calibri" w:hAnsi="Calibri"/>
+                <w:sz w:val="20"/>
+              </w:rPr>
+              <w:t xml:space="default">32,483 (37.78%)</w:t>
+            </w:r>
+          </w:p>
+        </w:tc>
+        <w:tc>
+          <w:tcPr>
+            <w:tcBorders>
+              <w:top w:val="single" w:space="0" w:color="D3D3D3"/>
+              <w:bottom w:val="single" w:space="0" w:color="D3D3D3"/>
+              <w:start w:val="single" w:space="0" w:color="D3D3D3"/>
+              <w:end w:val="single" w:space="0" w:color="D3D3D3"/>
+            </w:tcBorders>
+          </w:tcPr>
+          <w:p>
+            <w:pPr>
+              <w:spacing w:before="0" w:after="60"/>
+              <w:keepNext/>
+              <w:jc w:val="center"/>
+            </w:pPr>
+            <w:r>
+              <w:rPr>
+                <w:rFonts w:ascii="Calibri" w:hAnsi="Calibri"/>
+                <w:sz w:val="20"/>
+              </w:rPr>
+              <w:t xml:space="default">72,849 (31.47%)</w:t>
+            </w:r>
+          </w:p>
+        </w:tc>
+        <w:tc>
+          <w:tcPr>
+            <w:tcBorders>
+              <w:top w:val="single" w:space="0" w:color="D3D3D3"/>
+              <w:bottom w:val="single" w:space="0" w:color="D3D3D3"/>
+              <w:start w:val="single" w:space="0" w:color="D3D3D3"/>
+              <w:end w:val="single" w:space="0" w:color="D3D3D3"/>
+            </w:tcBorders>
+          </w:tcPr>
+          <w:p>
+            <w:pPr>
+              <w:spacing w:before="0" w:after="60"/>
+              <w:keepNext/>
+              <w:jc w:val="center"/>
+            </w:pPr>
+            <w:r>
+              <w:rPr>
+                <w:rFonts w:ascii="Calibri" w:hAnsi="Calibri"/>
+                <w:sz w:val="20"/>
+              </w:rPr>
+              <w:t xml:space="default">24,353 (37.61%)</w:t>
+            </w:r>
+          </w:p>
+        </w:tc>
+        <w:tc>
+          <w:tcPr>
+            <w:tcBorders>
+              <w:top w:val="single" w:space="0" w:color="D3D3D3"/>
+              <w:bottom w:val="single" w:space="0" w:color="D3D3D3"/>
+              <w:start w:val="single" w:space="0" w:color="D3D3D3"/>
+              <w:end w:val="single" w:space="0" w:color="D3D3D3"/>
+            </w:tcBorders>
+          </w:tcPr>
+          <w:p>
+            <w:pPr>
+              <w:spacing w:before="0" w:after="60"/>
+              <w:keepNext/>
+              <w:jc w:val="center"/>
+            </w:pPr>
+            <w:r>
+              <w:rPr>
+                <w:rFonts w:ascii="Calibri" w:hAnsi="Calibri"/>
+                <w:sz w:val="20"/>
+              </w:rPr>
+              <w:t xml:space="default">60,551 (30.85%)</w:t>
+            </w:r>
+          </w:p>
+        </w:tc>
+        <w:tc>
+          <w:tcPr>
+            <w:tcBorders>
+              <w:top w:val="single" w:space="0" w:color="D3D3D3"/>
+              <w:bottom w:val="single" w:space="0" w:color="D3D3D3"/>
+              <w:start w:val="single" w:space="0" w:color="D3D3D3"/>
+              <w:end w:val="single" w:space="0" w:color="D3D3D3"/>
+            </w:tcBorders>
+          </w:tcPr>
+          <w:p>
+            <w:pPr>
+              <w:spacing w:before="0" w:after="60"/>
+              <w:keepNext/>
+              <w:jc w:val="center"/>
+            </w:pPr>
+            <w:r>
+              <w:rPr>
+                <w:rFonts w:ascii="Calibri" w:hAnsi="Calibri"/>
+                <w:sz w:val="20"/>
+              </w:rPr>
+              <w:t xml:space="default">1,395 (37.34%)</w:t>
+            </w:r>
+          </w:p>
+        </w:tc>
+        <w:tc>
+          <w:tcPr>
+            <w:tcBorders>
+              <w:top w:val="single" w:space="0" w:color="D3D3D3"/>
+              <w:bottom w:val="single" w:space="0" w:color="D3D3D3"/>
+              <w:start w:val="single" w:space="0" w:color="D3D3D3"/>
+              <w:end w:val="single" w:space="0" w:color="D3D3D3"/>
+            </w:tcBorders>
+          </w:tcPr>
+          <w:p>
+            <w:pPr>
+              <w:spacing w:before="0" w:after="60"/>
+              <w:keepNext/>
+              <w:jc w:val="center"/>
+            </w:pPr>
+            <w:r>
+              <w:rPr>
+                <w:rFonts w:ascii="Calibri" w:hAnsi="Calibri"/>
+                <w:sz w:val="20"/>
+              </w:rPr>
+              <w:t xml:space="default">1,872 (35.83%)</w:t>
             </w:r>
           </w:p>
         </w:tc>
@@ -1097,103 +1837,223 @@
                 <w:rFonts w:ascii="Calibri" w:hAnsi="Calibri"/>
                 <w:sz w:val="20"/>
               </w:rPr>
-              <w:t xml:space="default">1,757,104 (35.47%) (35.4%, 35.5%)</w:t>
-            </w:r>
-          </w:p>
-        </w:tc>
-        <w:tc>
-          <w:tcPr>
-            <w:tcBorders>
-              <w:top w:val="single" w:space="0" w:color="D3D3D3"/>
-              <w:bottom w:val="single" w:space="0" w:color="D3D3D3"/>
-              <w:start w:val="single" w:space="0" w:color="D3D3D3"/>
-              <w:end w:val="single" w:space="0" w:color="D3D3D3"/>
-            </w:tcBorders>
-          </w:tcPr>
-          <w:p>
-            <w:pPr>
-              <w:spacing w:before="0" w:after="60"/>
-              <w:keepNext/>
-              <w:jc w:val="center"/>
-            </w:pPr>
-            <w:r>
-              <w:rPr>
-                <w:rFonts w:ascii="Calibri" w:hAnsi="Calibri"/>
-                <w:sz w:val="20"/>
-              </w:rPr>
-              <w:t xml:space="default">273,661 (42.01%) (41.9%, 42.1%)</w:t>
-            </w:r>
-          </w:p>
-        </w:tc>
-        <w:tc>
-          <w:tcPr>
-            <w:tcBorders>
-              <w:top w:val="single" w:space="0" w:color="D3D3D3"/>
-              <w:bottom w:val="single" w:space="0" w:color="D3D3D3"/>
-              <w:start w:val="single" w:space="0" w:color="D3D3D3"/>
-              <w:end w:val="single" w:space="0" w:color="D3D3D3"/>
-            </w:tcBorders>
-          </w:tcPr>
-          <w:p>
-            <w:pPr>
-              <w:spacing w:before="0" w:after="60"/>
-              <w:keepNext/>
-              <w:jc w:val="center"/>
-            </w:pPr>
-            <w:r>
-              <w:rPr>
-                <w:rFonts w:ascii="Calibri" w:hAnsi="Calibri"/>
-                <w:sz w:val="20"/>
-              </w:rPr>
-              <w:t xml:space="default">139,464 (43.93%) (43.8%, 44.1%)</w:t>
-            </w:r>
-          </w:p>
-        </w:tc>
-        <w:tc>
-          <w:tcPr>
-            <w:tcBorders>
-              <w:top w:val="single" w:space="0" w:color="D3D3D3"/>
-              <w:bottom w:val="single" w:space="0" w:color="D3D3D3"/>
-              <w:start w:val="single" w:space="0" w:color="D3D3D3"/>
-              <w:end w:val="single" w:space="0" w:color="D3D3D3"/>
-            </w:tcBorders>
-          </w:tcPr>
-          <w:p>
-            <w:pPr>
-              <w:spacing w:before="0" w:after="60"/>
-              <w:keepNext/>
-              <w:jc w:val="center"/>
-            </w:pPr>
-            <w:r>
-              <w:rPr>
-                <w:rFonts w:ascii="Calibri" w:hAnsi="Calibri"/>
-                <w:sz w:val="20"/>
-              </w:rPr>
-              <w:t xml:space="default">118,455 (45.39%) (45.2%, 45.6%)</w:t>
-            </w:r>
-          </w:p>
-        </w:tc>
-        <w:tc>
-          <w:tcPr>
-            <w:tcBorders>
-              <w:top w:val="single" w:space="0" w:color="D3D3D3"/>
-              <w:bottom w:val="single" w:space="0" w:color="D3D3D3"/>
-              <w:start w:val="single" w:space="0" w:color="D3D3D3"/>
-              <w:end w:val="single" w:space="0" w:color="D3D3D3"/>
-            </w:tcBorders>
-          </w:tcPr>
-          <w:p>
-            <w:pPr>
-              <w:spacing w:before="0" w:after="60"/>
-              <w:keepNext/>
-              <w:jc w:val="center"/>
-            </w:pPr>
-            <w:r>
-              <w:rPr>
-                <w:rFonts w:ascii="Calibri" w:hAnsi="Calibri"/>
-                <w:sz w:val="20"/>
-              </w:rPr>
-              <w:t xml:space="default">2,533 (28.27%) (27.3%, 29.2%)</w:t>
+              <w:t xml:space="default">346,515 (21.66%)</w:t>
+            </w:r>
+          </w:p>
+        </w:tc>
+        <w:tc>
+          <w:tcPr>
+            <w:tcBorders>
+              <w:top w:val="single" w:space="0" w:color="D3D3D3"/>
+              <w:bottom w:val="single" w:space="0" w:color="D3D3D3"/>
+              <w:start w:val="single" w:space="0" w:color="D3D3D3"/>
+              <w:end w:val="single" w:space="0" w:color="D3D3D3"/>
+            </w:tcBorders>
+          </w:tcPr>
+          <w:p>
+            <w:pPr>
+              <w:spacing w:before="0" w:after="60"/>
+              <w:keepNext/>
+              <w:jc w:val="center"/>
+            </w:pPr>
+            <w:r>
+              <w:rPr>
+                <w:rFonts w:ascii="Calibri" w:hAnsi="Calibri"/>
+                <w:sz w:val="20"/>
+              </w:rPr>
+              <w:t xml:space="default">1,410,589 (42.06%)</w:t>
+            </w:r>
+          </w:p>
+        </w:tc>
+        <w:tc>
+          <w:tcPr>
+            <w:tcBorders>
+              <w:top w:val="single" w:space="0" w:color="D3D3D3"/>
+              <w:bottom w:val="single" w:space="0" w:color="D3D3D3"/>
+              <w:start w:val="single" w:space="0" w:color="D3D3D3"/>
+              <w:end w:val="single" w:space="0" w:color="D3D3D3"/>
+            </w:tcBorders>
+          </w:tcPr>
+          <w:p>
+            <w:pPr>
+              <w:spacing w:before="0" w:after="60"/>
+              <w:keepNext/>
+              <w:jc w:val="center"/>
+            </w:pPr>
+            <w:r>
+              <w:rPr>
+                <w:rFonts w:ascii="Calibri" w:hAnsi="Calibri"/>
+                <w:sz w:val="20"/>
+              </w:rPr>
+              <w:t xml:space="default">49,800 (26.72%)</w:t>
+            </w:r>
+          </w:p>
+        </w:tc>
+        <w:tc>
+          <w:tcPr>
+            <w:tcBorders>
+              <w:top w:val="single" w:space="0" w:color="D3D3D3"/>
+              <w:bottom w:val="single" w:space="0" w:color="D3D3D3"/>
+              <w:start w:val="single" w:space="0" w:color="D3D3D3"/>
+              <w:end w:val="single" w:space="0" w:color="D3D3D3"/>
+            </w:tcBorders>
+          </w:tcPr>
+          <w:p>
+            <w:pPr>
+              <w:spacing w:before="0" w:after="60"/>
+              <w:keepNext/>
+              <w:jc w:val="center"/>
+            </w:pPr>
+            <w:r>
+              <w:rPr>
+                <w:rFonts w:ascii="Calibri" w:hAnsi="Calibri"/>
+                <w:sz w:val="20"/>
+              </w:rPr>
+              <w:t xml:space="default">223,861 (48.13%)</w:t>
+            </w:r>
+          </w:p>
+        </w:tc>
+        <w:tc>
+          <w:tcPr>
+            <w:tcBorders>
+              <w:top w:val="single" w:space="0" w:color="D3D3D3"/>
+              <w:bottom w:val="single" w:space="0" w:color="D3D3D3"/>
+              <w:start w:val="single" w:space="0" w:color="D3D3D3"/>
+              <w:end w:val="single" w:space="0" w:color="D3D3D3"/>
+            </w:tcBorders>
+          </w:tcPr>
+          <w:p>
+            <w:pPr>
+              <w:spacing w:before="0" w:after="60"/>
+              <w:keepNext/>
+              <w:jc w:val="center"/>
+            </w:pPr>
+            <w:r>
+              <w:rPr>
+                <w:rFonts w:ascii="Calibri" w:hAnsi="Calibri"/>
+                <w:sz w:val="20"/>
+              </w:rPr>
+              <w:t xml:space="default">23,900 (27.80%)</w:t>
+            </w:r>
+          </w:p>
+        </w:tc>
+        <w:tc>
+          <w:tcPr>
+            <w:tcBorders>
+              <w:top w:val="single" w:space="0" w:color="D3D3D3"/>
+              <w:bottom w:val="single" w:space="0" w:color="D3D3D3"/>
+              <w:start w:val="single" w:space="0" w:color="D3D3D3"/>
+              <w:end w:val="single" w:space="0" w:color="D3D3D3"/>
+            </w:tcBorders>
+          </w:tcPr>
+          <w:p>
+            <w:pPr>
+              <w:spacing w:before="0" w:after="60"/>
+              <w:keepNext/>
+              <w:jc w:val="center"/>
+            </w:pPr>
+            <w:r>
+              <w:rPr>
+                <w:rFonts w:ascii="Calibri" w:hAnsi="Calibri"/>
+                <w:sz w:val="20"/>
+              </w:rPr>
+              <w:t xml:space="default">115,564 (49.92%)</w:t>
+            </w:r>
+          </w:p>
+        </w:tc>
+        <w:tc>
+          <w:tcPr>
+            <w:tcBorders>
+              <w:top w:val="single" w:space="0" w:color="D3D3D3"/>
+              <w:bottom w:val="single" w:space="0" w:color="D3D3D3"/>
+              <w:start w:val="single" w:space="0" w:color="D3D3D3"/>
+              <w:end w:val="single" w:space="0" w:color="D3D3D3"/>
+            </w:tcBorders>
+          </w:tcPr>
+          <w:p>
+            <w:pPr>
+              <w:spacing w:before="0" w:after="60"/>
+              <w:keepNext/>
+              <w:jc w:val="center"/>
+            </w:pPr>
+            <w:r>
+              <w:rPr>
+                <w:rFonts w:ascii="Calibri" w:hAnsi="Calibri"/>
+                <w:sz w:val="20"/>
+              </w:rPr>
+              <w:t xml:space="default">18,005 (27.81%)</w:t>
+            </w:r>
+          </w:p>
+        </w:tc>
+        <w:tc>
+          <w:tcPr>
+            <w:tcBorders>
+              <w:top w:val="single" w:space="0" w:color="D3D3D3"/>
+              <w:bottom w:val="single" w:space="0" w:color="D3D3D3"/>
+              <w:start w:val="single" w:space="0" w:color="D3D3D3"/>
+              <w:end w:val="single" w:space="0" w:color="D3D3D3"/>
+            </w:tcBorders>
+          </w:tcPr>
+          <w:p>
+            <w:pPr>
+              <w:spacing w:before="0" w:after="60"/>
+              <w:keepNext/>
+              <w:jc w:val="center"/>
+            </w:pPr>
+            <w:r>
+              <w:rPr>
+                <w:rFonts w:ascii="Calibri" w:hAnsi="Calibri"/>
+                <w:sz w:val="20"/>
+              </w:rPr>
+              <w:t xml:space="default">100,450 (51.19%)</w:t>
+            </w:r>
+          </w:p>
+        </w:tc>
+        <w:tc>
+          <w:tcPr>
+            <w:tcBorders>
+              <w:top w:val="single" w:space="0" w:color="D3D3D3"/>
+              <w:bottom w:val="single" w:space="0" w:color="D3D3D3"/>
+              <w:start w:val="single" w:space="0" w:color="D3D3D3"/>
+              <w:end w:val="single" w:space="0" w:color="D3D3D3"/>
+            </w:tcBorders>
+          </w:tcPr>
+          <w:p>
+            <w:pPr>
+              <w:spacing w:before="0" w:after="60"/>
+              <w:keepNext/>
+              <w:jc w:val="center"/>
+            </w:pPr>
+            <w:r>
+              <w:rPr>
+                <w:rFonts w:ascii="Calibri" w:hAnsi="Calibri"/>
+                <w:sz w:val="20"/>
+              </w:rPr>
+              <w:t xml:space="default">728 (19.49%)</w:t>
+            </w:r>
+          </w:p>
+        </w:tc>
+        <w:tc>
+          <w:tcPr>
+            <w:tcBorders>
+              <w:top w:val="single" w:space="0" w:color="D3D3D3"/>
+              <w:bottom w:val="single" w:space="0" w:color="D3D3D3"/>
+              <w:start w:val="single" w:space="0" w:color="D3D3D3"/>
+              <w:end w:val="single" w:space="0" w:color="D3D3D3"/>
+            </w:tcBorders>
+          </w:tcPr>
+          <w:p>
+            <w:pPr>
+              <w:spacing w:before="0" w:after="60"/>
+              <w:keepNext/>
+              <w:jc w:val="center"/>
+            </w:pPr>
+            <w:r>
+              <w:rPr>
+                <w:rFonts w:ascii="Calibri" w:hAnsi="Calibri"/>
+                <w:sz w:val="20"/>
+              </w:rPr>
+              <w:t xml:space="default">1,805 (34.55%)</w:t>
             </w:r>
           </w:p>
         </w:tc>
@@ -1204,7 +2064,7 @@
         </w:trPr>
         <w:tc>
           <w:tcPr>
-            <w:gridSpan w:val="6"/>
+            <w:gridSpan w:val="11"/>
           </w:tcPr>
           <w:p>
             <w:pPr>
@@ -1226,29 +2086,6 @@
                 <w:sz w:val="20"/>
               </w:rPr>
               <w:t xml:space="default">n (%)</w:t>
-            </w:r>
-          </w:p>
-        </w:tc>
-      </w:tr>
-      <w:tr>
-        <w:trPr>
-          <w:cantSplit/>
-        </w:trPr>
-        <w:tc>
-          <w:tcPr>
-            <w:gridSpan w:val="6"/>
-          </w:tcPr>
-          <w:p>
-            <w:pPr>
-              <w:spacing w:before="0" w:after="60"/>
-              <w:keepNext/>
-            </w:pPr>
-            <w:r>
-              <w:rPr>
-                <w:rFonts w:ascii="Calibri" w:hAnsi="Calibri"/>
-                <w:sz w:val="20"/>
-              </w:rPr>
-              <w:t xml:space="preserve">Abbreviation: CI = Confidence Interval</w:t>
             </w:r>
           </w:p>
         </w:tc>
